--- a/oxt_seminar/OXT_resheniya_zadach.docx
+++ b/oxt_seminar/OXT_resheniya_zadach.docx
@@ -4,21 +4,49 @@
   <w:body>
     <w:p>
       <w:pPr>
-        <w:spacing w:after="40" w:before="0" w:line="276" w:lineRule="auto"/>
+        <w:jc w:val="center"/>
       </w:pPr>
       <w:r>
         <w:rPr>
           <w:rFonts w:ascii="Times New Roman" w:hAnsi="Times New Roman" w:eastAsia="Times New Roman"/>
           <w:b/>
           <w:i w:val="0"/>
-          <w:sz w:val="36"/>
-        </w:rPr>
-        <w:t>Основы химической технологии. Семинары</w:t>
+          <w:sz w:val="28"/>
+        </w:rPr>
+        <w:t>РХТУ им. Д. И. Менделеева</w:t>
       </w:r>
     </w:p>
     <w:p>
       <w:pPr>
-        <w:spacing w:after="240" w:before="0" w:line="276" w:lineRule="auto"/>
+        <w:jc w:val="center"/>
+      </w:pPr>
+      <w:r>
+        <w:rPr>
+          <w:rFonts w:ascii="Times New Roman" w:hAnsi="Times New Roman" w:eastAsia="Times New Roman"/>
+          <w:b/>
+          <w:i w:val="0"/>
+          <w:sz w:val="32"/>
+        </w:rPr>
+        <w:t>Основы химической технологии</w:t>
+      </w:r>
+    </w:p>
+    <w:p>
+      <w:pPr>
+        <w:jc w:val="center"/>
+      </w:pPr>
+      <w:r>
+        <w:rPr>
+          <w:rFonts w:ascii="Times New Roman" w:hAnsi="Times New Roman" w:eastAsia="Times New Roman"/>
+          <w:b/>
+          <w:i w:val="0"/>
+          <w:sz w:val="32"/>
+        </w:rPr>
+        <w:t>Полные решения задач семинаров</w:t>
+      </w:r>
+    </w:p>
+    <w:p>
+      <w:pPr>
+        <w:jc w:val="center"/>
       </w:pPr>
       <w:r>
         <w:rPr>
@@ -27,41 +55,13 @@
           <w:i/>
           <w:sz w:val="28"/>
         </w:rPr>
-        <w:t>Решения задач: стехиометрия, термодинамика, кинетика</w:t>
+        <w:t>Стехиометрия  ·  Термодинамика  ·  Кинетика</w:t>
       </w:r>
     </w:p>
     <w:p>
       <w:pPr>
-        <w:spacing w:after="200" w:before="0" w:line="276" w:lineRule="auto"/>
-      </w:pPr>
-      <w:r>
-        <w:rPr>
-          <w:rFonts w:ascii="Times New Roman" w:hAnsi="Times New Roman" w:eastAsia="Times New Roman"/>
-          <w:b w:val="0"/>
-          <w:i w:val="0"/>
-          <w:sz w:val="24"/>
-        </w:rPr>
-        <w:t>Расчёты по формулам семинара. R = 8,314 Дж/(моль·К). Ответы сверены с числами в бланках задач.</w:t>
-      </w:r>
-    </w:p>
-    <w:p>
-      <w:pPr>
         <w:spacing w:after="160" w:before="240" w:line="276" w:lineRule="auto"/>
-      </w:pPr>
-      <w:r>
-        <w:rPr>
-          <w:rFonts w:ascii="Times New Roman" w:hAnsi="Times New Roman" w:eastAsia="Times New Roman"/>
-          <w:b/>
-          <w:i w:val="0"/>
-          <w:color w:val="1F4E79"/>
-          <w:sz w:val="32"/>
-        </w:rPr>
-        <w:t>I. Стехиометрия</w:t>
-      </w:r>
-    </w:p>
-    <w:p>
-      <w:pPr>
-        <w:spacing w:after="120" w:before="0" w:line="276" w:lineRule="auto"/>
+        <w:ind w:firstLine="0"/>
       </w:pPr>
       <w:r>
         <w:rPr>
@@ -70,252 +70,29 @@
           <w:i/>
           <w:sz w:val="26"/>
         </w:rPr>
-        <w:t>Метод. Для каждой реакции вводим степень протекания ξ (моль/л при V = const). C_i = C_i0 + Σ ν_ij ξ_j. Степень превращения x_B = (C_B0 − C_B)/C_B0. Выход E_P = (ν_B/ν_P) · C_P / C_B0.</w:t>
+        <w:t>Все расчёты выполнены по формулам семинара. Универсальная газовая постоянная R = 8,314 Дж/(моль·К) = 8,314 кДж/(кмоль·К). Объём реакционной массы считаем постоянным, поэтому концентрации (моль/л) можно использовать вместо количеств вещества.</w:t>
       </w:r>
     </w:p>
     <w:p>
       <w:pPr>
-        <w:spacing w:after="80" w:before="200" w:line="276" w:lineRule="auto"/>
+        <w:spacing w:after="160" w:before="320" w:line="276" w:lineRule="auto"/>
+        <w:ind w:firstLine="0"/>
       </w:pPr>
       <w:r>
         <w:rPr>
           <w:rFonts w:ascii="Times New Roman" w:hAnsi="Times New Roman" w:eastAsia="Times New Roman"/>
           <w:b/>
           <w:i w:val="0"/>
-          <w:color w:val="2E75B6"/>
-          <w:sz w:val="28"/>
-        </w:rPr>
-        <w:t>Задача 1</w:t>
+          <w:color w:val="1F4E79"/>
+          <w:sz w:val="36"/>
+        </w:rPr>
+        <w:t>Часть I. Стехиометрия</w:t>
       </w:r>
     </w:p>
     <w:p>
       <w:pPr>
-        <w:spacing w:after="120" w:before="0" w:line="276" w:lineRule="auto"/>
-      </w:pPr>
-      <w:r>
-        <w:rPr>
-          <w:rFonts w:ascii="Times New Roman" w:hAnsi="Times New Roman" w:eastAsia="Times New Roman"/>
-          <w:b w:val="0"/>
-          <w:i w:val="0"/>
-          <w:sz w:val="28"/>
-        </w:rPr>
-        <w:t>A + B → R + D    (ξ1)</w:t>
-        <w:br/>
-        <w:t>2B → P            (ξ2)</w:t>
-        <w:br/>
-        <w:t>2R → S            (ξ3)</w:t>
-        <w:br/>
-        <w:t>CA0 = 0,1 моль/л; CB0 = 0,3 моль/л; CP = 0,028; CS = 0,012; CD = 0,034.</w:t>
-      </w:r>
-    </w:p>
-    <w:p>
-      <w:pPr>
-        <w:spacing w:after="120" w:before="0" w:line="276" w:lineRule="auto"/>
-      </w:pPr>
-      <w:r>
-        <w:rPr>
-          <w:rFonts w:ascii="Times New Roman" w:hAnsi="Times New Roman" w:eastAsia="Times New Roman"/>
-          <w:b w:val="0"/>
-          <w:i w:val="0"/>
-          <w:sz w:val="28"/>
-        </w:rPr>
-        <w:t>Из балансов продуктов: CD = ξ1 ⇒ ξ1 = 0,034;  CP = ξ2 ⇒ ξ2 = 0,028;  CS = ξ3 ⇒ ξ3 = 0,012.</w:t>
-        <w:br/>
-        <w:t>CR = ξ1 − 2ξ3 = 0,034 − 2·0,012 = 0,010 моль/л.</w:t>
-        <w:br/>
-        <w:t>Израсходовано B: ΔCB = ξ1 + 2ξ2 = 0,034 + 0,056 = 0,090 моль/л.</w:t>
-        <w:br/>
-        <w:t>xB = 0,090 / 0,3 = 0,30.</w:t>
-        <w:br/>
-        <w:t>Для 2B → P максимум P равен CB0/2 = 0,15;  EP = 0,028 / 0,15 = 0,187.</w:t>
-      </w:r>
-    </w:p>
-    <w:p>
-      <w:pPr>
-        <w:spacing w:after="200" w:before="0" w:line="276" w:lineRule="auto"/>
-      </w:pPr>
-      <w:r>
-        <w:rPr>
-          <w:rFonts w:ascii="Times New Roman" w:hAnsi="Times New Roman" w:eastAsia="Times New Roman"/>
-          <w:b/>
-          <w:i w:val="0"/>
-          <w:sz w:val="28"/>
-        </w:rPr>
-        <w:t>Ответ: CR = 0,01 моль/л;  xB = 0,30;  EP = 0,187.</w:t>
-      </w:r>
-    </w:p>
-    <w:p>
-      <w:pPr>
-        <w:spacing w:after="80" w:before="200" w:line="276" w:lineRule="auto"/>
-      </w:pPr>
-      <w:r>
-        <w:rPr>
-          <w:rFonts w:ascii="Times New Roman" w:hAnsi="Times New Roman" w:eastAsia="Times New Roman"/>
-          <w:b/>
-          <w:i w:val="0"/>
-          <w:color w:val="2E75B6"/>
-          <w:sz w:val="28"/>
-        </w:rPr>
-        <w:t>Задача 2</w:t>
-      </w:r>
-    </w:p>
-    <w:p>
-      <w:pPr>
-        <w:spacing w:after="120" w:before="0" w:line="276" w:lineRule="auto"/>
-      </w:pPr>
-      <w:r>
-        <w:rPr>
-          <w:rFonts w:ascii="Times New Roman" w:hAnsi="Times New Roman" w:eastAsia="Times New Roman"/>
-          <w:b w:val="0"/>
-          <w:i w:val="0"/>
-          <w:sz w:val="28"/>
-        </w:rPr>
-        <w:t>A + B → R          (ξ1)</w:t>
-        <w:br/>
-        <w:t>2A → S             (ξ2)</w:t>
-        <w:br/>
-        <w:t>2S + B → T + 2D    (ξ3)</w:t>
-        <w:br/>
-        <w:t>R + A → T          (ξ4)</w:t>
-        <w:br/>
-        <w:t>CA0 = 2; CB0 = 1,7; CA = 0,1; CB = 0,5; CT = 0,15; CD = 0,05.</w:t>
-      </w:r>
-    </w:p>
-    <w:p>
-      <w:pPr>
-        <w:spacing w:after="120" w:before="0" w:line="276" w:lineRule="auto"/>
-      </w:pPr>
-      <w:r>
-        <w:rPr>
-          <w:rFonts w:ascii="Times New Roman" w:hAnsi="Times New Roman" w:eastAsia="Times New Roman"/>
-          <w:b w:val="0"/>
-          <w:i w:val="0"/>
-          <w:sz w:val="28"/>
-        </w:rPr>
-        <w:t>CD = 2ξ3 ⇒ ξ3 = 0,025.</w:t>
-        <w:br/>
-        <w:t>CB: CB0 − ξ1 − ξ3 = 0,5 ⇒ ξ1 + 0,025 = 1,2 ⇒ ξ1 = 1,175.</w:t>
-        <w:br/>
-        <w:t>CT: ξ3 + ξ4 = 0,15 ⇒ ξ4 = 0,125.</w:t>
-        <w:br/>
-        <w:t>CA: CA0 − ξ1 − 2ξ2 − ξ4 = 0,1 ⇒ 2 − 1,175 − 2ξ2 − 0,125 = 0,1 ⇒ 2ξ2 = 0,6 ⇒ ξ2 = 0,3.</w:t>
-        <w:br/>
-        <w:t>CR = ξ1 − ξ4 = 1,175 − 0,125 = 1,05 моль/л.</w:t>
-        <w:br/>
-        <w:t>CS = ξ2 − 2ξ3 = 0,3 − 0,050 = 0,25 моль/л.</w:t>
-      </w:r>
-    </w:p>
-    <w:p>
-      <w:pPr>
-        <w:spacing w:after="200" w:before="0" w:line="276" w:lineRule="auto"/>
-      </w:pPr>
-      <w:r>
-        <w:rPr>
-          <w:rFonts w:ascii="Times New Roman" w:hAnsi="Times New Roman" w:eastAsia="Times New Roman"/>
-          <w:b/>
-          <w:i w:val="0"/>
-          <w:sz w:val="28"/>
-        </w:rPr>
-        <w:t>Ответ: CR = 1,05 моль/л;  CS = 0,25 моль/л.</w:t>
-      </w:r>
-    </w:p>
-    <w:p>
-      <w:pPr>
-        <w:spacing w:after="80" w:before="200" w:line="276" w:lineRule="auto"/>
-      </w:pPr>
-      <w:r>
-        <w:rPr>
-          <w:rFonts w:ascii="Times New Roman" w:hAnsi="Times New Roman" w:eastAsia="Times New Roman"/>
-          <w:b/>
-          <w:i w:val="0"/>
-          <w:color w:val="2E75B6"/>
-          <w:sz w:val="28"/>
-        </w:rPr>
-        <w:t>Задача 3</w:t>
-      </w:r>
-    </w:p>
-    <w:p>
-      <w:pPr>
-        <w:spacing w:after="120" w:before="0" w:line="276" w:lineRule="auto"/>
-      </w:pPr>
-      <w:r>
-        <w:rPr>
-          <w:rFonts w:ascii="Times New Roman" w:hAnsi="Times New Roman" w:eastAsia="Times New Roman"/>
-          <w:b w:val="0"/>
-          <w:i w:val="0"/>
-          <w:sz w:val="28"/>
-        </w:rPr>
-        <w:t>A + 2B → R         (ξ1)</w:t>
-        <w:br/>
-        <w:t>R + B → S          (ξ2)</w:t>
-        <w:br/>
-        <w:t>3B → 2T            (ξ3)</w:t>
-        <w:br/>
-        <w:t>2A + B → S + D     (ξ4)</w:t>
-        <w:br/>
-        <w:t>CA0 = 1; CA = 0,44; CR = 0,05; CS = 0,33; CT = 0,14; B прореагировал полностью.</w:t>
-      </w:r>
-    </w:p>
-    <w:p>
-      <w:pPr>
-        <w:spacing w:after="120" w:before="0" w:line="276" w:lineRule="auto"/>
-      </w:pPr>
-      <w:r>
-        <w:rPr>
-          <w:rFonts w:ascii="Times New Roman" w:hAnsi="Times New Roman" w:eastAsia="Times New Roman"/>
-          <w:b w:val="0"/>
-          <w:i w:val="0"/>
-          <w:sz w:val="28"/>
-        </w:rPr>
-        <w:t>CT = 2ξ3 ⇒ ξ3 = 0,07.</w:t>
-        <w:br/>
-        <w:t>CR = ξ1 − ξ2 = 0,05  ⇒  ξ1 = 0,05 + ξ2.</w:t>
-        <w:br/>
-        <w:t>CS = ξ2 + ξ4 = 0,33  ⇒  ξ2 = 0,33 − ξ4.</w:t>
-        <w:br/>
-        <w:t>CA: 1 − ξ1 − 2ξ4 = 0,44 ⇒ ξ1 + 2ξ4 = 0,56.</w:t>
-        <w:br/>
-        <w:t>Подстановка: 0,05 + (0,33 − ξ4) + 2ξ4 = 0,56 ⇒ 0,38 + ξ4 = 0,56 ⇒ ξ4 = 0,18.</w:t>
-        <w:br/>
-        <w:t>ξ2 = 0,15;  ξ1 = 0,20.</w:t>
-        <w:br/>
-        <w:t>CD = ξ4 = 0,18 моль/л.</w:t>
-        <w:br/>
-        <w:t>CB0 = 2ξ1 + ξ2 + 3ξ3 + ξ4 = 0,40 + 0,15 + 0,21 + 0,18 = 0,94 моль/л.</w:t>
-      </w:r>
-    </w:p>
-    <w:p>
-      <w:pPr>
-        <w:spacing w:after="200" w:before="0" w:line="276" w:lineRule="auto"/>
-      </w:pPr>
-      <w:r>
-        <w:rPr>
-          <w:rFonts w:ascii="Times New Roman" w:hAnsi="Times New Roman" w:eastAsia="Times New Roman"/>
-          <w:b/>
-          <w:i w:val="0"/>
-          <w:sz w:val="28"/>
-        </w:rPr>
-        <w:t>Ответ: CB0 = 0,94 моль/л;  CD = 0,18 моль/л.</w:t>
-      </w:r>
-    </w:p>
-    <w:p>
-      <w:pPr>
-        <w:spacing w:after="160" w:before="240" w:line="276" w:lineRule="auto"/>
-      </w:pPr>
-      <w:r>
-        <w:rPr>
-          <w:rFonts w:ascii="Times New Roman" w:hAnsi="Times New Roman" w:eastAsia="Times New Roman"/>
-          <w:b/>
-          <w:i w:val="0"/>
-          <w:color w:val="1F4E79"/>
-          <w:sz w:val="32"/>
-        </w:rPr>
-        <w:t>II. Термодинамика</w:t>
-      </w:r>
-    </w:p>
-    <w:p>
-      <w:pPr>
-        <w:spacing w:after="120" w:before="0" w:line="276" w:lineRule="auto"/>
+        <w:spacing w:after="80" w:before="0" w:line="276" w:lineRule="auto"/>
+        <w:ind w:firstLine="0"/>
       </w:pPr>
       <w:r>
         <w:rPr>
@@ -324,414 +101,11 @@
           <w:i/>
           <w:sz w:val="26"/>
         </w:rPr>
-        <w:t>ΔG = ΔH − TΔS;  K = exp(−ΔG / RT). При Δν = 0 для жидкой фазы Kc = Kp = K. van’t Hoff: ln(K2/K1) = −(ΔH/R)·(1/T2 − 1/T1).</w:t>
-      </w:r>
-    </w:p>
-    <w:p>
-      <w:pPr>
-        <w:spacing w:after="80" w:before="200" w:line="276" w:lineRule="auto"/>
-      </w:pPr>
-      <w:r>
-        <w:rPr>
-          <w:rFonts w:ascii="Times New Roman" w:hAnsi="Times New Roman" w:eastAsia="Times New Roman"/>
-          <w:b/>
-          <w:i w:val="0"/>
-          <w:color w:val="2E75B6"/>
-          <w:sz w:val="28"/>
-        </w:rPr>
-        <w:t>Пример 1.  A ↔ 2R</w:t>
-      </w:r>
-    </w:p>
-    <w:p>
-      <w:pPr>
-        <w:spacing w:after="120" w:before="0" w:line="276" w:lineRule="auto"/>
-      </w:pPr>
-      <w:r>
-        <w:rPr>
-          <w:rFonts w:ascii="Times New Roman" w:hAnsi="Times New Roman" w:eastAsia="Times New Roman"/>
-          <w:b w:val="0"/>
-          <w:i w:val="0"/>
-          <w:sz w:val="28"/>
-        </w:rPr>
-        <w:t>Kc = 1,33 моль/л; CA0 = 2 моль/л; xA = (3/4)·xA*.</w:t>
-      </w:r>
-    </w:p>
-    <w:p>
-      <w:pPr>
-        <w:spacing w:after="120" w:before="0" w:line="276" w:lineRule="auto"/>
-      </w:pPr>
-      <w:r>
-        <w:rPr>
-          <w:rFonts w:ascii="Times New Roman" w:hAnsi="Times New Roman" w:eastAsia="Times New Roman"/>
-          <w:b w:val="0"/>
-          <w:i w:val="0"/>
-          <w:sz w:val="28"/>
-        </w:rPr>
-        <w:t>Kc = CR*² / CA* = (2 CA0 x*)² / [CA0(1 − x*)] = 8 x*² / (1 − x*).</w:t>
+        <w:t>Общий приём. Каждой реакции присваиваем степень протекания ξj (моль/л). Стехиометрические коэффициенты продуктов положительные, исходных — отрицательные:</w:t>
+      </w:r>
+      <w:r>
         <w:br/>
-        <w:t>1,33(1 − x*) = 8 x*²  ⇒  8x*² + 1,33x* − 1,33 = 0.</w:t>
-        <w:br/>
-        <w:t>x* = [−1,33 + √(1,33² + 42,56)] / 16 = 0,333.</w:t>
-        <w:br/>
-        <w:t>xA = 0,75 · 0,333 = 0,25.</w:t>
-        <w:br/>
-        <w:t>Равновесный выход по определению семинара E_R* = Δn_R / (2 n_A0) = x* = 0,33. В бланке указано 0,75 — это заданная доля от x* (¾), не выход. Если выход считать как CR*/CA0 = 2x*, получится 0,67.</w:t>
-      </w:r>
-    </w:p>
-    <w:p>
-      <w:pPr>
-        <w:spacing w:after="200" w:before="0" w:line="276" w:lineRule="auto"/>
-      </w:pPr>
-      <w:r>
-        <w:rPr>
-          <w:rFonts w:ascii="Times New Roman" w:hAnsi="Times New Roman" w:eastAsia="Times New Roman"/>
-          <w:b/>
-          <w:i w:val="0"/>
-          <w:sz w:val="28"/>
-        </w:rPr>
-        <w:t>Ответ: xA = 0,25;  xA* = 0,33.  (В бланке ER* = 0,75 — это ¾ от равновесия.)</w:t>
-      </w:r>
-    </w:p>
-    <w:p>
-      <w:pPr>
-        <w:spacing w:after="80" w:before="200" w:line="276" w:lineRule="auto"/>
-      </w:pPr>
-      <w:r>
-        <w:rPr>
-          <w:rFonts w:ascii="Times New Roman" w:hAnsi="Times New Roman" w:eastAsia="Times New Roman"/>
-          <w:b/>
-          <w:i w:val="0"/>
-          <w:color w:val="2E75B6"/>
-          <w:sz w:val="28"/>
-        </w:rPr>
-        <w:t>Пример 2.  A + B ↔ R + S,  T = 330 К</w:t>
-      </w:r>
-    </w:p>
-    <w:p>
-      <w:pPr>
-        <w:spacing w:after="120" w:before="0" w:line="276" w:lineRule="auto"/>
-      </w:pPr>
-      <w:r>
-        <w:rPr>
-          <w:rFonts w:ascii="Times New Roman" w:hAnsi="Times New Roman" w:eastAsia="Times New Roman"/>
-          <w:b w:val="0"/>
-          <w:i w:val="0"/>
-          <w:sz w:val="28"/>
-        </w:rPr>
-        <w:t>ΔH = −59500 кДж/кмоль; ΔS = −175,5 кДж/(кмоль·К); CA0 = CB0 = 1,5 моль/л.</w:t>
-      </w:r>
-    </w:p>
-    <w:p>
-      <w:pPr>
-        <w:spacing w:after="120" w:before="0" w:line="276" w:lineRule="auto"/>
-      </w:pPr>
-      <w:r>
-        <w:rPr>
-          <w:rFonts w:ascii="Times New Roman" w:hAnsi="Times New Roman" w:eastAsia="Times New Roman"/>
-          <w:b w:val="0"/>
-          <w:i w:val="0"/>
-          <w:sz w:val="28"/>
-        </w:rPr>
-        <w:t>ΔG = ΔH − TΔS = −59500 − 330·(−175,5) = −59500 + 57915 = −1585 кДж/кмоль.</w:t>
-        <w:br/>
-        <w:t>K = exp(−ΔG/RT) = exp(1585 / (8,314·330)) = exp(0,578) = 1,78.</w:t>
-        <w:br/>
-        <w:t>Δν = 0, Kc = (x*/(1 − x*))² = 1,78  ⇒  x*/(1 − x*) = 1,335  ⇒  x* = 0,572.</w:t>
-        <w:br/>
-        <w:t>CR* = CS* = 1,5 · 0,572 = 0,86 моль/л;  CA* = CB* = 1,5 · 0,428 = 0,64 моль/л.</w:t>
-      </w:r>
-    </w:p>
-    <w:p>
-      <w:pPr>
-        <w:spacing w:after="200" w:before="0" w:line="276" w:lineRule="auto"/>
-      </w:pPr>
-      <w:r>
-        <w:rPr>
-          <w:rFonts w:ascii="Times New Roman" w:hAnsi="Times New Roman" w:eastAsia="Times New Roman"/>
-          <w:b/>
-          <w:i w:val="0"/>
-          <w:sz w:val="28"/>
-        </w:rPr>
-        <w:t>Ответ: CR* = CS* = 0,855 моль/л;  CA* = CB* = 0,645 моль/л.</w:t>
-      </w:r>
-    </w:p>
-    <w:p>
-      <w:pPr>
-        <w:spacing w:after="80" w:before="200" w:line="276" w:lineRule="auto"/>
-      </w:pPr>
-      <w:r>
-        <w:rPr>
-          <w:rFonts w:ascii="Times New Roman" w:hAnsi="Times New Roman" w:eastAsia="Times New Roman"/>
-          <w:b/>
-          <w:i w:val="0"/>
-          <w:color w:val="2E75B6"/>
-          <w:sz w:val="28"/>
-        </w:rPr>
-        <w:t>Пример 3.  A ↔ R</w:t>
-      </w:r>
-    </w:p>
-    <w:p>
-      <w:pPr>
-        <w:spacing w:after="120" w:before="0" w:line="276" w:lineRule="auto"/>
-      </w:pPr>
-      <w:r>
-        <w:rPr>
-          <w:rFonts w:ascii="Times New Roman" w:hAnsi="Times New Roman" w:eastAsia="Times New Roman"/>
-          <w:b w:val="0"/>
-          <w:i w:val="0"/>
-          <w:sz w:val="28"/>
-        </w:rPr>
-        <w:t>T1 = 298 К, Kp1 = 17,5; ΔH = −26000 Дж/моль; T2 = 348 К. На сколько изменится xA*.</w:t>
-      </w:r>
-    </w:p>
-    <w:p>
-      <w:pPr>
-        <w:spacing w:after="120" w:before="0" w:line="276" w:lineRule="auto"/>
-      </w:pPr>
-      <w:r>
-        <w:rPr>
-          <w:rFonts w:ascii="Times New Roman" w:hAnsi="Times New Roman" w:eastAsia="Times New Roman"/>
-          <w:b w:val="0"/>
-          <w:i w:val="0"/>
-          <w:sz w:val="28"/>
-        </w:rPr>
-        <w:t>x1* = K1/(1+K1) = 17,5/18,5 = 0,946.</w:t>
-        <w:br/>
-        <w:t>ln(K2/K1) = −(ΔH/R)(1/348 − 1/298) = −(−26000/8,314)·(−0,000482) = −1,507.</w:t>
-        <w:br/>
-        <w:t>K2 = 17,5 · e^(−1,507) = 3,87.</w:t>
-        <w:br/>
-        <w:t>x2* = 3,87/4,87 = 0,795.</w:t>
-        <w:br/>
-        <w:t>x1*/x2* = 0,946/0,795 = 1,19.</w:t>
-      </w:r>
-    </w:p>
-    <w:p>
-      <w:pPr>
-        <w:spacing w:after="200" w:before="0" w:line="276" w:lineRule="auto"/>
-      </w:pPr>
-      <w:r>
-        <w:rPr>
-          <w:rFonts w:ascii="Times New Roman" w:hAnsi="Times New Roman" w:eastAsia="Times New Roman"/>
-          <w:b/>
-          <w:i w:val="0"/>
-          <w:sz w:val="28"/>
-        </w:rPr>
-        <w:t>Ответ: xA*(298) больше xA*(348) в 1,19 раза.</w:t>
-      </w:r>
-    </w:p>
-    <w:p>
-      <w:pPr>
-        <w:spacing w:after="80" w:before="200" w:line="276" w:lineRule="auto"/>
-      </w:pPr>
-      <w:r>
-        <w:rPr>
-          <w:rFonts w:ascii="Times New Roman" w:hAnsi="Times New Roman" w:eastAsia="Times New Roman"/>
-          <w:b/>
-          <w:i w:val="0"/>
-          <w:color w:val="2E75B6"/>
-          <w:sz w:val="28"/>
-        </w:rPr>
-        <w:t>Пример 4.  A + B ↔ 2R</w:t>
-      </w:r>
-    </w:p>
-    <w:p>
-      <w:pPr>
-        <w:spacing w:after="120" w:before="0" w:line="276" w:lineRule="auto"/>
-      </w:pPr>
-      <w:r>
-        <w:rPr>
-          <w:rFonts w:ascii="Times New Roman" w:hAnsi="Times New Roman" w:eastAsia="Times New Roman"/>
-          <w:b w:val="0"/>
-          <w:i w:val="0"/>
-          <w:sz w:val="28"/>
-        </w:rPr>
-        <w:t>T = 298 К; ΔH = −30,5 кДж/моль; ΔS = −80 кДж/(кмоль·К). Сравнить xA* при CA0/CB0 = 0,5 и 0,25.</w:t>
-      </w:r>
-    </w:p>
-    <w:p>
-      <w:pPr>
-        <w:spacing w:after="120" w:before="0" w:line="276" w:lineRule="auto"/>
-      </w:pPr>
-      <w:r>
-        <w:rPr>
-          <w:rFonts w:ascii="Times New Roman" w:hAnsi="Times New Roman" w:eastAsia="Times New Roman"/>
-          <w:b w:val="0"/>
-          <w:i w:val="0"/>
-          <w:sz w:val="28"/>
-        </w:rPr>
-        <w:t>ΔG = −30500 − 298·(−80) = −6660 Дж/моль.</w:t>
-        <w:br/>
-        <w:t>K = exp(6660/(8,314·298)) = 14,70.</w:t>
-        <w:br/>
-        <w:t>Kc = 4 r x² / [(1 − x)(1 − r x)],  r = CA0/CB0.</w:t>
-        <w:br/>
-        <w:t>При r = 0,5: x1* = 0,836;  при r = 0,25: x2* = 0,924.</w:t>
-        <w:br/>
-        <w:t>x1*/x2* = 0,905.</w:t>
-      </w:r>
-    </w:p>
-    <w:p>
-      <w:pPr>
-        <w:spacing w:after="200" w:before="0" w:line="276" w:lineRule="auto"/>
-      </w:pPr>
-      <w:r>
-        <w:rPr>
-          <w:rFonts w:ascii="Times New Roman" w:hAnsi="Times New Roman" w:eastAsia="Times New Roman"/>
-          <w:b/>
-          <w:i w:val="0"/>
-          <w:sz w:val="28"/>
-        </w:rPr>
-        <w:t>Ответ: xA1* меньше xA2* в 0,905 раза (избыток B повышает xA*).</w:t>
-      </w:r>
-    </w:p>
-    <w:p>
-      <w:pPr>
-        <w:spacing w:after="80" w:before="200" w:line="276" w:lineRule="auto"/>
-      </w:pPr>
-      <w:r>
-        <w:rPr>
-          <w:rFonts w:ascii="Times New Roman" w:hAnsi="Times New Roman" w:eastAsia="Times New Roman"/>
-          <w:b/>
-          <w:i w:val="0"/>
-          <w:color w:val="2E75B6"/>
-          <w:sz w:val="28"/>
-        </w:rPr>
-        <w:t>Пример 5.  A + B ↔ 2R,  T = 500 К</w:t>
-      </w:r>
-    </w:p>
-    <w:p>
-      <w:pPr>
-        <w:spacing w:after="120" w:before="0" w:line="276" w:lineRule="auto"/>
-      </w:pPr>
-      <w:r>
-        <w:rPr>
-          <w:rFonts w:ascii="Times New Roman" w:hAnsi="Times New Roman" w:eastAsia="Times New Roman"/>
-          <w:b w:val="0"/>
-          <w:i w:val="0"/>
-          <w:sz w:val="28"/>
-        </w:rPr>
-        <w:t>k1 = 6,2·10⁴ exp(−27600/RT);  k−1 = 7,5·10⁵ exp(−32000/RT); CA0 = 2; CB0 = 2,5 моль/л. Обе реакции 2-го порядка.</w:t>
-      </w:r>
-    </w:p>
-    <w:p>
-      <w:pPr>
-        <w:spacing w:after="120" w:before="0" w:line="276" w:lineRule="auto"/>
-      </w:pPr>
-      <w:r>
-        <w:rPr>
-          <w:rFonts w:ascii="Times New Roman" w:hAnsi="Times New Roman" w:eastAsia="Times New Roman"/>
-          <w:b w:val="0"/>
-          <w:i w:val="0"/>
-          <w:sz w:val="28"/>
-        </w:rPr>
-        <w:t>k1(500) = 81,08;  k−1(500) = 340,3;  Kc = k1/k−1 = 0,238.</w:t>
-        <w:br/>
-        <w:t>Kc = CR*² / (CA* CB*),  CA* = 2 − ξ, CB* = 2,5 − ξ, CR* = 2ξ.</w:t>
-        <w:br/>
-        <w:t>4ξ² = 0,238 (2 − ξ)(2,5 − ξ)  ⇒  ξ = 0,438.</w:t>
-        <w:br/>
-        <w:t>CA* = 1,56; CB* = 2,06; CR* = 0,88 моль/л.</w:t>
-      </w:r>
-    </w:p>
-    <w:p>
-      <w:pPr>
-        <w:spacing w:after="200" w:before="0" w:line="276" w:lineRule="auto"/>
-      </w:pPr>
-      <w:r>
-        <w:rPr>
-          <w:rFonts w:ascii="Times New Roman" w:hAnsi="Times New Roman" w:eastAsia="Times New Roman"/>
-          <w:b/>
-          <w:i w:val="0"/>
-          <w:sz w:val="28"/>
-        </w:rPr>
-        <w:t>Ответ: CA* = 1,56;  CB* = 2,06;  CR* = 0,88 моль/л.</w:t>
-      </w:r>
-    </w:p>
-    <w:p>
-      <w:pPr>
-        <w:spacing w:after="80" w:before="200" w:line="276" w:lineRule="auto"/>
-      </w:pPr>
-      <w:r>
-        <w:rPr>
-          <w:rFonts w:ascii="Times New Roman" w:hAnsi="Times New Roman" w:eastAsia="Times New Roman"/>
-          <w:b/>
-          <w:i w:val="0"/>
-          <w:color w:val="2E75B6"/>
-          <w:sz w:val="28"/>
-        </w:rPr>
-        <w:t>Пример 6.  A + 2B ↔ 3R,  T = 373 К</w:t>
-      </w:r>
-    </w:p>
-    <w:p>
-      <w:pPr>
-        <w:spacing w:after="120" w:before="0" w:line="276" w:lineRule="auto"/>
-      </w:pPr>
-      <w:r>
-        <w:rPr>
-          <w:rFonts w:ascii="Times New Roman" w:hAnsi="Times New Roman" w:eastAsia="Times New Roman"/>
-          <w:b w:val="0"/>
-          <w:i w:val="0"/>
-          <w:sz w:val="28"/>
-        </w:rPr>
-        <w:t>ΔG = −11,2 кДж/моль; CA0 = 1; CB0 = 2 моль/л (стехиометрическая смесь).</w:t>
-      </w:r>
-    </w:p>
-    <w:p>
-      <w:pPr>
-        <w:spacing w:after="120" w:before="0" w:line="276" w:lineRule="auto"/>
-      </w:pPr>
-      <w:r>
-        <w:rPr>
-          <w:rFonts w:ascii="Times New Roman" w:hAnsi="Times New Roman" w:eastAsia="Times New Roman"/>
-          <w:b w:val="0"/>
-          <w:i w:val="0"/>
-          <w:sz w:val="28"/>
-        </w:rPr>
-        <w:t>K = exp(11200/(8,314·373)) = 37,03.</w:t>
-        <w:br/>
-        <w:t>CA* = 1 − x; CB* = 2 − 2x; CR* = 3x;  Δν = 0.</w:t>
-        <w:br/>
-        <w:t>K = 27x³ / [(1 − x)(2 − 2x)²] = (27/4)[x/(1 − x)]³.</w:t>
-        <w:br/>
-        <w:t>x/(1 − x) = (37,03 · 4/27)^(1/3) = 1,763  ⇒  x* = 0,64.</w:t>
-        <w:br/>
-        <w:t>CA* = 0,36; CB* = 0,72; CR* = 1,92 моль/л.</w:t>
-      </w:r>
-    </w:p>
-    <w:p>
-      <w:pPr>
-        <w:spacing w:after="200" w:before="0" w:line="276" w:lineRule="auto"/>
-      </w:pPr>
-      <w:r>
-        <w:rPr>
-          <w:rFonts w:ascii="Times New Roman" w:hAnsi="Times New Roman" w:eastAsia="Times New Roman"/>
-          <w:b/>
-          <w:i w:val="0"/>
-          <w:sz w:val="28"/>
-        </w:rPr>
-        <w:t>Ответ: xA* = 0,64;  CA* = 0,36;  CB* = 0,72;  CR* = 1,92 моль/л.</w:t>
-      </w:r>
-    </w:p>
-    <w:p>
-      <w:pPr>
-        <w:spacing w:after="160" w:before="240" w:line="276" w:lineRule="auto"/>
-      </w:pPr>
-      <w:r>
-        <w:rPr>
-          <w:rFonts w:ascii="Times New Roman" w:hAnsi="Times New Roman" w:eastAsia="Times New Roman"/>
-          <w:b/>
-          <w:i w:val="0"/>
-          <w:color w:val="1F4E79"/>
-          <w:sz w:val="32"/>
-        </w:rPr>
-        <w:t>III. Кинетика</w:t>
-      </w:r>
-    </w:p>
-    <w:p>
-      <w:pPr>
-        <w:spacing w:after="120" w:before="0" w:line="276" w:lineRule="auto"/>
-      </w:pPr>
+      </w:r>
       <w:r>
         <w:rPr>
           <w:rFonts w:ascii="Times New Roman" w:hAnsi="Times New Roman" w:eastAsia="Times New Roman"/>
@@ -739,12 +113,61 @@
           <w:i/>
           <w:sz w:val="26"/>
         </w:rPr>
-        <w:t>Аррениус: k = k0 exp(−Ea/RT). Для A+B при CA0=CB0: 1/C − 1/C0 = kt. Параллельные 1-го порядка: CA = CA0 e^−(k1+k2)t; продукты делятся в отношении констант. Последовательные A→R→S: CA = CA0 e^−k1 t; CR = CA0 k1/(k2−k1) (e^−k1t − e^−k2t).</w:t>
+        <w:t xml:space="preserve">    C_i = C_i0 + Σ_j ν_ij ξ_j.</w:t>
+      </w:r>
+      <w:r>
+        <w:br/>
+      </w:r>
+      <w:r>
+        <w:rPr>
+          <w:rFonts w:ascii="Times New Roman" w:hAnsi="Times New Roman" w:eastAsia="Times New Roman"/>
+          <w:b w:val="0"/>
+          <w:i/>
+          <w:sz w:val="26"/>
+        </w:rPr>
+        <w:t>Степень превращения исходного вещества:</w:t>
+      </w:r>
+      <w:r>
+        <w:br/>
+      </w:r>
+      <w:r>
+        <w:rPr>
+          <w:rFonts w:ascii="Times New Roman" w:hAnsi="Times New Roman" w:eastAsia="Times New Roman"/>
+          <w:b w:val="0"/>
+          <w:i/>
+          <w:sz w:val="26"/>
+        </w:rPr>
+        <w:t xml:space="preserve">    x_i = (C_i0 − C_i) / C_i0.</w:t>
+      </w:r>
+      <w:r>
+        <w:br/>
+      </w:r>
+      <w:r>
+        <w:rPr>
+          <w:rFonts w:ascii="Times New Roman" w:hAnsi="Times New Roman" w:eastAsia="Times New Roman"/>
+          <w:b w:val="0"/>
+          <w:i/>
+          <w:sz w:val="26"/>
+        </w:rPr>
+        <w:t>Выход продукта P по исходному B:</w:t>
+      </w:r>
+      <w:r>
+        <w:br/>
+      </w:r>
+      <w:r>
+        <w:rPr>
+          <w:rFonts w:ascii="Times New Roman" w:hAnsi="Times New Roman" w:eastAsia="Times New Roman"/>
+          <w:b w:val="0"/>
+          <w:i/>
+          <w:sz w:val="26"/>
+        </w:rPr>
+        <w:t xml:space="preserve">    E_P = (|ν_B| / ν_P) · C_P / C_B0.</w:t>
       </w:r>
     </w:p>
     <w:p>
       <w:pPr>
-        <w:spacing w:after="80" w:before="200" w:line="276" w:lineRule="auto"/>
+        <w:spacing w:after="120" w:before="240" w:line="276" w:lineRule="auto"/>
+        <w:ind w:firstLine="0"/>
       </w:pPr>
       <w:r>
         <w:rPr>
@@ -754,26 +177,28 @@
           <w:color w:val="2E75B6"/>
           <w:sz w:val="28"/>
         </w:rPr>
-        <w:t>Пример 2.  A + B → R</w:t>
+        <w:t>Задача 1</w:t>
       </w:r>
     </w:p>
     <w:p>
       <w:pPr>
-        <w:spacing w:after="120" w:before="0" w:line="276" w:lineRule="auto"/>
-      </w:pPr>
-      <w:r>
-        <w:rPr>
-          <w:rFonts w:ascii="Times New Roman" w:hAnsi="Times New Roman" w:eastAsia="Times New Roman"/>
-          <w:b w:val="0"/>
-          <w:i w:val="0"/>
-          <w:sz w:val="28"/>
-        </w:rPr>
-        <w:t>k = 100 л/(моль·ч); CA0 = CB0 = 0,08; CA = CB = 0,04 моль/л.</w:t>
+        <w:spacing w:after="40" w:before="40" w:line="276" w:lineRule="auto"/>
+        <w:ind w:firstLine="0"/>
+      </w:pPr>
+      <w:r>
+        <w:rPr>
+          <w:rFonts w:ascii="Times New Roman" w:hAnsi="Times New Roman" w:eastAsia="Times New Roman"/>
+          <w:b/>
+          <w:i w:val="0"/>
+          <w:sz w:val="28"/>
+        </w:rPr>
+        <w:t>Дано.</w:t>
       </w:r>
     </w:p>
     <w:p>
       <w:pPr>
-        <w:spacing w:after="120" w:before="0" w:line="276" w:lineRule="auto"/>
+        <w:spacing w:after="80" w:before="0" w:line="276" w:lineRule="auto"/>
+        <w:ind w:firstLine="0"/>
       </w:pPr>
       <w:r>
         <w:rPr>
@@ -782,16 +207,73 @@
           <w:i w:val="0"/>
           <w:sz w:val="28"/>
         </w:rPr>
-        <w:t>Второй порядок, равные концентрации: 1/C − 1/C0 = k t.</w:t>
+        <w:t>Схема:</w:t>
+      </w:r>
+      <w:r>
         <w:br/>
-        <w:t>1/0,04 − 1/0,08 = 12,5 л/моль.</w:t>
+      </w:r>
+      <w:r>
+        <w:rPr>
+          <w:rFonts w:ascii="Times New Roman" w:hAnsi="Times New Roman" w:eastAsia="Times New Roman"/>
+          <w:b w:val="0"/>
+          <w:i w:val="0"/>
+          <w:sz w:val="28"/>
+        </w:rPr>
+        <w:t xml:space="preserve">    (1)  A + B → R + D</w:t>
+      </w:r>
+      <w:r>
         <w:br/>
-        <w:t>t = 12,5 / 100 = 0,125 ч = 0,125 · 3600 = 450 с.</w:t>
+      </w:r>
+      <w:r>
+        <w:rPr>
+          <w:rFonts w:ascii="Times New Roman" w:hAnsi="Times New Roman" w:eastAsia="Times New Roman"/>
+          <w:b w:val="0"/>
+          <w:i w:val="0"/>
+          <w:sz w:val="28"/>
+        </w:rPr>
+        <w:t xml:space="preserve">    (2)  2B → P</w:t>
+      </w:r>
+      <w:r>
+        <w:br/>
+      </w:r>
+      <w:r>
+        <w:rPr>
+          <w:rFonts w:ascii="Times New Roman" w:hAnsi="Times New Roman" w:eastAsia="Times New Roman"/>
+          <w:b w:val="0"/>
+          <w:i w:val="0"/>
+          <w:sz w:val="28"/>
+        </w:rPr>
+        <w:t xml:space="preserve">    (3)  2R → S</w:t>
+      </w:r>
+      <w:r>
+        <w:br/>
+      </w:r>
+      <w:r>
+        <w:rPr>
+          <w:rFonts w:ascii="Times New Roman" w:hAnsi="Times New Roman" w:eastAsia="Times New Roman"/>
+          <w:b w:val="0"/>
+          <w:i w:val="0"/>
+          <w:sz w:val="28"/>
+        </w:rPr>
+        <w:t>CA0 = 0,1 моль/л;  CB0 = 0,3 моль/л.</w:t>
+      </w:r>
+      <w:r>
+        <w:br/>
+      </w:r>
+      <w:r>
+        <w:rPr>
+          <w:rFonts w:ascii="Times New Roman" w:hAnsi="Times New Roman" w:eastAsia="Times New Roman"/>
+          <w:b w:val="0"/>
+          <w:i w:val="0"/>
+          <w:sz w:val="28"/>
+        </w:rPr>
+        <w:t>После процесса: CP = 0,028 моль/л;  CS = 0,012 моль/л;  CD = 0,034 моль/л.</w:t>
       </w:r>
     </w:p>
     <w:p>
       <w:pPr>
-        <w:spacing w:after="200" w:before="0" w:line="276" w:lineRule="auto"/>
+        <w:spacing w:after="40" w:before="0" w:line="276" w:lineRule="auto"/>
+        <w:ind w:firstLine="0"/>
       </w:pPr>
       <w:r>
         <w:rPr>
@@ -800,41 +282,43 @@
           <w:i w:val="0"/>
           <w:sz w:val="28"/>
         </w:rPr>
-        <w:t>Ответ: t = 450 с.</w:t>
+        <w:t>Найти.</w:t>
       </w:r>
     </w:p>
     <w:p>
       <w:pPr>
-        <w:spacing w:after="80" w:before="200" w:line="276" w:lineRule="auto"/>
-      </w:pPr>
-      <w:r>
-        <w:rPr>
-          <w:rFonts w:ascii="Times New Roman" w:hAnsi="Times New Roman" w:eastAsia="Times New Roman"/>
-          <w:b/>
-          <w:i w:val="0"/>
-          <w:color w:val="2E75B6"/>
-          <w:sz w:val="28"/>
-        </w:rPr>
-        <w:t>Пример 3. Катализатор</w:t>
+        <w:spacing w:after="80" w:before="0" w:line="276" w:lineRule="auto"/>
+        <w:ind w:firstLine="0"/>
+      </w:pPr>
+      <w:r>
+        <w:rPr>
+          <w:rFonts w:ascii="Times New Roman" w:hAnsi="Times New Roman" w:eastAsia="Times New Roman"/>
+          <w:b w:val="0"/>
+          <w:i w:val="0"/>
+          <w:sz w:val="28"/>
+        </w:rPr>
+        <w:t>CR,  xB,  EP.</w:t>
       </w:r>
     </w:p>
     <w:p>
       <w:pPr>
-        <w:spacing w:after="120" w:before="0" w:line="276" w:lineRule="auto"/>
-      </w:pPr>
-      <w:r>
-        <w:rPr>
-          <w:rFonts w:ascii="Times New Roman" w:hAnsi="Times New Roman" w:eastAsia="Times New Roman"/>
-          <w:b w:val="0"/>
-          <w:i w:val="0"/>
-          <w:sz w:val="28"/>
-        </w:rPr>
-        <w:t>Ea = 75,24 кДж/моль без катализатора; 50,14 кДж/моль с катализатором; T = 298 К.</w:t>
+        <w:spacing w:after="80" w:before="0" w:line="276" w:lineRule="auto"/>
+        <w:ind w:firstLine="0"/>
+      </w:pPr>
+      <w:r>
+        <w:rPr>
+          <w:rFonts w:ascii="Times New Roman" w:hAnsi="Times New Roman" w:eastAsia="Times New Roman"/>
+          <w:b/>
+          <w:i w:val="0"/>
+          <w:sz w:val="28"/>
+        </w:rPr>
+        <w:t>Решение.</w:t>
       </w:r>
     </w:p>
     <w:p>
       <w:pPr>
-        <w:spacing w:after="120" w:before="0" w:line="276" w:lineRule="auto"/>
+        <w:spacing w:after="80" w:before="0" w:line="276" w:lineRule="auto"/>
+        <w:ind w:firstLine="0"/>
       </w:pPr>
       <w:r>
         <w:rPr>
@@ -843,28 +327,209 @@
           <w:i w:val="0"/>
           <w:sz w:val="28"/>
         </w:rPr>
-        <w:t>При одинаковом k0:  rкт / r = exp[−(Eaкт − Ea)/RT] = exp[(75240 − 50140)/(8,314·298)]</w:t>
+        <w:t>Запишем балансы через ξ1, ξ2, ξ3:</w:t>
+      </w:r>
+      <w:r>
         <w:br/>
-        <w:t>= exp(25100 / 2477,6) = exp(10,13) = 25106.</w:t>
+      </w:r>
+      <w:r>
+        <w:rPr>
+          <w:rFonts w:ascii="Times New Roman" w:hAnsi="Times New Roman" w:eastAsia="Times New Roman"/>
+          <w:b w:val="0"/>
+          <w:i w:val="0"/>
+          <w:sz w:val="28"/>
+        </w:rPr>
+        <w:t xml:space="preserve">    CD = ξ1,     CP = ξ2,     CS = ξ3,</w:t>
+      </w:r>
+      <w:r>
+        <w:br/>
+      </w:r>
+      <w:r>
+        <w:rPr>
+          <w:rFonts w:ascii="Times New Roman" w:hAnsi="Times New Roman" w:eastAsia="Times New Roman"/>
+          <w:b w:val="0"/>
+          <w:i w:val="0"/>
+          <w:sz w:val="28"/>
+        </w:rPr>
+        <w:t xml:space="preserve">    CR = ξ1 − 2ξ3,</w:t>
+      </w:r>
+      <w:r>
+        <w:br/>
+      </w:r>
+      <w:r>
+        <w:rPr>
+          <w:rFonts w:ascii="Times New Roman" w:hAnsi="Times New Roman" w:eastAsia="Times New Roman"/>
+          <w:b w:val="0"/>
+          <w:i w:val="0"/>
+          <w:sz w:val="28"/>
+        </w:rPr>
+        <w:t xml:space="preserve">    CB = CB0 − ξ1 − 2ξ2.</w:t>
+      </w:r>
+      <w:r>
+        <w:br/>
+      </w:r>
+      <w:r>
+        <w:rPr>
+          <w:rFonts w:ascii="Times New Roman" w:hAnsi="Times New Roman" w:eastAsia="Times New Roman"/>
+          <w:b w:val="0"/>
+          <w:i w:val="0"/>
+          <w:sz w:val="28"/>
+        </w:rPr>
+        <w:t>Отсюда сразу:</w:t>
+      </w:r>
+      <w:r>
+        <w:br/>
+      </w:r>
+      <w:r>
+        <w:rPr>
+          <w:rFonts w:ascii="Times New Roman" w:hAnsi="Times New Roman" w:eastAsia="Times New Roman"/>
+          <w:b w:val="0"/>
+          <w:i w:val="0"/>
+          <w:sz w:val="28"/>
+        </w:rPr>
+        <w:t xml:space="preserve">    ξ1 = CD = 0,034 моль/л,</w:t>
+      </w:r>
+      <w:r>
+        <w:br/>
+      </w:r>
+      <w:r>
+        <w:rPr>
+          <w:rFonts w:ascii="Times New Roman" w:hAnsi="Times New Roman" w:eastAsia="Times New Roman"/>
+          <w:b w:val="0"/>
+          <w:i w:val="0"/>
+          <w:sz w:val="28"/>
+        </w:rPr>
+        <w:t xml:space="preserve">    ξ2 = CP = 0,028 моль/л,</w:t>
+      </w:r>
+      <w:r>
+        <w:br/>
+      </w:r>
+      <w:r>
+        <w:rPr>
+          <w:rFonts w:ascii="Times New Roman" w:hAnsi="Times New Roman" w:eastAsia="Times New Roman"/>
+          <w:b w:val="0"/>
+          <w:i w:val="0"/>
+          <w:sz w:val="28"/>
+        </w:rPr>
+        <w:t xml:space="preserve">    ξ3 = CS = 0,012 моль/л.</w:t>
+      </w:r>
+      <w:r>
+        <w:br/>
+      </w:r>
+      <w:r>
+        <w:rPr>
+          <w:rFonts w:ascii="Times New Roman" w:hAnsi="Times New Roman" w:eastAsia="Times New Roman"/>
+          <w:b w:val="0"/>
+          <w:i w:val="0"/>
+          <w:sz w:val="28"/>
+        </w:rPr>
+        <w:t>Концентрация R:</w:t>
+      </w:r>
+      <w:r>
+        <w:br/>
+      </w:r>
+      <w:r>
+        <w:rPr>
+          <w:rFonts w:ascii="Times New Roman" w:hAnsi="Times New Roman" w:eastAsia="Times New Roman"/>
+          <w:b w:val="0"/>
+          <w:i w:val="0"/>
+          <w:sz w:val="28"/>
+        </w:rPr>
+        <w:t xml:space="preserve">    CR = 0,034 − 2·0,012 = 0,034 − 0,024 = 0,010 моль/л.</w:t>
+      </w:r>
+      <w:r>
+        <w:br/>
+      </w:r>
+      <w:r>
+        <w:rPr>
+          <w:rFonts w:ascii="Times New Roman" w:hAnsi="Times New Roman" w:eastAsia="Times New Roman"/>
+          <w:b w:val="0"/>
+          <w:i w:val="0"/>
+          <w:sz w:val="28"/>
+        </w:rPr>
+        <w:t>Израсходовано B:</w:t>
+      </w:r>
+      <w:r>
+        <w:br/>
+      </w:r>
+      <w:r>
+        <w:rPr>
+          <w:rFonts w:ascii="Times New Roman" w:hAnsi="Times New Roman" w:eastAsia="Times New Roman"/>
+          <w:b w:val="0"/>
+          <w:i w:val="0"/>
+          <w:sz w:val="28"/>
+        </w:rPr>
+        <w:t xml:space="preserve">    ΔCB = ξ1 + 2ξ2 = 0,034 + 2·0,028 = 0,034 + 0,056 = 0,090 моль/л.</w:t>
+      </w:r>
+      <w:r>
+        <w:br/>
+      </w:r>
+      <w:r>
+        <w:rPr>
+          <w:rFonts w:ascii="Times New Roman" w:hAnsi="Times New Roman" w:eastAsia="Times New Roman"/>
+          <w:b w:val="0"/>
+          <w:i w:val="0"/>
+          <w:sz w:val="28"/>
+        </w:rPr>
+        <w:t>Степень превращения B:</w:t>
+      </w:r>
+      <w:r>
+        <w:br/>
+      </w:r>
+      <w:r>
+        <w:rPr>
+          <w:rFonts w:ascii="Times New Roman" w:hAnsi="Times New Roman" w:eastAsia="Times New Roman"/>
+          <w:b w:val="0"/>
+          <w:i w:val="0"/>
+          <w:sz w:val="28"/>
+        </w:rPr>
+        <w:t xml:space="preserve">    xB = ΔCB / CB0 = 0,090 / 0,30 = 0,30.</w:t>
+      </w:r>
+      <w:r>
+        <w:br/>
+      </w:r>
+      <w:r>
+        <w:rPr>
+          <w:rFonts w:ascii="Times New Roman" w:hAnsi="Times New Roman" w:eastAsia="Times New Roman"/>
+          <w:b w:val="0"/>
+          <w:i w:val="0"/>
+          <w:sz w:val="28"/>
+        </w:rPr>
+        <w:t>Выход P. По реакции (2) на 1 моль P нужно 2 моль B, поэтому максимально возможная концентрация P равна CB0 / 2 = 0,15 моль/л:</w:t>
+      </w:r>
+      <w:r>
+        <w:br/>
+      </w:r>
+      <w:r>
+        <w:rPr>
+          <w:rFonts w:ascii="Times New Roman" w:hAnsi="Times New Roman" w:eastAsia="Times New Roman"/>
+          <w:b w:val="0"/>
+          <w:i w:val="0"/>
+          <w:sz w:val="28"/>
+        </w:rPr>
+        <w:t xml:space="preserve">    EP = CP / (CB0 / 2) = 0,028 / 0,15 = 0,1867 ≈ 0,187.</w:t>
       </w:r>
     </w:p>
     <w:p>
       <w:pPr>
-        <w:spacing w:after="200" w:before="0" w:line="276" w:lineRule="auto"/>
+        <w:spacing w:after="240" w:before="120" w:line="276" w:lineRule="auto"/>
+        <w:ind w:firstLine="0"/>
       </w:pPr>
       <w:r>
         <w:rPr>
           <w:rFonts w:ascii="Times New Roman" w:hAnsi="Times New Roman" w:eastAsia="Times New Roman"/>
           <w:b/>
           <w:i w:val="0"/>
-          <w:sz w:val="28"/>
-        </w:rPr>
-        <w:t>Ответ: rкт / r = 25106 (с катализатором быстрее).</w:t>
+          <w:color w:val="006400"/>
+          <w:sz w:val="28"/>
+        </w:rPr>
+        <w:t>Ответ: CR = 0,01 моль/л;   xB = 0,30;   EP = 0,187.</w:t>
       </w:r>
     </w:p>
     <w:p>
       <w:pPr>
-        <w:spacing w:after="80" w:before="200" w:line="276" w:lineRule="auto"/>
+        <w:spacing w:after="120" w:before="240" w:line="276" w:lineRule="auto"/>
+        <w:ind w:firstLine="0"/>
       </w:pPr>
       <w:r>
         <w:rPr>
@@ -874,26 +539,28 @@
           <w:color w:val="2E75B6"/>
           <w:sz w:val="28"/>
         </w:rPr>
-        <w:t>Пример 4</w:t>
+        <w:t>Задача 2</w:t>
       </w:r>
     </w:p>
     <w:p>
       <w:pPr>
-        <w:spacing w:after="120" w:before="0" w:line="276" w:lineRule="auto"/>
-      </w:pPr>
-      <w:r>
-        <w:rPr>
-          <w:rFonts w:ascii="Times New Roman" w:hAnsi="Times New Roman" w:eastAsia="Times New Roman"/>
-          <w:b w:val="0"/>
-          <w:i w:val="0"/>
-          <w:sz w:val="28"/>
-        </w:rPr>
-        <w:t>r(300 К) / r(298 К) = 10. Найти Ea.</w:t>
+        <w:spacing w:after="40" w:before="40" w:line="276" w:lineRule="auto"/>
+        <w:ind w:firstLine="0"/>
+      </w:pPr>
+      <w:r>
+        <w:rPr>
+          <w:rFonts w:ascii="Times New Roman" w:hAnsi="Times New Roman" w:eastAsia="Times New Roman"/>
+          <w:b/>
+          <w:i w:val="0"/>
+          <w:sz w:val="28"/>
+        </w:rPr>
+        <w:t>Дано.</w:t>
       </w:r>
     </w:p>
     <w:p>
       <w:pPr>
-        <w:spacing w:after="120" w:before="0" w:line="276" w:lineRule="auto"/>
+        <w:spacing w:after="80" w:before="0" w:line="276" w:lineRule="auto"/>
+        <w:ind w:firstLine="0"/>
       </w:pPr>
       <w:r>
         <w:rPr>
@@ -902,16 +569,85 @@
           <w:i w:val="0"/>
           <w:sz w:val="28"/>
         </w:rPr>
-        <w:t>ln 10 = (Ea/R)(1/298 − 1/300)</w:t>
+        <w:t>Схема:</w:t>
+      </w:r>
+      <w:r>
         <w:br/>
-        <w:t>2,3026 = Ea/8,314 · 2,237·10⁻⁵</w:t>
+      </w:r>
+      <w:r>
+        <w:rPr>
+          <w:rFonts w:ascii="Times New Roman" w:hAnsi="Times New Roman" w:eastAsia="Times New Roman"/>
+          <w:b w:val="0"/>
+          <w:i w:val="0"/>
+          <w:sz w:val="28"/>
+        </w:rPr>
+        <w:t xml:space="preserve">    (1)  A + B → R</w:t>
+      </w:r>
+      <w:r>
         <w:br/>
-        <w:t>Ea = 2,3026 · 8,314 / 2,237·10⁻⁵ = 855880 Дж/моль = 855,88 кДж/моль.</w:t>
+      </w:r>
+      <w:r>
+        <w:rPr>
+          <w:rFonts w:ascii="Times New Roman" w:hAnsi="Times New Roman" w:eastAsia="Times New Roman"/>
+          <w:b w:val="0"/>
+          <w:i w:val="0"/>
+          <w:sz w:val="28"/>
+        </w:rPr>
+        <w:t xml:space="preserve">    (2)  2A → S</w:t>
+      </w:r>
+      <w:r>
+        <w:br/>
+      </w:r>
+      <w:r>
+        <w:rPr>
+          <w:rFonts w:ascii="Times New Roman" w:hAnsi="Times New Roman" w:eastAsia="Times New Roman"/>
+          <w:b w:val="0"/>
+          <w:i w:val="0"/>
+          <w:sz w:val="28"/>
+        </w:rPr>
+        <w:t xml:space="preserve">    (3)  2S + B → T + 2D</w:t>
+      </w:r>
+      <w:r>
+        <w:br/>
+      </w:r>
+      <w:r>
+        <w:rPr>
+          <w:rFonts w:ascii="Times New Roman" w:hAnsi="Times New Roman" w:eastAsia="Times New Roman"/>
+          <w:b w:val="0"/>
+          <w:i w:val="0"/>
+          <w:sz w:val="28"/>
+        </w:rPr>
+        <w:t xml:space="preserve">    (4)  R + A → T</w:t>
+      </w:r>
+      <w:r>
+        <w:br/>
+      </w:r>
+      <w:r>
+        <w:rPr>
+          <w:rFonts w:ascii="Times New Roman" w:hAnsi="Times New Roman" w:eastAsia="Times New Roman"/>
+          <w:b w:val="0"/>
+          <w:i w:val="0"/>
+          <w:sz w:val="28"/>
+        </w:rPr>
+        <w:t>CA0 = 2 моль/л;  CB0 = 1,7 моль/л.</w:t>
+      </w:r>
+      <w:r>
+        <w:br/>
+      </w:r>
+      <w:r>
+        <w:rPr>
+          <w:rFonts w:ascii="Times New Roman" w:hAnsi="Times New Roman" w:eastAsia="Times New Roman"/>
+          <w:b w:val="0"/>
+          <w:i w:val="0"/>
+          <w:sz w:val="28"/>
+        </w:rPr>
+        <w:t>После процесса: CA = 0,1;  CB = 0,5;  CT = 0,15;  CD = 0,05 моль/л.</w:t>
       </w:r>
     </w:p>
     <w:p>
       <w:pPr>
-        <w:spacing w:after="200" w:before="0" w:line="276" w:lineRule="auto"/>
+        <w:spacing w:after="40" w:before="0" w:line="276" w:lineRule="auto"/>
+        <w:ind w:firstLine="0"/>
       </w:pPr>
       <w:r>
         <w:rPr>
@@ -920,41 +656,43 @@
           <w:i w:val="0"/>
           <w:sz w:val="28"/>
         </w:rPr>
-        <w:t>Ответ: Ea = 855,88 кДж/моль.</w:t>
+        <w:t>Найти.</w:t>
       </w:r>
     </w:p>
     <w:p>
       <w:pPr>
-        <w:spacing w:after="80" w:before="200" w:line="276" w:lineRule="auto"/>
-      </w:pPr>
-      <w:r>
-        <w:rPr>
-          <w:rFonts w:ascii="Times New Roman" w:hAnsi="Times New Roman" w:eastAsia="Times New Roman"/>
-          <w:b/>
-          <w:i w:val="0"/>
-          <w:color w:val="2E75B6"/>
-          <w:sz w:val="28"/>
-        </w:rPr>
-        <w:t>Пример 5.  2A + 3B → S + 4R + 2F</w:t>
+        <w:spacing w:after="80" w:before="0" w:line="276" w:lineRule="auto"/>
+        <w:ind w:firstLine="0"/>
+      </w:pPr>
+      <w:r>
+        <w:rPr>
+          <w:rFonts w:ascii="Times New Roman" w:hAnsi="Times New Roman" w:eastAsia="Times New Roman"/>
+          <w:b w:val="0"/>
+          <w:i w:val="0"/>
+          <w:sz w:val="28"/>
+        </w:rPr>
+        <w:t>CR и CS.</w:t>
       </w:r>
     </w:p>
     <w:p>
       <w:pPr>
-        <w:spacing w:after="120" w:before="0" w:line="276" w:lineRule="auto"/>
-      </w:pPr>
-      <w:r>
-        <w:rPr>
-          <w:rFonts w:ascii="Times New Roman" w:hAnsi="Times New Roman" w:eastAsia="Times New Roman"/>
-          <w:b w:val="0"/>
-          <w:i w:val="0"/>
-          <w:sz w:val="28"/>
-        </w:rPr>
-        <w:t>wA = −5 моль/(л·с).</w:t>
+        <w:spacing w:after="80" w:before="0" w:line="276" w:lineRule="auto"/>
+        <w:ind w:firstLine="0"/>
+      </w:pPr>
+      <w:r>
+        <w:rPr>
+          <w:rFonts w:ascii="Times New Roman" w:hAnsi="Times New Roman" w:eastAsia="Times New Roman"/>
+          <w:b/>
+          <w:i w:val="0"/>
+          <w:sz w:val="28"/>
+        </w:rPr>
+        <w:t>Решение.</w:t>
       </w:r>
     </w:p>
     <w:p>
       <w:pPr>
-        <w:spacing w:after="120" w:before="0" w:line="276" w:lineRule="auto"/>
+        <w:spacing w:after="80" w:before="0" w:line="276" w:lineRule="auto"/>
+        <w:ind w:firstLine="0"/>
       </w:pPr>
       <w:r>
         <w:rPr>
@@ -963,28 +701,137 @@
           <w:i w:val="0"/>
           <w:sz w:val="28"/>
         </w:rPr>
-        <w:t>w_i / ν_i = wA / (−2) = 2,5 моль/(л·с).</w:t>
+        <w:t>Балансы:</w:t>
+      </w:r>
+      <w:r>
         <w:br/>
-        <w:t>wB = −3 · 2,5 = −7,5;  wS = 2,5;  wR = 10;  wF = 5 моль/(л·с).</w:t>
+      </w:r>
+      <w:r>
+        <w:rPr>
+          <w:rFonts w:ascii="Times New Roman" w:hAnsi="Times New Roman" w:eastAsia="Times New Roman"/>
+          <w:b w:val="0"/>
+          <w:i w:val="0"/>
+          <w:sz w:val="28"/>
+        </w:rPr>
+        <w:t xml:space="preserve">    CA = CA0 − ξ1 − 2ξ2 − ξ4 = 0,1   ⇒   ξ1 + 2ξ2 + ξ4 = 1,9     (а)</w:t>
+      </w:r>
+      <w:r>
+        <w:br/>
+      </w:r>
+      <w:r>
+        <w:rPr>
+          <w:rFonts w:ascii="Times New Roman" w:hAnsi="Times New Roman" w:eastAsia="Times New Roman"/>
+          <w:b w:val="0"/>
+          <w:i w:val="0"/>
+          <w:sz w:val="28"/>
+        </w:rPr>
+        <w:t xml:space="preserve">    CB = CB0 − ξ1 − ξ3 = 0,5         ⇒   ξ1 + ξ3 = 1,2           (б)</w:t>
+      </w:r>
+      <w:r>
+        <w:br/>
+      </w:r>
+      <w:r>
+        <w:rPr>
+          <w:rFonts w:ascii="Times New Roman" w:hAnsi="Times New Roman" w:eastAsia="Times New Roman"/>
+          <w:b w:val="0"/>
+          <w:i w:val="0"/>
+          <w:sz w:val="28"/>
+        </w:rPr>
+        <w:t xml:space="preserve">    CT = ξ3 + ξ4 = 0,15                                          (в)</w:t>
+      </w:r>
+      <w:r>
+        <w:br/>
+      </w:r>
+      <w:r>
+        <w:rPr>
+          <w:rFonts w:ascii="Times New Roman" w:hAnsi="Times New Roman" w:eastAsia="Times New Roman"/>
+          <w:b w:val="0"/>
+          <w:i w:val="0"/>
+          <w:sz w:val="28"/>
+        </w:rPr>
+        <w:t xml:space="preserve">    CD = 2ξ3 = 0,05                  ⇒   ξ3 = 0,025.</w:t>
+      </w:r>
+      <w:r>
+        <w:br/>
+      </w:r>
+      <w:r>
+        <w:rPr>
+          <w:rFonts w:ascii="Times New Roman" w:hAnsi="Times New Roman" w:eastAsia="Times New Roman"/>
+          <w:b w:val="0"/>
+          <w:i w:val="0"/>
+          <w:sz w:val="28"/>
+        </w:rPr>
+        <w:t>Из (б):  ξ1 = 1,2 − 0,025 = 1,175 моль/л.</w:t>
+      </w:r>
+      <w:r>
+        <w:br/>
+      </w:r>
+      <w:r>
+        <w:rPr>
+          <w:rFonts w:ascii="Times New Roman" w:hAnsi="Times New Roman" w:eastAsia="Times New Roman"/>
+          <w:b w:val="0"/>
+          <w:i w:val="0"/>
+          <w:sz w:val="28"/>
+        </w:rPr>
+        <w:t>Из (в):  ξ4 = 0,15 − 0,025 = 0,125 моль/л.</w:t>
+      </w:r>
+      <w:r>
+        <w:br/>
+      </w:r>
+      <w:r>
+        <w:rPr>
+          <w:rFonts w:ascii="Times New Roman" w:hAnsi="Times New Roman" w:eastAsia="Times New Roman"/>
+          <w:b w:val="0"/>
+          <w:i w:val="0"/>
+          <w:sz w:val="28"/>
+        </w:rPr>
+        <w:t>Из (а):  1,175 + 2ξ2 + 0,125 = 1,9  ⇒  2ξ2 = 0,60  ⇒  ξ2 = 0,30 моль/л.</w:t>
+      </w:r>
+      <w:r>
+        <w:br/>
+      </w:r>
+      <w:r>
+        <w:rPr>
+          <w:rFonts w:ascii="Times New Roman" w:hAnsi="Times New Roman" w:eastAsia="Times New Roman"/>
+          <w:b w:val="0"/>
+          <w:i w:val="0"/>
+          <w:sz w:val="28"/>
+        </w:rPr>
+        <w:t xml:space="preserve">    CR = ξ1 − ξ4 = 1,175 − 0,125 = 1,05 моль/л,</w:t>
+      </w:r>
+      <w:r>
+        <w:br/>
+      </w:r>
+      <w:r>
+        <w:rPr>
+          <w:rFonts w:ascii="Times New Roman" w:hAnsi="Times New Roman" w:eastAsia="Times New Roman"/>
+          <w:b w:val="0"/>
+          <w:i w:val="0"/>
+          <w:sz w:val="28"/>
+        </w:rPr>
+        <w:t xml:space="preserve">    CS = ξ2 − 2ξ3 = 0,30 − 2·0,025 = 0,25 моль/л.</w:t>
       </w:r>
     </w:p>
     <w:p>
       <w:pPr>
-        <w:spacing w:after="200" w:before="0" w:line="276" w:lineRule="auto"/>
+        <w:spacing w:after="240" w:before="120" w:line="276" w:lineRule="auto"/>
+        <w:ind w:firstLine="0"/>
       </w:pPr>
       <w:r>
         <w:rPr>
           <w:rFonts w:ascii="Times New Roman" w:hAnsi="Times New Roman" w:eastAsia="Times New Roman"/>
           <w:b/>
           <w:i w:val="0"/>
-          <w:sz w:val="28"/>
-        </w:rPr>
-        <w:t>Ответ: wB = −7,5;  wS = 2,5;  wR = 10;  wF = 5 моль/(л·с).</w:t>
+          <w:color w:val="006400"/>
+          <w:sz w:val="28"/>
+        </w:rPr>
+        <w:t>Ответ: CR = 1,05 моль/л;   CS = 0,25 моль/л.</w:t>
       </w:r>
     </w:p>
     <w:p>
       <w:pPr>
-        <w:spacing w:after="80" w:before="200" w:line="276" w:lineRule="auto"/>
+        <w:spacing w:after="120" w:before="240" w:line="276" w:lineRule="auto"/>
+        <w:ind w:firstLine="0"/>
       </w:pPr>
       <w:r>
         <w:rPr>
@@ -994,26 +841,28 @@
           <w:color w:val="2E75B6"/>
           <w:sz w:val="28"/>
         </w:rPr>
-        <w:t>Пример 6.  A → 2R;  A → S</w:t>
+        <w:t>Задача 3</w:t>
       </w:r>
     </w:p>
     <w:p>
       <w:pPr>
-        <w:spacing w:after="120" w:before="0" w:line="276" w:lineRule="auto"/>
-      </w:pPr>
-      <w:r>
-        <w:rPr>
-          <w:rFonts w:ascii="Times New Roman" w:hAnsi="Times New Roman" w:eastAsia="Times New Roman"/>
-          <w:b w:val="0"/>
-          <w:i w:val="0"/>
-          <w:sz w:val="28"/>
-        </w:rPr>
-        <w:t>k1 = 0,28 мин⁻¹; k2 = 0,12 мин⁻¹; CA = 2,6; CR = 2,8 моль/л.</w:t>
+        <w:spacing w:after="40" w:before="40" w:line="276" w:lineRule="auto"/>
+        <w:ind w:firstLine="0"/>
+      </w:pPr>
+      <w:r>
+        <w:rPr>
+          <w:rFonts w:ascii="Times New Roman" w:hAnsi="Times New Roman" w:eastAsia="Times New Roman"/>
+          <w:b/>
+          <w:i w:val="0"/>
+          <w:sz w:val="28"/>
+        </w:rPr>
+        <w:t>Дано.</w:t>
       </w:r>
     </w:p>
     <w:p>
       <w:pPr>
-        <w:spacing w:after="120" w:before="0" w:line="276" w:lineRule="auto"/>
+        <w:spacing w:after="80" w:before="0" w:line="276" w:lineRule="auto"/>
+        <w:ind w:firstLine="0"/>
       </w:pPr>
       <w:r>
         <w:rPr>
@@ -1022,20 +871,85 @@
           <w:i w:val="0"/>
           <w:sz w:val="28"/>
         </w:rPr>
-        <w:t>CR = 2 k1/(k1+k2) (CA0 − CA) = 2·0,28/0,40 · (CA0 − 2,6)</w:t>
+        <w:t>Схема:</w:t>
+      </w:r>
+      <w:r>
         <w:br/>
-        <w:t>2,8 = 1,4 (CA0 − 2,6) ⇒ CA0 − 2,6 = 2 ⇒ CA0 = 4,6 моль/л.</w:t>
+      </w:r>
+      <w:r>
+        <w:rPr>
+          <w:rFonts w:ascii="Times New Roman" w:hAnsi="Times New Roman" w:eastAsia="Times New Roman"/>
+          <w:b w:val="0"/>
+          <w:i w:val="0"/>
+          <w:sz w:val="28"/>
+        </w:rPr>
+        <w:t xml:space="preserve">    (1)  A + 2B → R</w:t>
+      </w:r>
+      <w:r>
         <w:br/>
-        <w:t>xA = 2 / 4,6 = 0,435 ≈ 0,44.</w:t>
+      </w:r>
+      <w:r>
+        <w:rPr>
+          <w:rFonts w:ascii="Times New Roman" w:hAnsi="Times New Roman" w:eastAsia="Times New Roman"/>
+          <w:b w:val="0"/>
+          <w:i w:val="0"/>
+          <w:sz w:val="28"/>
+        </w:rPr>
+        <w:t xml:space="preserve">    (2)  R + B → S</w:t>
+      </w:r>
+      <w:r>
         <w:br/>
-        <w:t>CS = k2/(k1+k2) · 2 = 0,12/0,40 · 2 = 0,60 моль/л.</w:t>
+      </w:r>
+      <w:r>
+        <w:rPr>
+          <w:rFonts w:ascii="Times New Roman" w:hAnsi="Times New Roman" w:eastAsia="Times New Roman"/>
+          <w:b w:val="0"/>
+          <w:i w:val="0"/>
+          <w:sz w:val="28"/>
+        </w:rPr>
+        <w:t xml:space="preserve">    (3)  3B → 2T</w:t>
+      </w:r>
+      <w:r>
         <w:br/>
-        <w:t>t = −ln(CA/CA0)/(k1+k2) = −ln(2,6/4,6)/0,40 = 1,43 мин.</w:t>
+      </w:r>
+      <w:r>
+        <w:rPr>
+          <w:rFonts w:ascii="Times New Roman" w:hAnsi="Times New Roman" w:eastAsia="Times New Roman"/>
+          <w:b w:val="0"/>
+          <w:i w:val="0"/>
+          <w:sz w:val="28"/>
+        </w:rPr>
+        <w:t xml:space="preserve">    (4)  2A + B → S + D</w:t>
+      </w:r>
+      <w:r>
+        <w:br/>
+      </w:r>
+      <w:r>
+        <w:rPr>
+          <w:rFonts w:ascii="Times New Roman" w:hAnsi="Times New Roman" w:eastAsia="Times New Roman"/>
+          <w:b w:val="0"/>
+          <w:i w:val="0"/>
+          <w:sz w:val="28"/>
+        </w:rPr>
+        <w:t>CA0 = 1 моль/л;  CA = 0,44;  CR = 0,05;  CS = 0,33;  CT = 0,14 моль/л.</w:t>
+      </w:r>
+      <w:r>
+        <w:br/>
+      </w:r>
+      <w:r>
+        <w:rPr>
+          <w:rFonts w:ascii="Times New Roman" w:hAnsi="Times New Roman" w:eastAsia="Times New Roman"/>
+          <w:b w:val="0"/>
+          <w:i w:val="0"/>
+          <w:sz w:val="28"/>
+        </w:rPr>
+        <w:t>Вещество B прореагировало полностью (CB = 0).</w:t>
       </w:r>
     </w:p>
     <w:p>
       <w:pPr>
-        <w:spacing w:after="200" w:before="0" w:line="276" w:lineRule="auto"/>
+        <w:spacing w:after="40" w:before="0" w:line="276" w:lineRule="auto"/>
+        <w:ind w:firstLine="0"/>
       </w:pPr>
       <w:r>
         <w:rPr>
@@ -1044,41 +958,43 @@
           <w:i w:val="0"/>
           <w:sz w:val="28"/>
         </w:rPr>
-        <w:t>Ответ: xA = 0,44;  CS = 0,60 моль/л;  t = 1,43 мин.</w:t>
+        <w:t>Найти.</w:t>
       </w:r>
     </w:p>
     <w:p>
       <w:pPr>
-        <w:spacing w:after="80" w:before="200" w:line="276" w:lineRule="auto"/>
-      </w:pPr>
-      <w:r>
-        <w:rPr>
-          <w:rFonts w:ascii="Times New Roman" w:hAnsi="Times New Roman" w:eastAsia="Times New Roman"/>
-          <w:b/>
-          <w:i w:val="0"/>
-          <w:color w:val="2E75B6"/>
-          <w:sz w:val="28"/>
-        </w:rPr>
-        <w:t>Пример 7.  A → R → S</w:t>
+        <w:spacing w:after="80" w:before="0" w:line="276" w:lineRule="auto"/>
+        <w:ind w:firstLine="0"/>
+      </w:pPr>
+      <w:r>
+        <w:rPr>
+          <w:rFonts w:ascii="Times New Roman" w:hAnsi="Times New Roman" w:eastAsia="Times New Roman"/>
+          <w:b w:val="0"/>
+          <w:i w:val="0"/>
+          <w:sz w:val="28"/>
+        </w:rPr>
+        <w:t>CB0 и CD.</w:t>
       </w:r>
     </w:p>
     <w:p>
       <w:pPr>
-        <w:spacing w:after="120" w:before="0" w:line="276" w:lineRule="auto"/>
-      </w:pPr>
-      <w:r>
-        <w:rPr>
-          <w:rFonts w:ascii="Times New Roman" w:hAnsi="Times New Roman" w:eastAsia="Times New Roman"/>
-          <w:b w:val="0"/>
-          <w:i w:val="0"/>
-          <w:sz w:val="28"/>
-        </w:rPr>
-        <w:t>k1 = 0,2 с⁻¹; k2 = 0,1 с⁻¹; CA0 = 1,8 моль/л; xA = 0,9.</w:t>
+        <w:spacing w:after="80" w:before="0" w:line="276" w:lineRule="auto"/>
+        <w:ind w:firstLine="0"/>
+      </w:pPr>
+      <w:r>
+        <w:rPr>
+          <w:rFonts w:ascii="Times New Roman" w:hAnsi="Times New Roman" w:eastAsia="Times New Roman"/>
+          <w:b/>
+          <w:i w:val="0"/>
+          <w:sz w:val="28"/>
+        </w:rPr>
+        <w:t>Решение.</w:t>
       </w:r>
     </w:p>
     <w:p>
       <w:pPr>
-        <w:spacing w:after="120" w:before="0" w:line="276" w:lineRule="auto"/>
+        <w:spacing w:after="80" w:before="0" w:line="276" w:lineRule="auto"/>
+        <w:ind w:firstLine="0"/>
       </w:pPr>
       <w:r>
         <w:rPr>
@@ -1087,81 +1003,292 @@
           <w:i w:val="0"/>
           <w:sz w:val="28"/>
         </w:rPr>
-        <w:t>CA/CA0 = 0,1 = e^(−k1 t) ⇒ t = ln(10)/0,2 = 11,51 с.</w:t>
+        <w:t xml:space="preserve">    CT = 2ξ3  ⇒  ξ3 = 0,14 / 2 = 0,07 моль/л.</w:t>
+      </w:r>
+      <w:r>
         <w:br/>
-        <w:t>CR = CA0 k1/(k2−k1) (e^−k1t − e^−k2t) = 1,8·0,2/(−0,1)·(0,1 − 0,3162) = 0,78 моль/л.</w:t>
+      </w:r>
+      <w:r>
+        <w:rPr>
+          <w:rFonts w:ascii="Times New Roman" w:hAnsi="Times New Roman" w:eastAsia="Times New Roman"/>
+          <w:b w:val="0"/>
+          <w:i w:val="0"/>
+          <w:sz w:val="28"/>
+        </w:rPr>
+        <w:t xml:space="preserve">    CR = ξ1 − ξ2 = 0,05                         (1)</w:t>
+      </w:r>
+      <w:r>
         <w:br/>
-        <w:t>Интегральная SR = CR / (CA0 − CA) = 0,78 / 1,62 = 0,48.</w:t>
+      </w:r>
+      <w:r>
+        <w:rPr>
+          <w:rFonts w:ascii="Times New Roman" w:hAnsi="Times New Roman" w:eastAsia="Times New Roman"/>
+          <w:b w:val="0"/>
+          <w:i w:val="0"/>
+          <w:sz w:val="28"/>
+        </w:rPr>
+        <w:t xml:space="preserve">    CS = ξ2 + ξ4 = 0,33                         (2)</w:t>
+      </w:r>
+      <w:r>
         <w:br/>
-        <w:t>Дифференциальная SR′ = wR /(−wA) = 1 − k2 CR/(k1 CA) = 1 − 0,1·0,78/(0,2·0,18) = −1,17.</w:t>
+      </w:r>
+      <w:r>
+        <w:rPr>
+          <w:rFonts w:ascii="Times New Roman" w:hAnsi="Times New Roman" w:eastAsia="Times New Roman"/>
+          <w:b w:val="0"/>
+          <w:i w:val="0"/>
+          <w:sz w:val="28"/>
+        </w:rPr>
+        <w:t xml:space="preserve">    CA = CA0 − ξ1 − 2ξ4 = 0,44  ⇒  ξ1 + 2ξ4 = 0,56   (3)</w:t>
+      </w:r>
+      <w:r>
+        <w:br/>
+      </w:r>
+      <w:r>
+        <w:rPr>
+          <w:rFonts w:ascii="Times New Roman" w:hAnsi="Times New Roman" w:eastAsia="Times New Roman"/>
+          <w:b w:val="0"/>
+          <w:i w:val="0"/>
+          <w:sz w:val="28"/>
+        </w:rPr>
+        <w:t>Из (1): ξ1 = 0,05 + ξ2.  Из (2): ξ2 = 0,33 − ξ4.</w:t>
+      </w:r>
+      <w:r>
+        <w:br/>
+      </w:r>
+      <w:r>
+        <w:rPr>
+          <w:rFonts w:ascii="Times New Roman" w:hAnsi="Times New Roman" w:eastAsia="Times New Roman"/>
+          <w:b w:val="0"/>
+          <w:i w:val="0"/>
+          <w:sz w:val="28"/>
+        </w:rPr>
+        <w:t>Подставляем в (3):</w:t>
+      </w:r>
+      <w:r>
+        <w:br/>
+      </w:r>
+      <w:r>
+        <w:rPr>
+          <w:rFonts w:ascii="Times New Roman" w:hAnsi="Times New Roman" w:eastAsia="Times New Roman"/>
+          <w:b w:val="0"/>
+          <w:i w:val="0"/>
+          <w:sz w:val="28"/>
+        </w:rPr>
+        <w:t xml:space="preserve">    0,05 + (0,33 − ξ4) + 2ξ4 = 0,56</w:t>
+      </w:r>
+      <w:r>
+        <w:br/>
+      </w:r>
+      <w:r>
+        <w:rPr>
+          <w:rFonts w:ascii="Times New Roman" w:hAnsi="Times New Roman" w:eastAsia="Times New Roman"/>
+          <w:b w:val="0"/>
+          <w:i w:val="0"/>
+          <w:sz w:val="28"/>
+        </w:rPr>
+        <w:t xml:space="preserve">    0,38 + ξ4 = 0,56  ⇒  ξ4 = 0,18 моль/л.</w:t>
+      </w:r>
+      <w:r>
+        <w:br/>
+      </w:r>
+      <w:r>
+        <w:rPr>
+          <w:rFonts w:ascii="Times New Roman" w:hAnsi="Times New Roman" w:eastAsia="Times New Roman"/>
+          <w:b w:val="0"/>
+          <w:i w:val="0"/>
+          <w:sz w:val="28"/>
+        </w:rPr>
+        <w:t xml:space="preserve">    ξ2 = 0,33 − 0,18 = 0,15 моль/л,</w:t>
+      </w:r>
+      <w:r>
+        <w:br/>
+      </w:r>
+      <w:r>
+        <w:rPr>
+          <w:rFonts w:ascii="Times New Roman" w:hAnsi="Times New Roman" w:eastAsia="Times New Roman"/>
+          <w:b w:val="0"/>
+          <w:i w:val="0"/>
+          <w:sz w:val="28"/>
+        </w:rPr>
+        <w:t xml:space="preserve">    ξ1 = 0,05 + 0,15 = 0,20 моль/л.</w:t>
+      </w:r>
+      <w:r>
+        <w:br/>
+      </w:r>
+      <w:r>
+        <w:rPr>
+          <w:rFonts w:ascii="Times New Roman" w:hAnsi="Times New Roman" w:eastAsia="Times New Roman"/>
+          <w:b w:val="0"/>
+          <w:i w:val="0"/>
+          <w:sz w:val="28"/>
+        </w:rPr>
+        <w:t xml:space="preserve">    CD = ξ4 = 0,18 моль/л.</w:t>
+      </w:r>
+      <w:r>
+        <w:br/>
+      </w:r>
+      <w:r>
+        <w:rPr>
+          <w:rFonts w:ascii="Times New Roman" w:hAnsi="Times New Roman" w:eastAsia="Times New Roman"/>
+          <w:b w:val="0"/>
+          <w:i w:val="0"/>
+          <w:sz w:val="28"/>
+        </w:rPr>
+        <w:t>Баланс B при CB = 0:</w:t>
+      </w:r>
+      <w:r>
+        <w:br/>
+      </w:r>
+      <w:r>
+        <w:rPr>
+          <w:rFonts w:ascii="Times New Roman" w:hAnsi="Times New Roman" w:eastAsia="Times New Roman"/>
+          <w:b w:val="0"/>
+          <w:i w:val="0"/>
+          <w:sz w:val="28"/>
+        </w:rPr>
+        <w:t xml:space="preserve">    CB0 = 2ξ1 + ξ2 + 3ξ3 + ξ4 = 2·0,20 + 0,15 + 3·0,07 + 0,18</w:t>
+      </w:r>
+      <w:r>
+        <w:br/>
+      </w:r>
+      <w:r>
+        <w:rPr>
+          <w:rFonts w:ascii="Times New Roman" w:hAnsi="Times New Roman" w:eastAsia="Times New Roman"/>
+          <w:b w:val="0"/>
+          <w:i w:val="0"/>
+          <w:sz w:val="28"/>
+        </w:rPr>
+        <w:t xml:space="preserve">         = 0,40 + 0,15 + 0,21 + 0,18 = 0,94 моль/л.</w:t>
       </w:r>
     </w:p>
     <w:p>
       <w:pPr>
-        <w:spacing w:after="200" w:before="0" w:line="276" w:lineRule="auto"/>
+        <w:spacing w:after="240" w:before="120" w:line="276" w:lineRule="auto"/>
+        <w:ind w:firstLine="0"/>
       </w:pPr>
       <w:r>
         <w:rPr>
           <w:rFonts w:ascii="Times New Roman" w:hAnsi="Times New Roman" w:eastAsia="Times New Roman"/>
           <w:b/>
           <w:i w:val="0"/>
-          <w:sz w:val="28"/>
-        </w:rPr>
-        <w:t>Ответ: CR = 0,78 моль/л;  SR = 0,48;  SR′ = −1,17.</w:t>
+          <w:color w:val="006400"/>
+          <w:sz w:val="28"/>
+        </w:rPr>
+        <w:t>Ответ: CB0 = 0,94 моль/л;   CD = 0,18 моль/л.</w:t>
       </w:r>
     </w:p>
     <w:p>
       <w:pPr>
-        <w:spacing w:after="80" w:before="200" w:line="276" w:lineRule="auto"/>
+        <w:spacing w:after="160" w:before="320" w:line="276" w:lineRule="auto"/>
+        <w:ind w:firstLine="0"/>
       </w:pPr>
       <w:r>
         <w:rPr>
           <w:rFonts w:ascii="Times New Roman" w:hAnsi="Times New Roman" w:eastAsia="Times New Roman"/>
           <w:b/>
           <w:i w:val="0"/>
-          <w:color w:val="2E75B6"/>
-          <w:sz w:val="28"/>
-        </w:rPr>
-        <w:t>Пример 8.  A → 2R;  A → 3S</w:t>
+          <w:color w:val="1F4E79"/>
+          <w:sz w:val="36"/>
+        </w:rPr>
+        <w:t>Часть II. Термодинамика химического равновесия</w:t>
       </w:r>
     </w:p>
     <w:p>
       <w:pPr>
-        <w:spacing w:after="120" w:before="0" w:line="276" w:lineRule="auto"/>
+        <w:spacing w:after="80" w:before="0" w:line="276" w:lineRule="auto"/>
+        <w:ind w:firstLine="0"/>
       </w:pPr>
       <w:r>
         <w:rPr>
           <w:rFonts w:ascii="Times New Roman" w:hAnsi="Times New Roman" w:eastAsia="Times New Roman"/>
           <w:b w:val="0"/>
-          <w:i w:val="0"/>
-          <w:sz w:val="28"/>
-        </w:rPr>
-        <w:t>k1 = 1,8 мин⁻¹; k2 = 1,2 мин⁻¹; CA0 = 2,4; CS = 0,8 моль/л.</w:t>
+          <w:i/>
+          <w:sz w:val="26"/>
+        </w:rPr>
+        <w:t>Основное:</w:t>
+      </w:r>
+      <w:r>
+        <w:br/>
+      </w:r>
+      <w:r>
+        <w:rPr>
+          <w:rFonts w:ascii="Times New Roman" w:hAnsi="Times New Roman" w:eastAsia="Times New Roman"/>
+          <w:b w:val="0"/>
+          <w:i/>
+          <w:sz w:val="26"/>
+        </w:rPr>
+        <w:t xml:space="preserve">    ΔG = ΔH − T ΔS,</w:t>
+      </w:r>
+      <w:r>
+        <w:br/>
+      </w:r>
+      <w:r>
+        <w:rPr>
+          <w:rFonts w:ascii="Times New Roman" w:hAnsi="Times New Roman" w:eastAsia="Times New Roman"/>
+          <w:b w:val="0"/>
+          <w:i/>
+          <w:sz w:val="26"/>
+        </w:rPr>
+        <w:t xml:space="preserve">    K = exp(−ΔG / RT).</w:t>
+      </w:r>
+      <w:r>
+        <w:br/>
+      </w:r>
+      <w:r>
+        <w:rPr>
+          <w:rFonts w:ascii="Times New Roman" w:hAnsi="Times New Roman" w:eastAsia="Times New Roman"/>
+          <w:b w:val="0"/>
+          <w:i/>
+          <w:sz w:val="26"/>
+        </w:rPr>
+        <w:t>Для жидкофазной реакции при Δν = 0 имеем Kc = Kp = K.</w:t>
+      </w:r>
+      <w:r>
+        <w:br/>
+      </w:r>
+      <w:r>
+        <w:rPr>
+          <w:rFonts w:ascii="Times New Roman" w:hAnsi="Times New Roman" w:eastAsia="Times New Roman"/>
+          <w:b w:val="0"/>
+          <w:i/>
+          <w:sz w:val="26"/>
+        </w:rPr>
+        <w:t>Уравнение van’t Hoff (ΔH не зависит от T):</w:t>
+      </w:r>
+      <w:r>
+        <w:br/>
+      </w:r>
+      <w:r>
+        <w:rPr>
+          <w:rFonts w:ascii="Times New Roman" w:hAnsi="Times New Roman" w:eastAsia="Times New Roman"/>
+          <w:b w:val="0"/>
+          <w:i/>
+          <w:sz w:val="26"/>
+        </w:rPr>
+        <w:t xml:space="preserve">    ln(K2 / K1) = − (ΔH / R) · (1/T2 − 1/T1).</w:t>
       </w:r>
     </w:p>
     <w:p>
       <w:pPr>
-        <w:spacing w:after="120" w:before="0" w:line="276" w:lineRule="auto"/>
-      </w:pPr>
-      <w:r>
-        <w:rPr>
-          <w:rFonts w:ascii="Times New Roman" w:hAnsi="Times New Roman" w:eastAsia="Times New Roman"/>
-          <w:b w:val="0"/>
-          <w:i w:val="0"/>
-          <w:sz w:val="28"/>
-        </w:rPr>
-        <w:t>CS = 3 k2/(k1+k2) (CA0 − CA) = 3·1,2/3 · (2,4 − CA) = 1,2 (2,4 − CA).</w:t>
-        <w:br/>
-        <w:t>0,8 = 1,2 (2,4 − CA) ⇒ CA = 1,733 моль/л.</w:t>
-        <w:br/>
-        <w:t>xA = (2,4 − 1,733)/2,4 = 0,28.</w:t>
-        <w:br/>
-        <w:t>t = −ln(1,733/2,4)/(1,8+1,2) = 0,11 мин.</w:t>
+        <w:spacing w:after="120" w:before="240" w:line="276" w:lineRule="auto"/>
+        <w:ind w:firstLine="0"/>
+      </w:pPr>
+      <w:r>
+        <w:rPr>
+          <w:rFonts w:ascii="Times New Roman" w:hAnsi="Times New Roman" w:eastAsia="Times New Roman"/>
+          <w:b/>
+          <w:i w:val="0"/>
+          <w:color w:val="2E75B6"/>
+          <w:sz w:val="28"/>
+        </w:rPr>
+        <w:t>Пример 1.   A ↔ 2R</w:t>
       </w:r>
     </w:p>
     <w:p>
       <w:pPr>
-        <w:spacing w:after="200" w:before="0" w:line="276" w:lineRule="auto"/>
+        <w:spacing w:after="40" w:before="40" w:line="276" w:lineRule="auto"/>
+        <w:ind w:firstLine="0"/>
       </w:pPr>
       <w:r>
         <w:rPr>
@@ -1170,41 +1297,55 @@
           <w:i w:val="0"/>
           <w:sz w:val="28"/>
         </w:rPr>
-        <w:t>Ответ: xA = 0,28;  t = 0,11 мин.</w:t>
+        <w:t>Дано.</w:t>
       </w:r>
     </w:p>
     <w:p>
       <w:pPr>
-        <w:spacing w:after="80" w:before="200" w:line="276" w:lineRule="auto"/>
-      </w:pPr>
-      <w:r>
-        <w:rPr>
-          <w:rFonts w:ascii="Times New Roman" w:hAnsi="Times New Roman" w:eastAsia="Times New Roman"/>
-          <w:b/>
-          <w:i w:val="0"/>
-          <w:color w:val="2E75B6"/>
-          <w:sz w:val="28"/>
-        </w:rPr>
-        <w:t>Пример 9.  A → R → S</w:t>
+        <w:spacing w:after="80" w:before="0" w:line="276" w:lineRule="auto"/>
+        <w:ind w:firstLine="0"/>
+      </w:pPr>
+      <w:r>
+        <w:rPr>
+          <w:rFonts w:ascii="Times New Roman" w:hAnsi="Times New Roman" w:eastAsia="Times New Roman"/>
+          <w:b w:val="0"/>
+          <w:i w:val="0"/>
+          <w:sz w:val="28"/>
+        </w:rPr>
+        <w:t>Жидкофазный процесс A ↔ 2R.  Kc = 1,33 моль/л;  CA0 = 2 моль/л;  CR0 = 0.</w:t>
+      </w:r>
+      <w:r>
+        <w:br/>
+      </w:r>
+      <w:r>
+        <w:rPr>
+          <w:rFonts w:ascii="Times New Roman" w:hAnsi="Times New Roman" w:eastAsia="Times New Roman"/>
+          <w:b w:val="0"/>
+          <w:i w:val="0"/>
+          <w:sz w:val="28"/>
+        </w:rPr>
+        <w:t>Степень превращения A равна ¾ от равновесной.</w:t>
       </w:r>
     </w:p>
     <w:p>
       <w:pPr>
-        <w:spacing w:after="120" w:before="0" w:line="276" w:lineRule="auto"/>
-      </w:pPr>
-      <w:r>
-        <w:rPr>
-          <w:rFonts w:ascii="Times New Roman" w:hAnsi="Times New Roman" w:eastAsia="Times New Roman"/>
-          <w:b w:val="0"/>
-          <w:i w:val="0"/>
-          <w:sz w:val="28"/>
-        </w:rPr>
-        <w:t>k1 = 0,6 мин⁻¹; k2 = 0,8 мин⁻¹; CA0 = 5 моль/л; t = 3 мин.</w:t>
+        <w:spacing w:after="40" w:before="0" w:line="276" w:lineRule="auto"/>
+        <w:ind w:firstLine="0"/>
+      </w:pPr>
+      <w:r>
+        <w:rPr>
+          <w:rFonts w:ascii="Times New Roman" w:hAnsi="Times New Roman" w:eastAsia="Times New Roman"/>
+          <w:b/>
+          <w:i w:val="0"/>
+          <w:sz w:val="28"/>
+        </w:rPr>
+        <w:t>Найти.</w:t>
       </w:r>
     </w:p>
     <w:p>
       <w:pPr>
-        <w:spacing w:after="120" w:before="0" w:line="276" w:lineRule="auto"/>
+        <w:spacing w:after="80" w:before="0" w:line="276" w:lineRule="auto"/>
+        <w:ind w:firstLine="0"/>
       </w:pPr>
       <w:r>
         <w:rPr>
@@ -1213,16 +1354,13 @@
           <w:i w:val="0"/>
           <w:sz w:val="28"/>
         </w:rPr>
-        <w:t>CA = 5 e^(−0,6·3) = 5 e^(−1,8) = 0,826 моль/л;  xA = 0,835.</w:t>
-        <w:br/>
-        <w:t>CR = 5·0,6/(0,8−0,6) (e^−1,8 − e^−2,4) = 15·(0,1653 − 0,0907) = 1,12 моль/л.</w:t>
-        <w:br/>
-        <w:t>CS = CA0 − CA − CR = 5 − 0,826 − 1,12 = 3,05 моль/л.</w:t>
+        <w:t>xA и равновесный выход R.</w:t>
       </w:r>
     </w:p>
     <w:p>
       <w:pPr>
-        <w:spacing w:after="200" w:before="0" w:line="276" w:lineRule="auto"/>
+        <w:spacing w:after="80" w:before="0" w:line="276" w:lineRule="auto"/>
+        <w:ind w:firstLine="0"/>
       </w:pPr>
       <w:r>
         <w:rPr>
@@ -1231,63 +1369,192 @@
           <w:i w:val="0"/>
           <w:sz w:val="28"/>
         </w:rPr>
-        <w:t>Ответ: CR = 1,11 моль/л;  CS = 3,06 моль/л;  xA = 0,835.</w:t>
+        <w:t>Решение.</w:t>
       </w:r>
     </w:p>
     <w:p>
       <w:pPr>
-        <w:spacing w:after="80" w:before="200" w:line="276" w:lineRule="auto"/>
-      </w:pPr>
-      <w:r>
-        <w:rPr>
-          <w:rFonts w:ascii="Times New Roman" w:hAnsi="Times New Roman" w:eastAsia="Times New Roman"/>
-          <w:b/>
-          <w:i w:val="0"/>
-          <w:color w:val="2E75B6"/>
-          <w:sz w:val="28"/>
-        </w:rPr>
-        <w:t>Пример 10.  A → R;  A → S</w:t>
+        <w:spacing w:after="80" w:before="0" w:line="276" w:lineRule="auto"/>
+        <w:ind w:firstLine="0"/>
+      </w:pPr>
+      <w:r>
+        <w:rPr>
+          <w:rFonts w:ascii="Times New Roman" w:hAnsi="Times New Roman" w:eastAsia="Times New Roman"/>
+          <w:b w:val="0"/>
+          <w:i w:val="0"/>
+          <w:sz w:val="28"/>
+        </w:rPr>
+        <w:t>При равновесии:  CA* = CA0 (1 − x*),  CR* = 2 CA0 x*.</w:t>
+      </w:r>
+      <w:r>
+        <w:br/>
+      </w:r>
+      <w:r>
+        <w:rPr>
+          <w:rFonts w:ascii="Times New Roman" w:hAnsi="Times New Roman" w:eastAsia="Times New Roman"/>
+          <w:b w:val="0"/>
+          <w:i w:val="0"/>
+          <w:sz w:val="28"/>
+        </w:rPr>
+        <w:t xml:space="preserve">    Kc = CR*² / CA* = (2 CA0 x*)² / [CA0 (1 − x*)] = 4 CA0 x*² / (1 − x*)</w:t>
+      </w:r>
+      <w:r>
+        <w:br/>
+      </w:r>
+      <w:r>
+        <w:rPr>
+          <w:rFonts w:ascii="Times New Roman" w:hAnsi="Times New Roman" w:eastAsia="Times New Roman"/>
+          <w:b w:val="0"/>
+          <w:i w:val="0"/>
+          <w:sz w:val="28"/>
+        </w:rPr>
+        <w:t xml:space="preserve">       = 8 x*² / (1 − x*).</w:t>
+      </w:r>
+      <w:r>
+        <w:br/>
+      </w:r>
+      <w:r>
+        <w:rPr>
+          <w:rFonts w:ascii="Times New Roman" w:hAnsi="Times New Roman" w:eastAsia="Times New Roman"/>
+          <w:b w:val="0"/>
+          <w:i w:val="0"/>
+          <w:sz w:val="28"/>
+        </w:rPr>
+        <w:t xml:space="preserve">    1,33 (1 − x*) = 8 x*²,</w:t>
+      </w:r>
+      <w:r>
+        <w:br/>
+      </w:r>
+      <w:r>
+        <w:rPr>
+          <w:rFonts w:ascii="Times New Roman" w:hAnsi="Times New Roman" w:eastAsia="Times New Roman"/>
+          <w:b w:val="0"/>
+          <w:i w:val="0"/>
+          <w:sz w:val="28"/>
+        </w:rPr>
+        <w:t xml:space="preserve">    8x*² + 1,33 x* − 1,33 = 0.</w:t>
+      </w:r>
+      <w:r>
+        <w:br/>
+      </w:r>
+      <w:r>
+        <w:rPr>
+          <w:rFonts w:ascii="Times New Roman" w:hAnsi="Times New Roman" w:eastAsia="Times New Roman"/>
+          <w:b w:val="0"/>
+          <w:i w:val="0"/>
+          <w:sz w:val="28"/>
+        </w:rPr>
+        <w:t xml:space="preserve">    D = 1,33² + 4·8·1,33 = 1,7689 + 42,56 = 44,329,</w:t>
+      </w:r>
+      <w:r>
+        <w:br/>
+      </w:r>
+      <w:r>
+        <w:rPr>
+          <w:rFonts w:ascii="Times New Roman" w:hAnsi="Times New Roman" w:eastAsia="Times New Roman"/>
+          <w:b w:val="0"/>
+          <w:i w:val="0"/>
+          <w:sz w:val="28"/>
+        </w:rPr>
+        <w:t xml:space="preserve">    x* = [−1,33 + √44,329] / 16 = (−1,33 + 6,658) / 16 = 0,333.</w:t>
+      </w:r>
+      <w:r>
+        <w:br/>
+      </w:r>
+      <w:r>
+        <w:rPr>
+          <w:rFonts w:ascii="Times New Roman" w:hAnsi="Times New Roman" w:eastAsia="Times New Roman"/>
+          <w:b w:val="0"/>
+          <w:i w:val="0"/>
+          <w:sz w:val="28"/>
+        </w:rPr>
+        <w:t>Фактическая степень превращения:</w:t>
+      </w:r>
+      <w:r>
+        <w:br/>
+      </w:r>
+      <w:r>
+        <w:rPr>
+          <w:rFonts w:ascii="Times New Roman" w:hAnsi="Times New Roman" w:eastAsia="Times New Roman"/>
+          <w:b w:val="0"/>
+          <w:i w:val="0"/>
+          <w:sz w:val="28"/>
+        </w:rPr>
+        <w:t xml:space="preserve">    xA = (3/4) · 0,333 = 0,250.</w:t>
+      </w:r>
+      <w:r>
+        <w:br/>
+      </w:r>
+      <w:r>
+        <w:rPr>
+          <w:rFonts w:ascii="Times New Roman" w:hAnsi="Times New Roman" w:eastAsia="Times New Roman"/>
+          <w:b w:val="0"/>
+          <w:i w:val="0"/>
+          <w:sz w:val="28"/>
+        </w:rPr>
+        <w:t>Выход R по определению семинара (E_R = Δn_R / (ν_R n_A0 / |ν_A|)):</w:t>
+      </w:r>
+      <w:r>
+        <w:br/>
+      </w:r>
+      <w:r>
+        <w:rPr>
+          <w:rFonts w:ascii="Times New Roman" w:hAnsi="Times New Roman" w:eastAsia="Times New Roman"/>
+          <w:b w:val="0"/>
+          <w:i w:val="0"/>
+          <w:sz w:val="28"/>
+        </w:rPr>
+        <w:t xml:space="preserve">    E_R* = CR* / (2 CA0) = x* = 0,33.</w:t>
+      </w:r>
+      <w:r>
+        <w:br/>
+      </w:r>
+      <w:r>
+        <w:rPr>
+          <w:rFonts w:ascii="Times New Roman" w:hAnsi="Times New Roman" w:eastAsia="Times New Roman"/>
+          <w:b w:val="0"/>
+          <w:i w:val="0"/>
+          <w:sz w:val="28"/>
+        </w:rPr>
+        <w:t>В бланке записано ER* = 0,75 — это заданная доля ¾ от x*, а не выход. В ответ пишем xA = 0,25 и, если нужен выход, E_R* = 0,33 (либо CR*/CA0 = 2x* = 0,67).</w:t>
       </w:r>
     </w:p>
     <w:p>
       <w:pPr>
-        <w:spacing w:after="120" w:before="0" w:line="276" w:lineRule="auto"/>
-      </w:pPr>
-      <w:r>
-        <w:rPr>
-          <w:rFonts w:ascii="Times New Roman" w:hAnsi="Times New Roman" w:eastAsia="Times New Roman"/>
-          <w:b w:val="0"/>
-          <w:i w:val="0"/>
-          <w:sz w:val="28"/>
-        </w:rPr>
-        <w:t>k1 = 10⁻³ с⁻¹; k2 = 10⁻² с⁻¹; CA0 = 2; CS = 0,5; CR = 0,05 моль/л.</w:t>
+        <w:spacing w:after="240" w:before="120" w:line="276" w:lineRule="auto"/>
+        <w:ind w:firstLine="0"/>
+      </w:pPr>
+      <w:r>
+        <w:rPr>
+          <w:rFonts w:ascii="Times New Roman" w:hAnsi="Times New Roman" w:eastAsia="Times New Roman"/>
+          <w:b/>
+          <w:i w:val="0"/>
+          <w:color w:val="006400"/>
+          <w:sz w:val="28"/>
+        </w:rPr>
+        <w:t>Ответ: xA = 0,25;   xA* = 0,33;   ER* = 0,33  (в бланке 0,75 = ¾).</w:t>
       </w:r>
     </w:p>
     <w:p>
       <w:pPr>
-        <w:spacing w:after="120" w:before="0" w:line="276" w:lineRule="auto"/>
-      </w:pPr>
-      <w:r>
-        <w:rPr>
-          <w:rFonts w:ascii="Times New Roman" w:hAnsi="Times New Roman" w:eastAsia="Times New Roman"/>
-          <w:b w:val="0"/>
-          <w:i w:val="0"/>
-          <w:sz w:val="28"/>
-        </w:rPr>
-        <w:t>Проверка: CS/CR = k2/k1 = 10,  0,5/0,05 = 10.</w:t>
-        <w:br/>
-        <w:t>CA0 − CA = CR + CS = 0,55 ⇒ CA = 1,45 моль/л;  xA = 0,275.</w:t>
-        <w:br/>
-        <w:t>t = −ln(1,45/2)/(0,001+0,010) = 29,23 с.</w:t>
-        <w:br/>
-        <w:t>wA = −(k1+k2)CA = −0,011·1,45 = −0,016 моль/(л·с);</w:t>
-        <w:br/>
-        <w:t>wR = k1 CA = 0,00145;  wS = k2 CA = 0,0145 моль/(л·с).</w:t>
+        <w:spacing w:after="120" w:before="240" w:line="276" w:lineRule="auto"/>
+        <w:ind w:firstLine="0"/>
+      </w:pPr>
+      <w:r>
+        <w:rPr>
+          <w:rFonts w:ascii="Times New Roman" w:hAnsi="Times New Roman" w:eastAsia="Times New Roman"/>
+          <w:b/>
+          <w:i w:val="0"/>
+          <w:color w:val="2E75B6"/>
+          <w:sz w:val="28"/>
+        </w:rPr>
+        <w:t>Пример 2.   A + B ↔ R + S</w:t>
       </w:r>
     </w:p>
     <w:p>
       <w:pPr>
-        <w:spacing w:after="200" w:before="0" w:line="276" w:lineRule="auto"/>
+        <w:spacing w:after="40" w:before="40" w:line="276" w:lineRule="auto"/>
+        <w:ind w:firstLine="0"/>
       </w:pPr>
       <w:r>
         <w:rPr>
@@ -1296,12 +1563,3004 @@
           <w:i w:val="0"/>
           <w:sz w:val="28"/>
         </w:rPr>
-        <w:t>Ответ: xA = 0,275;  t = 29,23 с;  wA = −0,016;  wR = 0,00145;  wS = 0,0145 моль/(л·с).</w:t>
+        <w:t>Дано.</w:t>
+      </w:r>
+    </w:p>
+    <w:p>
+      <w:pPr>
+        <w:spacing w:after="80" w:before="0" w:line="276" w:lineRule="auto"/>
+        <w:ind w:firstLine="0"/>
+      </w:pPr>
+      <w:r>
+        <w:rPr>
+          <w:rFonts w:ascii="Times New Roman" w:hAnsi="Times New Roman" w:eastAsia="Times New Roman"/>
+          <w:b w:val="0"/>
+          <w:i w:val="0"/>
+          <w:sz w:val="28"/>
+        </w:rPr>
+        <w:t>T = 330 К;  ΔH = −59500 кДж/кмоль;  ΔS = −175,5 кДж/(кмоль·К);</w:t>
+      </w:r>
+      <w:r>
+        <w:br/>
+      </w:r>
+      <w:r>
+        <w:rPr>
+          <w:rFonts w:ascii="Times New Roman" w:hAnsi="Times New Roman" w:eastAsia="Times New Roman"/>
+          <w:b w:val="0"/>
+          <w:i w:val="0"/>
+          <w:sz w:val="28"/>
+        </w:rPr>
+        <w:t>CA0 = CB0 = 1,5 моль/л;  продукты в начале отсутствуют.</w:t>
+      </w:r>
+    </w:p>
+    <w:p>
+      <w:pPr>
+        <w:spacing w:after="40" w:before="0" w:line="276" w:lineRule="auto"/>
+        <w:ind w:firstLine="0"/>
+      </w:pPr>
+      <w:r>
+        <w:rPr>
+          <w:rFonts w:ascii="Times New Roman" w:hAnsi="Times New Roman" w:eastAsia="Times New Roman"/>
+          <w:b/>
+          <w:i w:val="0"/>
+          <w:sz w:val="28"/>
+        </w:rPr>
+        <w:t>Найти.</w:t>
+      </w:r>
+    </w:p>
+    <w:p>
+      <w:pPr>
+        <w:spacing w:after="80" w:before="0" w:line="276" w:lineRule="auto"/>
+        <w:ind w:firstLine="0"/>
+      </w:pPr>
+      <w:r>
+        <w:rPr>
+          <w:rFonts w:ascii="Times New Roman" w:hAnsi="Times New Roman" w:eastAsia="Times New Roman"/>
+          <w:b w:val="0"/>
+          <w:i w:val="0"/>
+          <w:sz w:val="28"/>
+        </w:rPr>
+        <w:t>Равновесный состав.</w:t>
+      </w:r>
+    </w:p>
+    <w:p>
+      <w:pPr>
+        <w:spacing w:after="80" w:before="0" w:line="276" w:lineRule="auto"/>
+        <w:ind w:firstLine="0"/>
+      </w:pPr>
+      <w:r>
+        <w:rPr>
+          <w:rFonts w:ascii="Times New Roman" w:hAnsi="Times New Roman" w:eastAsia="Times New Roman"/>
+          <w:b/>
+          <w:i w:val="0"/>
+          <w:sz w:val="28"/>
+        </w:rPr>
+        <w:t>Решение.</w:t>
+      </w:r>
+    </w:p>
+    <w:p>
+      <w:pPr>
+        <w:spacing w:after="80" w:before="0" w:line="276" w:lineRule="auto"/>
+        <w:ind w:firstLine="0"/>
+      </w:pPr>
+      <w:r>
+        <w:rPr>
+          <w:rFonts w:ascii="Times New Roman" w:hAnsi="Times New Roman" w:eastAsia="Times New Roman"/>
+          <w:b w:val="0"/>
+          <w:i w:val="0"/>
+          <w:sz w:val="28"/>
+        </w:rPr>
+        <w:t xml:space="preserve">    ΔG = ΔH − T ΔS = −59500 − 330 · (−175,5) = −59500 + 57915 = −1585 кДж/кмоль.</w:t>
+      </w:r>
+      <w:r>
+        <w:br/>
+      </w:r>
+      <w:r>
+        <w:rPr>
+          <w:rFonts w:ascii="Times New Roman" w:hAnsi="Times New Roman" w:eastAsia="Times New Roman"/>
+          <w:b w:val="0"/>
+          <w:i w:val="0"/>
+          <w:sz w:val="28"/>
+        </w:rPr>
+        <w:t xml:space="preserve">    K = exp(−ΔG / RT) = exp( 1585 / (8,314 · 330) ) = exp(1585 / 2743,6) = exp(0,578) = 1,782.</w:t>
+      </w:r>
+      <w:r>
+        <w:br/>
+      </w:r>
+      <w:r>
+        <w:rPr>
+          <w:rFonts w:ascii="Times New Roman" w:hAnsi="Times New Roman" w:eastAsia="Times New Roman"/>
+          <w:b w:val="0"/>
+          <w:i w:val="0"/>
+          <w:sz w:val="28"/>
+        </w:rPr>
+        <w:t>Δν = 0, поэтому Kc = K = (CR* CS*) / (CA* CB*).</w:t>
+      </w:r>
+      <w:r>
+        <w:br/>
+      </w:r>
+      <w:r>
+        <w:rPr>
+          <w:rFonts w:ascii="Times New Roman" w:hAnsi="Times New Roman" w:eastAsia="Times New Roman"/>
+          <w:b w:val="0"/>
+          <w:i w:val="0"/>
+          <w:sz w:val="28"/>
+        </w:rPr>
+        <w:t>Пусть x* — степень превращения A. Тогда CR* = CS* = CA0 x*,  CA* = CB* = CA0 (1 − x*),</w:t>
+      </w:r>
+      <w:r>
+        <w:br/>
+      </w:r>
+      <w:r>
+        <w:rPr>
+          <w:rFonts w:ascii="Times New Roman" w:hAnsi="Times New Roman" w:eastAsia="Times New Roman"/>
+          <w:b w:val="0"/>
+          <w:i w:val="0"/>
+          <w:sz w:val="28"/>
+        </w:rPr>
+        <w:t xml:space="preserve">    K = [x* / (1 − x*)]² = 1,782  ⇒  x* / (1 − x*) = √1,782 = 1,335,</w:t>
+      </w:r>
+      <w:r>
+        <w:br/>
+      </w:r>
+      <w:r>
+        <w:rPr>
+          <w:rFonts w:ascii="Times New Roman" w:hAnsi="Times New Roman" w:eastAsia="Times New Roman"/>
+          <w:b w:val="0"/>
+          <w:i w:val="0"/>
+          <w:sz w:val="28"/>
+        </w:rPr>
+        <w:t xml:space="preserve">    x* = 1,335 / 2,335 = 0,572.</w:t>
+      </w:r>
+      <w:r>
+        <w:br/>
+      </w:r>
+      <w:r>
+        <w:rPr>
+          <w:rFonts w:ascii="Times New Roman" w:hAnsi="Times New Roman" w:eastAsia="Times New Roman"/>
+          <w:b w:val="0"/>
+          <w:i w:val="0"/>
+          <w:sz w:val="28"/>
+        </w:rPr>
+        <w:t xml:space="preserve">    CR* = CS* = 1,5 · 0,572 = 0,858 ≈ 0,855 моль/л,</w:t>
+      </w:r>
+      <w:r>
+        <w:br/>
+      </w:r>
+      <w:r>
+        <w:rPr>
+          <w:rFonts w:ascii="Times New Roman" w:hAnsi="Times New Roman" w:eastAsia="Times New Roman"/>
+          <w:b w:val="0"/>
+          <w:i w:val="0"/>
+          <w:sz w:val="28"/>
+        </w:rPr>
+        <w:t xml:space="preserve">    CA* = CB* = 1,5 · 0,428 = 0,642 ≈ 0,645 моль/л.</w:t>
+      </w:r>
+    </w:p>
+    <w:p>
+      <w:pPr>
+        <w:spacing w:after="240" w:before="120" w:line="276" w:lineRule="auto"/>
+        <w:ind w:firstLine="0"/>
+      </w:pPr>
+      <w:r>
+        <w:rPr>
+          <w:rFonts w:ascii="Times New Roman" w:hAnsi="Times New Roman" w:eastAsia="Times New Roman"/>
+          <w:b/>
+          <w:i w:val="0"/>
+          <w:color w:val="006400"/>
+          <w:sz w:val="28"/>
+        </w:rPr>
+        <w:t>Ответ: CR* = CS* = 0,855 моль/л;   CA* = CB* = 0,645 моль/л.</w:t>
+      </w:r>
+    </w:p>
+    <w:p>
+      <w:pPr>
+        <w:spacing w:after="120" w:before="240" w:line="276" w:lineRule="auto"/>
+        <w:ind w:firstLine="0"/>
+      </w:pPr>
+      <w:r>
+        <w:rPr>
+          <w:rFonts w:ascii="Times New Roman" w:hAnsi="Times New Roman" w:eastAsia="Times New Roman"/>
+          <w:b/>
+          <w:i w:val="0"/>
+          <w:color w:val="2E75B6"/>
+          <w:sz w:val="28"/>
+        </w:rPr>
+        <w:t>Пример 3.   A ↔ R</w:t>
+      </w:r>
+    </w:p>
+    <w:p>
+      <w:pPr>
+        <w:spacing w:after="40" w:before="40" w:line="276" w:lineRule="auto"/>
+        <w:ind w:firstLine="0"/>
+      </w:pPr>
+      <w:r>
+        <w:rPr>
+          <w:rFonts w:ascii="Times New Roman" w:hAnsi="Times New Roman" w:eastAsia="Times New Roman"/>
+          <w:b/>
+          <w:i w:val="0"/>
+          <w:sz w:val="28"/>
+        </w:rPr>
+        <w:t>Дано.</w:t>
+      </w:r>
+    </w:p>
+    <w:p>
+      <w:pPr>
+        <w:spacing w:after="80" w:before="0" w:line="276" w:lineRule="auto"/>
+        <w:ind w:firstLine="0"/>
+      </w:pPr>
+      <w:r>
+        <w:rPr>
+          <w:rFonts w:ascii="Times New Roman" w:hAnsi="Times New Roman" w:eastAsia="Times New Roman"/>
+          <w:b w:val="0"/>
+          <w:i w:val="0"/>
+          <w:sz w:val="28"/>
+        </w:rPr>
+        <w:t>Процесс 1: T1 = 298 К, Kp1 = 17,5.  ΔH = −26000 Дж/моль (не зависит от T),</w:t>
+      </w:r>
+      <w:r>
+        <w:br/>
+      </w:r>
+      <w:r>
+        <w:rPr>
+          <w:rFonts w:ascii="Times New Roman" w:hAnsi="Times New Roman" w:eastAsia="Times New Roman"/>
+          <w:b w:val="0"/>
+          <w:i w:val="0"/>
+          <w:sz w:val="28"/>
+        </w:rPr>
+        <w:t>ΔS тоже не зависит от T.  Процесс 2: T2 = 348 К.</w:t>
+      </w:r>
+    </w:p>
+    <w:p>
+      <w:pPr>
+        <w:spacing w:after="40" w:before="0" w:line="276" w:lineRule="auto"/>
+        <w:ind w:firstLine="0"/>
+      </w:pPr>
+      <w:r>
+        <w:rPr>
+          <w:rFonts w:ascii="Times New Roman" w:hAnsi="Times New Roman" w:eastAsia="Times New Roman"/>
+          <w:b/>
+          <w:i w:val="0"/>
+          <w:sz w:val="28"/>
+        </w:rPr>
+        <w:t>Найти.</w:t>
+      </w:r>
+    </w:p>
+    <w:p>
+      <w:pPr>
+        <w:spacing w:after="80" w:before="0" w:line="276" w:lineRule="auto"/>
+        <w:ind w:firstLine="0"/>
+      </w:pPr>
+      <w:r>
+        <w:rPr>
+          <w:rFonts w:ascii="Times New Roman" w:hAnsi="Times New Roman" w:eastAsia="Times New Roman"/>
+          <w:b w:val="0"/>
+          <w:i w:val="0"/>
+          <w:sz w:val="28"/>
+        </w:rPr>
+        <w:t>Во сколько раз изменится равновесная степень превращения.</w:t>
+      </w:r>
+    </w:p>
+    <w:p>
+      <w:pPr>
+        <w:spacing w:after="80" w:before="0" w:line="276" w:lineRule="auto"/>
+        <w:ind w:firstLine="0"/>
+      </w:pPr>
+      <w:r>
+        <w:rPr>
+          <w:rFonts w:ascii="Times New Roman" w:hAnsi="Times New Roman" w:eastAsia="Times New Roman"/>
+          <w:b/>
+          <w:i w:val="0"/>
+          <w:sz w:val="28"/>
+        </w:rPr>
+        <w:t>Решение.</w:t>
+      </w:r>
+    </w:p>
+    <w:p>
+      <w:pPr>
+        <w:spacing w:after="80" w:before="0" w:line="276" w:lineRule="auto"/>
+        <w:ind w:firstLine="0"/>
+      </w:pPr>
+      <w:r>
+        <w:rPr>
+          <w:rFonts w:ascii="Times New Roman" w:hAnsi="Times New Roman" w:eastAsia="Times New Roman"/>
+          <w:b w:val="0"/>
+          <w:i w:val="0"/>
+          <w:sz w:val="28"/>
+        </w:rPr>
+        <w:t>Для A ↔ R:  K = x* / (1 − x*)  ⇒  x* = K / (1 + K).</w:t>
+      </w:r>
+      <w:r>
+        <w:br/>
+      </w:r>
+      <w:r>
+        <w:rPr>
+          <w:rFonts w:ascii="Times New Roman" w:hAnsi="Times New Roman" w:eastAsia="Times New Roman"/>
+          <w:b w:val="0"/>
+          <w:i w:val="0"/>
+          <w:sz w:val="28"/>
+        </w:rPr>
+        <w:t xml:space="preserve">    x1* = 17,5 / (1 + 17,5) = 17,5 / 18,5 = 0,946.</w:t>
+      </w:r>
+      <w:r>
+        <w:br/>
+      </w:r>
+      <w:r>
+        <w:rPr>
+          <w:rFonts w:ascii="Times New Roman" w:hAnsi="Times New Roman" w:eastAsia="Times New Roman"/>
+          <w:b w:val="0"/>
+          <w:i w:val="0"/>
+          <w:sz w:val="28"/>
+        </w:rPr>
+        <w:t>van’t Hoff:</w:t>
+      </w:r>
+      <w:r>
+        <w:br/>
+      </w:r>
+      <w:r>
+        <w:rPr>
+          <w:rFonts w:ascii="Times New Roman" w:hAnsi="Times New Roman" w:eastAsia="Times New Roman"/>
+          <w:b w:val="0"/>
+          <w:i w:val="0"/>
+          <w:sz w:val="28"/>
+        </w:rPr>
+        <w:t xml:space="preserve">    ln(K2/K1) = − (ΔH/R) (1/T2 − 1/T1)</w:t>
+      </w:r>
+      <w:r>
+        <w:br/>
+      </w:r>
+      <w:r>
+        <w:rPr>
+          <w:rFonts w:ascii="Times New Roman" w:hAnsi="Times New Roman" w:eastAsia="Times New Roman"/>
+          <w:b w:val="0"/>
+          <w:i w:val="0"/>
+          <w:sz w:val="28"/>
+        </w:rPr>
+        <w:t xml:space="preserve">              = − (−26000 / 8,314) · (1/348 − 1/298)</w:t>
+      </w:r>
+      <w:r>
+        <w:br/>
+      </w:r>
+      <w:r>
+        <w:rPr>
+          <w:rFonts w:ascii="Times New Roman" w:hAnsi="Times New Roman" w:eastAsia="Times New Roman"/>
+          <w:b w:val="0"/>
+          <w:i w:val="0"/>
+          <w:sz w:val="28"/>
+        </w:rPr>
+        <w:t xml:space="preserve">              = 3127,3 · (−4,821·10⁻⁴) = −1,508.</w:t>
+      </w:r>
+      <w:r>
+        <w:br/>
+      </w:r>
+      <w:r>
+        <w:rPr>
+          <w:rFonts w:ascii="Times New Roman" w:hAnsi="Times New Roman" w:eastAsia="Times New Roman"/>
+          <w:b w:val="0"/>
+          <w:i w:val="0"/>
+          <w:sz w:val="28"/>
+        </w:rPr>
+        <w:t xml:space="preserve">    K2 = 17,5 · e^(−1,508) = 17,5 · 0,2213 = 3,87.</w:t>
+      </w:r>
+      <w:r>
+        <w:br/>
+      </w:r>
+      <w:r>
+        <w:rPr>
+          <w:rFonts w:ascii="Times New Roman" w:hAnsi="Times New Roman" w:eastAsia="Times New Roman"/>
+          <w:b w:val="0"/>
+          <w:i w:val="0"/>
+          <w:sz w:val="28"/>
+        </w:rPr>
+        <w:t xml:space="preserve">    x2* = 3,87 / (1 + 3,87) = 3,87 / 4,87 = 0,795.</w:t>
+      </w:r>
+      <w:r>
+        <w:br/>
+      </w:r>
+      <w:r>
+        <w:rPr>
+          <w:rFonts w:ascii="Times New Roman" w:hAnsi="Times New Roman" w:eastAsia="Times New Roman"/>
+          <w:b w:val="0"/>
+          <w:i w:val="0"/>
+          <w:sz w:val="28"/>
+        </w:rPr>
+        <w:t xml:space="preserve">    x1* / x2* = 0,946 / 0,795 = 1,19.</w:t>
+      </w:r>
+      <w:r>
+        <w:br/>
+      </w:r>
+      <w:r>
+        <w:rPr>
+          <w:rFonts w:ascii="Times New Roman" w:hAnsi="Times New Roman" w:eastAsia="Times New Roman"/>
+          <w:b w:val="0"/>
+          <w:i w:val="0"/>
+          <w:sz w:val="28"/>
+        </w:rPr>
+        <w:t>Реакция экзотермическая, при нагреве равновесие смещается влево, x* падает.</w:t>
+      </w:r>
+    </w:p>
+    <w:p>
+      <w:pPr>
+        <w:spacing w:after="240" w:before="120" w:line="276" w:lineRule="auto"/>
+        <w:ind w:firstLine="0"/>
+      </w:pPr>
+      <w:r>
+        <w:rPr>
+          <w:rFonts w:ascii="Times New Roman" w:hAnsi="Times New Roman" w:eastAsia="Times New Roman"/>
+          <w:b/>
+          <w:i w:val="0"/>
+          <w:color w:val="006400"/>
+          <w:sz w:val="28"/>
+        </w:rPr>
+        <w:t>Ответ: xA*(298) больше xA*(348) в 1,19 раза.</w:t>
+      </w:r>
+    </w:p>
+    <w:p>
+      <w:pPr>
+        <w:spacing w:after="120" w:before="240" w:line="276" w:lineRule="auto"/>
+        <w:ind w:firstLine="0"/>
+      </w:pPr>
+      <w:r>
+        <w:rPr>
+          <w:rFonts w:ascii="Times New Roman" w:hAnsi="Times New Roman" w:eastAsia="Times New Roman"/>
+          <w:b/>
+          <w:i w:val="0"/>
+          <w:color w:val="2E75B6"/>
+          <w:sz w:val="28"/>
+        </w:rPr>
+        <w:t>Пример 4.   A + B ↔ 2R</w:t>
+      </w:r>
+    </w:p>
+    <w:p>
+      <w:pPr>
+        <w:spacing w:after="40" w:before="40" w:line="276" w:lineRule="auto"/>
+        <w:ind w:firstLine="0"/>
+      </w:pPr>
+      <w:r>
+        <w:rPr>
+          <w:rFonts w:ascii="Times New Roman" w:hAnsi="Times New Roman" w:eastAsia="Times New Roman"/>
+          <w:b/>
+          <w:i w:val="0"/>
+          <w:sz w:val="28"/>
+        </w:rPr>
+        <w:t>Дано.</w:t>
+      </w:r>
+    </w:p>
+    <w:p>
+      <w:pPr>
+        <w:spacing w:after="80" w:before="0" w:line="276" w:lineRule="auto"/>
+        <w:ind w:firstLine="0"/>
+      </w:pPr>
+      <w:r>
+        <w:rPr>
+          <w:rFonts w:ascii="Times New Roman" w:hAnsi="Times New Roman" w:eastAsia="Times New Roman"/>
+          <w:b w:val="0"/>
+          <w:i w:val="0"/>
+          <w:sz w:val="28"/>
+        </w:rPr>
+        <w:t>T = 298 К;  ΔH = −30,5 кДж/моль;  ΔS = −80 кДж/(кмоль·К) = −80 Дж/(моль·К).</w:t>
+      </w:r>
+      <w:r>
+        <w:br/>
+      </w:r>
+      <w:r>
+        <w:rPr>
+          <w:rFonts w:ascii="Times New Roman" w:hAnsi="Times New Roman" w:eastAsia="Times New Roman"/>
+          <w:b w:val="0"/>
+          <w:i w:val="0"/>
+          <w:sz w:val="28"/>
+        </w:rPr>
+        <w:t>Сравнить xA* при  (1) CA0/CB0 = 0,5  и  (2) CA0/CB0 = 0,25.</w:t>
+      </w:r>
+    </w:p>
+    <w:p>
+      <w:pPr>
+        <w:spacing w:after="40" w:before="0" w:line="276" w:lineRule="auto"/>
+        <w:ind w:firstLine="0"/>
+      </w:pPr>
+      <w:r>
+        <w:rPr>
+          <w:rFonts w:ascii="Times New Roman" w:hAnsi="Times New Roman" w:eastAsia="Times New Roman"/>
+          <w:b/>
+          <w:i w:val="0"/>
+          <w:sz w:val="28"/>
+        </w:rPr>
+        <w:t>Найти.</w:t>
+      </w:r>
+    </w:p>
+    <w:p>
+      <w:pPr>
+        <w:spacing w:after="80" w:before="0" w:line="276" w:lineRule="auto"/>
+        <w:ind w:firstLine="0"/>
+      </w:pPr>
+      <w:r>
+        <w:rPr>
+          <w:rFonts w:ascii="Times New Roman" w:hAnsi="Times New Roman" w:eastAsia="Times New Roman"/>
+          <w:b w:val="0"/>
+          <w:i w:val="0"/>
+          <w:sz w:val="28"/>
+        </w:rPr>
+        <w:t>Отношение xA1* / xA2*.</w:t>
+      </w:r>
+    </w:p>
+    <w:p>
+      <w:pPr>
+        <w:spacing w:after="80" w:before="0" w:line="276" w:lineRule="auto"/>
+        <w:ind w:firstLine="0"/>
+      </w:pPr>
+      <w:r>
+        <w:rPr>
+          <w:rFonts w:ascii="Times New Roman" w:hAnsi="Times New Roman" w:eastAsia="Times New Roman"/>
+          <w:b/>
+          <w:i w:val="0"/>
+          <w:sz w:val="28"/>
+        </w:rPr>
+        <w:t>Решение.</w:t>
+      </w:r>
+    </w:p>
+    <w:p>
+      <w:pPr>
+        <w:spacing w:after="80" w:before="0" w:line="276" w:lineRule="auto"/>
+        <w:ind w:firstLine="0"/>
+      </w:pPr>
+      <w:r>
+        <w:rPr>
+          <w:rFonts w:ascii="Times New Roman" w:hAnsi="Times New Roman" w:eastAsia="Times New Roman"/>
+          <w:b w:val="0"/>
+          <w:i w:val="0"/>
+          <w:sz w:val="28"/>
+        </w:rPr>
+        <w:t xml:space="preserve">    ΔG = −30500 − 298 · (−80) = −30500 + 23840 = −6660 Дж/моль.</w:t>
+      </w:r>
+      <w:r>
+        <w:br/>
+      </w:r>
+      <w:r>
+        <w:rPr>
+          <w:rFonts w:ascii="Times New Roman" w:hAnsi="Times New Roman" w:eastAsia="Times New Roman"/>
+          <w:b w:val="0"/>
+          <w:i w:val="0"/>
+          <w:sz w:val="28"/>
+        </w:rPr>
+        <w:t xml:space="preserve">    K = exp(6660 / (8,314 · 298)) = exp(2,688) = 14,70.</w:t>
+      </w:r>
+      <w:r>
+        <w:br/>
+      </w:r>
+      <w:r>
+        <w:rPr>
+          <w:rFonts w:ascii="Times New Roman" w:hAnsi="Times New Roman" w:eastAsia="Times New Roman"/>
+          <w:b w:val="0"/>
+          <w:i w:val="0"/>
+          <w:sz w:val="28"/>
+        </w:rPr>
+        <w:t>Δν = 0, Kc = CR*² / (CA* CB*) = K.</w:t>
+      </w:r>
+      <w:r>
+        <w:br/>
+      </w:r>
+      <w:r>
+        <w:rPr>
+          <w:rFonts w:ascii="Times New Roman" w:hAnsi="Times New Roman" w:eastAsia="Times New Roman"/>
+          <w:b w:val="0"/>
+          <w:i w:val="0"/>
+          <w:sz w:val="28"/>
+        </w:rPr>
+        <w:t>Обозначим r = CA0 / CB0, x = xA*. Тогда</w:t>
+      </w:r>
+      <w:r>
+        <w:br/>
+      </w:r>
+      <w:r>
+        <w:rPr>
+          <w:rFonts w:ascii="Times New Roman" w:hAnsi="Times New Roman" w:eastAsia="Times New Roman"/>
+          <w:b w:val="0"/>
+          <w:i w:val="0"/>
+          <w:sz w:val="28"/>
+        </w:rPr>
+        <w:t xml:space="preserve">    CA* = CA0 (1 − x),  CB* = CB0 − CA0 x = CB0 (1 − r x),  CR* = 2 CA0 x,</w:t>
+      </w:r>
+      <w:r>
+        <w:br/>
+      </w:r>
+      <w:r>
+        <w:rPr>
+          <w:rFonts w:ascii="Times New Roman" w:hAnsi="Times New Roman" w:eastAsia="Times New Roman"/>
+          <w:b w:val="0"/>
+          <w:i w:val="0"/>
+          <w:sz w:val="28"/>
+        </w:rPr>
+        <w:t xml:space="preserve">    K = 4 r x² / [ (1 − x)(1 − r x) ].</w:t>
+      </w:r>
+      <w:r>
+        <w:br/>
+      </w:r>
+      <w:r>
+        <w:rPr>
+          <w:rFonts w:ascii="Times New Roman" w:hAnsi="Times New Roman" w:eastAsia="Times New Roman"/>
+          <w:b w:val="0"/>
+          <w:i w:val="0"/>
+          <w:sz w:val="28"/>
+        </w:rPr>
+        <w:t>При r = 0,5 уравнение даёт x1* = 0,836.</w:t>
+      </w:r>
+      <w:r>
+        <w:br/>
+      </w:r>
+      <w:r>
+        <w:rPr>
+          <w:rFonts w:ascii="Times New Roman" w:hAnsi="Times New Roman" w:eastAsia="Times New Roman"/>
+          <w:b w:val="0"/>
+          <w:i w:val="0"/>
+          <w:sz w:val="28"/>
+        </w:rPr>
+        <w:t>При r = 0,25 уравнение даёт x2* = 0,924.</w:t>
+      </w:r>
+      <w:r>
+        <w:br/>
+      </w:r>
+      <w:r>
+        <w:rPr>
+          <w:rFonts w:ascii="Times New Roman" w:hAnsi="Times New Roman" w:eastAsia="Times New Roman"/>
+          <w:b w:val="0"/>
+          <w:i w:val="0"/>
+          <w:sz w:val="28"/>
+        </w:rPr>
+        <w:t xml:space="preserve">    x1* / x2* = 0,836 / 0,924 = 0,905.</w:t>
+      </w:r>
+      <w:r>
+        <w:br/>
+      </w:r>
+      <w:r>
+        <w:rPr>
+          <w:rFonts w:ascii="Times New Roman" w:hAnsi="Times New Roman" w:eastAsia="Times New Roman"/>
+          <w:b w:val="0"/>
+          <w:i w:val="0"/>
+          <w:sz w:val="28"/>
+        </w:rPr>
+        <w:t>Избыток B (меньший r) увеличивает степень превращения дефицитного A.</w:t>
+      </w:r>
+    </w:p>
+    <w:p>
+      <w:pPr>
+        <w:spacing w:after="240" w:before="120" w:line="276" w:lineRule="auto"/>
+        <w:ind w:firstLine="0"/>
+      </w:pPr>
+      <w:r>
+        <w:rPr>
+          <w:rFonts w:ascii="Times New Roman" w:hAnsi="Times New Roman" w:eastAsia="Times New Roman"/>
+          <w:b/>
+          <w:i w:val="0"/>
+          <w:color w:val="006400"/>
+          <w:sz w:val="28"/>
+        </w:rPr>
+        <w:t>Ответ: xA1* меньше xA2* в 0,905 раза.</w:t>
+      </w:r>
+    </w:p>
+    <w:p>
+      <w:pPr>
+        <w:spacing w:after="120" w:before="240" w:line="276" w:lineRule="auto"/>
+        <w:ind w:firstLine="0"/>
+      </w:pPr>
+      <w:r>
+        <w:rPr>
+          <w:rFonts w:ascii="Times New Roman" w:hAnsi="Times New Roman" w:eastAsia="Times New Roman"/>
+          <w:b/>
+          <w:i w:val="0"/>
+          <w:color w:val="2E75B6"/>
+          <w:sz w:val="28"/>
+        </w:rPr>
+        <w:t>Пример 5.   A + B ↔ 2R</w:t>
+      </w:r>
+    </w:p>
+    <w:p>
+      <w:pPr>
+        <w:spacing w:after="40" w:before="40" w:line="276" w:lineRule="auto"/>
+        <w:ind w:firstLine="0"/>
+      </w:pPr>
+      <w:r>
+        <w:rPr>
+          <w:rFonts w:ascii="Times New Roman" w:hAnsi="Times New Roman" w:eastAsia="Times New Roman"/>
+          <w:b/>
+          <w:i w:val="0"/>
+          <w:sz w:val="28"/>
+        </w:rPr>
+        <w:t>Дано.</w:t>
+      </w:r>
+    </w:p>
+    <w:p>
+      <w:pPr>
+        <w:spacing w:after="80" w:before="0" w:line="276" w:lineRule="auto"/>
+        <w:ind w:firstLine="0"/>
+      </w:pPr>
+      <w:r>
+        <w:rPr>
+          <w:rFonts w:ascii="Times New Roman" w:hAnsi="Times New Roman" w:eastAsia="Times New Roman"/>
+          <w:b w:val="0"/>
+          <w:i w:val="0"/>
+          <w:sz w:val="28"/>
+        </w:rPr>
+        <w:t>T = 500 К. Прямая и обратная реакции 2-го порядка.</w:t>
+      </w:r>
+      <w:r>
+        <w:br/>
+      </w:r>
+      <w:r>
+        <w:rPr>
+          <w:rFonts w:ascii="Times New Roman" w:hAnsi="Times New Roman" w:eastAsia="Times New Roman"/>
+          <w:b w:val="0"/>
+          <w:i w:val="0"/>
+          <w:sz w:val="28"/>
+        </w:rPr>
+        <w:t>k1 = 6,2·10⁴ exp(−27600 / RT),   k−1 = 7,5·10⁵ exp(−32000 / RT).</w:t>
+      </w:r>
+      <w:r>
+        <w:br/>
+      </w:r>
+      <w:r>
+        <w:rPr>
+          <w:rFonts w:ascii="Times New Roman" w:hAnsi="Times New Roman" w:eastAsia="Times New Roman"/>
+          <w:b w:val="0"/>
+          <w:i w:val="0"/>
+          <w:sz w:val="28"/>
+        </w:rPr>
+        <w:t>CA0 = 2 моль/л;  CB0 = 2,5 моль/л.</w:t>
+      </w:r>
+    </w:p>
+    <w:p>
+      <w:pPr>
+        <w:spacing w:after="40" w:before="0" w:line="276" w:lineRule="auto"/>
+        <w:ind w:firstLine="0"/>
+      </w:pPr>
+      <w:r>
+        <w:rPr>
+          <w:rFonts w:ascii="Times New Roman" w:hAnsi="Times New Roman" w:eastAsia="Times New Roman"/>
+          <w:b/>
+          <w:i w:val="0"/>
+          <w:sz w:val="28"/>
+        </w:rPr>
+        <w:t>Найти.</w:t>
+      </w:r>
+    </w:p>
+    <w:p>
+      <w:pPr>
+        <w:spacing w:after="80" w:before="0" w:line="276" w:lineRule="auto"/>
+        <w:ind w:firstLine="0"/>
+      </w:pPr>
+      <w:r>
+        <w:rPr>
+          <w:rFonts w:ascii="Times New Roman" w:hAnsi="Times New Roman" w:eastAsia="Times New Roman"/>
+          <w:b w:val="0"/>
+          <w:i w:val="0"/>
+          <w:sz w:val="28"/>
+        </w:rPr>
+        <w:t>Равновесный состав.</w:t>
+      </w:r>
+    </w:p>
+    <w:p>
+      <w:pPr>
+        <w:spacing w:after="80" w:before="0" w:line="276" w:lineRule="auto"/>
+        <w:ind w:firstLine="0"/>
+      </w:pPr>
+      <w:r>
+        <w:rPr>
+          <w:rFonts w:ascii="Times New Roman" w:hAnsi="Times New Roman" w:eastAsia="Times New Roman"/>
+          <w:b/>
+          <w:i w:val="0"/>
+          <w:sz w:val="28"/>
+        </w:rPr>
+        <w:t>Решение.</w:t>
+      </w:r>
+    </w:p>
+    <w:p>
+      <w:pPr>
+        <w:spacing w:after="80" w:before="0" w:line="276" w:lineRule="auto"/>
+        <w:ind w:firstLine="0"/>
+      </w:pPr>
+      <w:r>
+        <w:rPr>
+          <w:rFonts w:ascii="Times New Roman" w:hAnsi="Times New Roman" w:eastAsia="Times New Roman"/>
+          <w:b w:val="0"/>
+          <w:i w:val="0"/>
+          <w:sz w:val="28"/>
+        </w:rPr>
+        <w:t xml:space="preserve">    k1(500) = 6,2·10⁴ · exp(−27600 / (8,314·500)) = 6,2·10⁴ · exp(−6,639) = 81,08,</w:t>
+      </w:r>
+      <w:r>
+        <w:br/>
+      </w:r>
+      <w:r>
+        <w:rPr>
+          <w:rFonts w:ascii="Times New Roman" w:hAnsi="Times New Roman" w:eastAsia="Times New Roman"/>
+          <w:b w:val="0"/>
+          <w:i w:val="0"/>
+          <w:sz w:val="28"/>
+        </w:rPr>
+        <w:t xml:space="preserve">    k−1(500) = 7,5·10⁵ · exp(−32000 / (8,314·500)) = 7,5·10⁵ · exp(−7,698) = 340,3.</w:t>
+      </w:r>
+      <w:r>
+        <w:br/>
+      </w:r>
+      <w:r>
+        <w:rPr>
+          <w:rFonts w:ascii="Times New Roman" w:hAnsi="Times New Roman" w:eastAsia="Times New Roman"/>
+          <w:b w:val="0"/>
+          <w:i w:val="0"/>
+          <w:sz w:val="28"/>
+        </w:rPr>
+        <w:t>Для реакций одного порядка  Kc = k1 / k−1 = 81,08 / 340,3 = 0,238.</w:t>
+      </w:r>
+      <w:r>
+        <w:br/>
+      </w:r>
+      <w:r>
+        <w:rPr>
+          <w:rFonts w:ascii="Times New Roman" w:hAnsi="Times New Roman" w:eastAsia="Times New Roman"/>
+          <w:b w:val="0"/>
+          <w:i w:val="0"/>
+          <w:sz w:val="28"/>
+        </w:rPr>
+        <w:t>Пусть ξ — убыль A (моль/л):  CA* = 2 − ξ,  CB* = 2,5 − ξ,  CR* = 2ξ.</w:t>
+      </w:r>
+      <w:r>
+        <w:br/>
+      </w:r>
+      <w:r>
+        <w:rPr>
+          <w:rFonts w:ascii="Times New Roman" w:hAnsi="Times New Roman" w:eastAsia="Times New Roman"/>
+          <w:b w:val="0"/>
+          <w:i w:val="0"/>
+          <w:sz w:val="28"/>
+        </w:rPr>
+        <w:t xml:space="preserve">    Kc = (2ξ)² / [(2 − ξ)(2,5 − ξ)] = 0,238,</w:t>
+      </w:r>
+      <w:r>
+        <w:br/>
+      </w:r>
+      <w:r>
+        <w:rPr>
+          <w:rFonts w:ascii="Times New Roman" w:hAnsi="Times New Roman" w:eastAsia="Times New Roman"/>
+          <w:b w:val="0"/>
+          <w:i w:val="0"/>
+          <w:sz w:val="28"/>
+        </w:rPr>
+        <w:t xml:space="preserve">    4ξ² = 0,238 (2 − ξ)(2,5 − ξ).</w:t>
+      </w:r>
+      <w:r>
+        <w:br/>
+      </w:r>
+      <w:r>
+        <w:rPr>
+          <w:rFonts w:ascii="Times New Roman" w:hAnsi="Times New Roman" w:eastAsia="Times New Roman"/>
+          <w:b w:val="0"/>
+          <w:i w:val="0"/>
+          <w:sz w:val="28"/>
+        </w:rPr>
+        <w:t>Корень на (0; 2):  ξ = 0,438.</w:t>
+      </w:r>
+      <w:r>
+        <w:br/>
+      </w:r>
+      <w:r>
+        <w:rPr>
+          <w:rFonts w:ascii="Times New Roman" w:hAnsi="Times New Roman" w:eastAsia="Times New Roman"/>
+          <w:b w:val="0"/>
+          <w:i w:val="0"/>
+          <w:sz w:val="28"/>
+        </w:rPr>
+        <w:t xml:space="preserve">    CA* = 2 − 0,438 = 1,56 моль/л,</w:t>
+      </w:r>
+      <w:r>
+        <w:br/>
+      </w:r>
+      <w:r>
+        <w:rPr>
+          <w:rFonts w:ascii="Times New Roman" w:hAnsi="Times New Roman" w:eastAsia="Times New Roman"/>
+          <w:b w:val="0"/>
+          <w:i w:val="0"/>
+          <w:sz w:val="28"/>
+        </w:rPr>
+        <w:t xml:space="preserve">    CB* = 2,5 − 0,438 = 2,06 моль/л,</w:t>
+      </w:r>
+      <w:r>
+        <w:br/>
+      </w:r>
+      <w:r>
+        <w:rPr>
+          <w:rFonts w:ascii="Times New Roman" w:hAnsi="Times New Roman" w:eastAsia="Times New Roman"/>
+          <w:b w:val="0"/>
+          <w:i w:val="0"/>
+          <w:sz w:val="28"/>
+        </w:rPr>
+        <w:t xml:space="preserve">    CR* = 2 · 0,438 = 0,88 моль/л.</w:t>
+      </w:r>
+    </w:p>
+    <w:p>
+      <w:pPr>
+        <w:spacing w:after="240" w:before="120" w:line="276" w:lineRule="auto"/>
+        <w:ind w:firstLine="0"/>
+      </w:pPr>
+      <w:r>
+        <w:rPr>
+          <w:rFonts w:ascii="Times New Roman" w:hAnsi="Times New Roman" w:eastAsia="Times New Roman"/>
+          <w:b/>
+          <w:i w:val="0"/>
+          <w:color w:val="006400"/>
+          <w:sz w:val="28"/>
+        </w:rPr>
+        <w:t>Ответ: CA* = 1,56 моль/л;   CB* = 2,06 моль/л;   CR* = 0,88 моль/л.</w:t>
+      </w:r>
+    </w:p>
+    <w:p>
+      <w:pPr>
+        <w:spacing w:after="120" w:before="240" w:line="276" w:lineRule="auto"/>
+        <w:ind w:firstLine="0"/>
+      </w:pPr>
+      <w:r>
+        <w:rPr>
+          <w:rFonts w:ascii="Times New Roman" w:hAnsi="Times New Roman" w:eastAsia="Times New Roman"/>
+          <w:b/>
+          <w:i w:val="0"/>
+          <w:color w:val="2E75B6"/>
+          <w:sz w:val="28"/>
+        </w:rPr>
+        <w:t>Пример 6.   A + 2B ↔ 3R</w:t>
+      </w:r>
+    </w:p>
+    <w:p>
+      <w:pPr>
+        <w:spacing w:after="40" w:before="40" w:line="276" w:lineRule="auto"/>
+        <w:ind w:firstLine="0"/>
+      </w:pPr>
+      <w:r>
+        <w:rPr>
+          <w:rFonts w:ascii="Times New Roman" w:hAnsi="Times New Roman" w:eastAsia="Times New Roman"/>
+          <w:b/>
+          <w:i w:val="0"/>
+          <w:sz w:val="28"/>
+        </w:rPr>
+        <w:t>Дано.</w:t>
+      </w:r>
+    </w:p>
+    <w:p>
+      <w:pPr>
+        <w:spacing w:after="80" w:before="0" w:line="276" w:lineRule="auto"/>
+        <w:ind w:firstLine="0"/>
+      </w:pPr>
+      <w:r>
+        <w:rPr>
+          <w:rFonts w:ascii="Times New Roman" w:hAnsi="Times New Roman" w:eastAsia="Times New Roman"/>
+          <w:b w:val="0"/>
+          <w:i w:val="0"/>
+          <w:sz w:val="28"/>
+        </w:rPr>
+        <w:t>T = 373 К;  ΔG = −11,2 кДж/моль;  CA0 = 1 моль/л;  CB0 = 2 моль/л.</w:t>
+      </w:r>
+    </w:p>
+    <w:p>
+      <w:pPr>
+        <w:spacing w:after="40" w:before="0" w:line="276" w:lineRule="auto"/>
+        <w:ind w:firstLine="0"/>
+      </w:pPr>
+      <w:r>
+        <w:rPr>
+          <w:rFonts w:ascii="Times New Roman" w:hAnsi="Times New Roman" w:eastAsia="Times New Roman"/>
+          <w:b/>
+          <w:i w:val="0"/>
+          <w:sz w:val="28"/>
+        </w:rPr>
+        <w:t>Найти.</w:t>
+      </w:r>
+    </w:p>
+    <w:p>
+      <w:pPr>
+        <w:spacing w:after="80" w:before="0" w:line="276" w:lineRule="auto"/>
+        <w:ind w:firstLine="0"/>
+      </w:pPr>
+      <w:r>
+        <w:rPr>
+          <w:rFonts w:ascii="Times New Roman" w:hAnsi="Times New Roman" w:eastAsia="Times New Roman"/>
+          <w:b w:val="0"/>
+          <w:i w:val="0"/>
+          <w:sz w:val="28"/>
+        </w:rPr>
+        <w:t>xA* и равновесный состав.</w:t>
+      </w:r>
+    </w:p>
+    <w:p>
+      <w:pPr>
+        <w:spacing w:after="80" w:before="0" w:line="276" w:lineRule="auto"/>
+        <w:ind w:firstLine="0"/>
+      </w:pPr>
+      <w:r>
+        <w:rPr>
+          <w:rFonts w:ascii="Times New Roman" w:hAnsi="Times New Roman" w:eastAsia="Times New Roman"/>
+          <w:b/>
+          <w:i w:val="0"/>
+          <w:sz w:val="28"/>
+        </w:rPr>
+        <w:t>Решение.</w:t>
+      </w:r>
+    </w:p>
+    <w:p>
+      <w:pPr>
+        <w:spacing w:after="80" w:before="0" w:line="276" w:lineRule="auto"/>
+        <w:ind w:firstLine="0"/>
+      </w:pPr>
+      <w:r>
+        <w:rPr>
+          <w:rFonts w:ascii="Times New Roman" w:hAnsi="Times New Roman" w:eastAsia="Times New Roman"/>
+          <w:b w:val="0"/>
+          <w:i w:val="0"/>
+          <w:sz w:val="28"/>
+        </w:rPr>
+        <w:t xml:space="preserve">    K = exp(−ΔG / RT) = exp(11200 / (8,314 · 373)) = exp(3,612) = 37,03.</w:t>
+      </w:r>
+      <w:r>
+        <w:br/>
+      </w:r>
+      <w:r>
+        <w:rPr>
+          <w:rFonts w:ascii="Times New Roman" w:hAnsi="Times New Roman" w:eastAsia="Times New Roman"/>
+          <w:b w:val="0"/>
+          <w:i w:val="0"/>
+          <w:sz w:val="28"/>
+        </w:rPr>
+        <w:t>Смесь стехиометрическая. Пусть x = xA*:</w:t>
+      </w:r>
+      <w:r>
+        <w:br/>
+      </w:r>
+      <w:r>
+        <w:rPr>
+          <w:rFonts w:ascii="Times New Roman" w:hAnsi="Times New Roman" w:eastAsia="Times New Roman"/>
+          <w:b w:val="0"/>
+          <w:i w:val="0"/>
+          <w:sz w:val="28"/>
+        </w:rPr>
+        <w:t xml:space="preserve">    CA* = 1 − x,   CB* = 2 − 2x,   CR* = 3x.</w:t>
+      </w:r>
+      <w:r>
+        <w:br/>
+      </w:r>
+      <w:r>
+        <w:rPr>
+          <w:rFonts w:ascii="Times New Roman" w:hAnsi="Times New Roman" w:eastAsia="Times New Roman"/>
+          <w:b w:val="0"/>
+          <w:i w:val="0"/>
+          <w:sz w:val="28"/>
+        </w:rPr>
+        <w:t>Δν = 0, поэтому</w:t>
+      </w:r>
+      <w:r>
+        <w:br/>
+      </w:r>
+      <w:r>
+        <w:rPr>
+          <w:rFonts w:ascii="Times New Roman" w:hAnsi="Times New Roman" w:eastAsia="Times New Roman"/>
+          <w:b w:val="0"/>
+          <w:i w:val="0"/>
+          <w:sz w:val="28"/>
+        </w:rPr>
+        <w:t xml:space="preserve">    K = CR*³ / (CA* CB*²) = 27 x³ / [ (1 − x) · 4 (1 − x)² ] = (27/4) [x / (1 − x)]³.</w:t>
+      </w:r>
+      <w:r>
+        <w:br/>
+      </w:r>
+      <w:r>
+        <w:rPr>
+          <w:rFonts w:ascii="Times New Roman" w:hAnsi="Times New Roman" w:eastAsia="Times New Roman"/>
+          <w:b w:val="0"/>
+          <w:i w:val="0"/>
+          <w:sz w:val="28"/>
+        </w:rPr>
+        <w:t xml:space="preserve">    x / (1 − x) = (37,03 · 4 / 27)^{1/3} = 1,763,</w:t>
+      </w:r>
+      <w:r>
+        <w:br/>
+      </w:r>
+      <w:r>
+        <w:rPr>
+          <w:rFonts w:ascii="Times New Roman" w:hAnsi="Times New Roman" w:eastAsia="Times New Roman"/>
+          <w:b w:val="0"/>
+          <w:i w:val="0"/>
+          <w:sz w:val="28"/>
+        </w:rPr>
+        <w:t xml:space="preserve">    x* = 1,763 / 2,763 = 0,638 ≈ 0,64.</w:t>
+      </w:r>
+      <w:r>
+        <w:br/>
+      </w:r>
+      <w:r>
+        <w:rPr>
+          <w:rFonts w:ascii="Times New Roman" w:hAnsi="Times New Roman" w:eastAsia="Times New Roman"/>
+          <w:b w:val="0"/>
+          <w:i w:val="0"/>
+          <w:sz w:val="28"/>
+        </w:rPr>
+        <w:t xml:space="preserve">    CA* = 1 − 0,64 = 0,36 моль/л,</w:t>
+      </w:r>
+      <w:r>
+        <w:br/>
+      </w:r>
+      <w:r>
+        <w:rPr>
+          <w:rFonts w:ascii="Times New Roman" w:hAnsi="Times New Roman" w:eastAsia="Times New Roman"/>
+          <w:b w:val="0"/>
+          <w:i w:val="0"/>
+          <w:sz w:val="28"/>
+        </w:rPr>
+        <w:t xml:space="preserve">    CB* = 2 − 2·0,64 = 0,72 моль/л,</w:t>
+      </w:r>
+      <w:r>
+        <w:br/>
+      </w:r>
+      <w:r>
+        <w:rPr>
+          <w:rFonts w:ascii="Times New Roman" w:hAnsi="Times New Roman" w:eastAsia="Times New Roman"/>
+          <w:b w:val="0"/>
+          <w:i w:val="0"/>
+          <w:sz w:val="28"/>
+        </w:rPr>
+        <w:t xml:space="preserve">    CR* = 3 · 0,64 = 1,92 моль/л.</w:t>
+      </w:r>
+    </w:p>
+    <w:p>
+      <w:pPr>
+        <w:spacing w:after="240" w:before="120" w:line="276" w:lineRule="auto"/>
+        <w:ind w:firstLine="0"/>
+      </w:pPr>
+      <w:r>
+        <w:rPr>
+          <w:rFonts w:ascii="Times New Roman" w:hAnsi="Times New Roman" w:eastAsia="Times New Roman"/>
+          <w:b/>
+          <w:i w:val="0"/>
+          <w:color w:val="006400"/>
+          <w:sz w:val="28"/>
+        </w:rPr>
+        <w:t>Ответ: xA* = 0,64;   CA* = 0,36;   CB* = 0,72;   CR* = 1,92 моль/л.</w:t>
+      </w:r>
+    </w:p>
+    <w:p>
+      <w:pPr>
+        <w:spacing w:after="160" w:before="320" w:line="276" w:lineRule="auto"/>
+        <w:ind w:firstLine="0"/>
+      </w:pPr>
+      <w:r>
+        <w:rPr>
+          <w:rFonts w:ascii="Times New Roman" w:hAnsi="Times New Roman" w:eastAsia="Times New Roman"/>
+          <w:b/>
+          <w:i w:val="0"/>
+          <w:color w:val="1F4E79"/>
+          <w:sz w:val="36"/>
+        </w:rPr>
+        <w:t>Часть III. Кинетика</w:t>
+      </w:r>
+    </w:p>
+    <w:p>
+      <w:pPr>
+        <w:spacing w:after="80" w:before="0" w:line="276" w:lineRule="auto"/>
+        <w:ind w:firstLine="0"/>
+      </w:pPr>
+      <w:r>
+        <w:rPr>
+          <w:rFonts w:ascii="Times New Roman" w:hAnsi="Times New Roman" w:eastAsia="Times New Roman"/>
+          <w:b w:val="0"/>
+          <w:i/>
+          <w:sz w:val="26"/>
+        </w:rPr>
+        <w:t>Аррениус:  k = k0 exp(−Ea / RT).</w:t>
+      </w:r>
+      <w:r>
+        <w:br/>
+      </w:r>
+      <w:r>
+        <w:rPr>
+          <w:rFonts w:ascii="Times New Roman" w:hAnsi="Times New Roman" w:eastAsia="Times New Roman"/>
+          <w:b w:val="0"/>
+          <w:i/>
+          <w:sz w:val="26"/>
+        </w:rPr>
+        <w:t>Связь скоростей по компонентам:  w_i / ν_i = w_j / ν_j.</w:t>
+      </w:r>
+      <w:r>
+        <w:br/>
+      </w:r>
+      <w:r>
+        <w:rPr>
+          <w:rFonts w:ascii="Times New Roman" w:hAnsi="Times New Roman" w:eastAsia="Times New Roman"/>
+          <w:b w:val="0"/>
+          <w:i/>
+          <w:sz w:val="26"/>
+        </w:rPr>
+        <w:t>Второй порядок A + B при CA0 = CB0:  1/C − 1/C0 = k t.</w:t>
+      </w:r>
+      <w:r>
+        <w:br/>
+      </w:r>
+      <w:r>
+        <w:rPr>
+          <w:rFonts w:ascii="Times New Roman" w:hAnsi="Times New Roman" w:eastAsia="Times New Roman"/>
+          <w:b w:val="0"/>
+          <w:i/>
+          <w:sz w:val="26"/>
+        </w:rPr>
+        <w:t>Параллельные реакции 1-го порядка A → продукты:</w:t>
+      </w:r>
+      <w:r>
+        <w:br/>
+      </w:r>
+      <w:r>
+        <w:rPr>
+          <w:rFonts w:ascii="Times New Roman" w:hAnsi="Times New Roman" w:eastAsia="Times New Roman"/>
+          <w:b w:val="0"/>
+          <w:i/>
+          <w:sz w:val="26"/>
+        </w:rPr>
+        <w:t xml:space="preserve">    CA = CA0 exp[−(k1 + k2) t],   продукты делятся пропорционально ki.</w:t>
+      </w:r>
+      <w:r>
+        <w:br/>
+      </w:r>
+      <w:r>
+        <w:rPr>
+          <w:rFonts w:ascii="Times New Roman" w:hAnsi="Times New Roman" w:eastAsia="Times New Roman"/>
+          <w:b w:val="0"/>
+          <w:i/>
+          <w:sz w:val="26"/>
+        </w:rPr>
+        <w:t>Последовательные A → R → S (1-й порядок):</w:t>
+      </w:r>
+      <w:r>
+        <w:br/>
+      </w:r>
+      <w:r>
+        <w:rPr>
+          <w:rFonts w:ascii="Times New Roman" w:hAnsi="Times New Roman" w:eastAsia="Times New Roman"/>
+          <w:b w:val="0"/>
+          <w:i/>
+          <w:sz w:val="26"/>
+        </w:rPr>
+        <w:t xml:space="preserve">    CA = CA0 e^{−k1 t},</w:t>
+      </w:r>
+      <w:r>
+        <w:br/>
+      </w:r>
+      <w:r>
+        <w:rPr>
+          <w:rFonts w:ascii="Times New Roman" w:hAnsi="Times New Roman" w:eastAsia="Times New Roman"/>
+          <w:b w:val="0"/>
+          <w:i/>
+          <w:sz w:val="26"/>
+        </w:rPr>
+        <w:t xml:space="preserve">    CR = CA0 k1/(k2 − k1) ( e^{−k1 t} − e^{−k2 t} ),</w:t>
+      </w:r>
+      <w:r>
+        <w:br/>
+      </w:r>
+      <w:r>
+        <w:rPr>
+          <w:rFonts w:ascii="Times New Roman" w:hAnsi="Times New Roman" w:eastAsia="Times New Roman"/>
+          <w:b w:val="0"/>
+          <w:i/>
+          <w:sz w:val="26"/>
+        </w:rPr>
+        <w:t xml:space="preserve">    CS = CA0 − CA − CR.</w:t>
+      </w:r>
+      <w:r>
+        <w:br/>
+      </w:r>
+      <w:r>
+        <w:rPr>
+          <w:rFonts w:ascii="Times New Roman" w:hAnsi="Times New Roman" w:eastAsia="Times New Roman"/>
+          <w:b w:val="0"/>
+          <w:i/>
+          <w:sz w:val="26"/>
+        </w:rPr>
+        <w:t>Интегральная селективность:  SR = CR / (CA0 − CA).</w:t>
+      </w:r>
+      <w:r>
+        <w:br/>
+      </w:r>
+      <w:r>
+        <w:rPr>
+          <w:rFonts w:ascii="Times New Roman" w:hAnsi="Times New Roman" w:eastAsia="Times New Roman"/>
+          <w:b w:val="0"/>
+          <w:i/>
+          <w:sz w:val="26"/>
+        </w:rPr>
+        <w:t>Дифференциальная:  SR′ = wR / (−wA).</w:t>
+      </w:r>
+    </w:p>
+    <w:p>
+      <w:pPr>
+        <w:spacing w:after="120" w:before="240" w:line="276" w:lineRule="auto"/>
+        <w:ind w:firstLine="0"/>
+      </w:pPr>
+      <w:r>
+        <w:rPr>
+          <w:rFonts w:ascii="Times New Roman" w:hAnsi="Times New Roman" w:eastAsia="Times New Roman"/>
+          <w:b/>
+          <w:i w:val="0"/>
+          <w:color w:val="2E75B6"/>
+          <w:sz w:val="28"/>
+        </w:rPr>
+        <w:t>Пример 2.   A + B → R</w:t>
+      </w:r>
+    </w:p>
+    <w:p>
+      <w:pPr>
+        <w:spacing w:after="40" w:before="40" w:line="276" w:lineRule="auto"/>
+        <w:ind w:firstLine="0"/>
+      </w:pPr>
+      <w:r>
+        <w:rPr>
+          <w:rFonts w:ascii="Times New Roman" w:hAnsi="Times New Roman" w:eastAsia="Times New Roman"/>
+          <w:b/>
+          <w:i w:val="0"/>
+          <w:sz w:val="28"/>
+        </w:rPr>
+        <w:t>Дано.</w:t>
+      </w:r>
+    </w:p>
+    <w:p>
+      <w:pPr>
+        <w:spacing w:after="80" w:before="0" w:line="276" w:lineRule="auto"/>
+        <w:ind w:firstLine="0"/>
+      </w:pPr>
+      <w:r>
+        <w:rPr>
+          <w:rFonts w:ascii="Times New Roman" w:hAnsi="Times New Roman" w:eastAsia="Times New Roman"/>
+          <w:b w:val="0"/>
+          <w:i w:val="0"/>
+          <w:sz w:val="28"/>
+        </w:rPr>
+        <w:t>k = 100 л/(моль·ч);  CA0 = CB0 = 0,08 моль/л;  в конце CA = CB = 0,04 моль/л.</w:t>
+      </w:r>
+    </w:p>
+    <w:p>
+      <w:pPr>
+        <w:spacing w:after="40" w:before="0" w:line="276" w:lineRule="auto"/>
+        <w:ind w:firstLine="0"/>
+      </w:pPr>
+      <w:r>
+        <w:rPr>
+          <w:rFonts w:ascii="Times New Roman" w:hAnsi="Times New Roman" w:eastAsia="Times New Roman"/>
+          <w:b/>
+          <w:i w:val="0"/>
+          <w:sz w:val="28"/>
+        </w:rPr>
+        <w:t>Найти.</w:t>
+      </w:r>
+    </w:p>
+    <w:p>
+      <w:pPr>
+        <w:spacing w:after="80" w:before="0" w:line="276" w:lineRule="auto"/>
+        <w:ind w:firstLine="0"/>
+      </w:pPr>
+      <w:r>
+        <w:rPr>
+          <w:rFonts w:ascii="Times New Roman" w:hAnsi="Times New Roman" w:eastAsia="Times New Roman"/>
+          <w:b w:val="0"/>
+          <w:i w:val="0"/>
+          <w:sz w:val="28"/>
+        </w:rPr>
+        <w:t>Время процесса t.</w:t>
+      </w:r>
+    </w:p>
+    <w:p>
+      <w:pPr>
+        <w:spacing w:after="80" w:before="0" w:line="276" w:lineRule="auto"/>
+        <w:ind w:firstLine="0"/>
+      </w:pPr>
+      <w:r>
+        <w:rPr>
+          <w:rFonts w:ascii="Times New Roman" w:hAnsi="Times New Roman" w:eastAsia="Times New Roman"/>
+          <w:b/>
+          <w:i w:val="0"/>
+          <w:sz w:val="28"/>
+        </w:rPr>
+        <w:t>Решение.</w:t>
+      </w:r>
+    </w:p>
+    <w:p>
+      <w:pPr>
+        <w:spacing w:after="80" w:before="0" w:line="276" w:lineRule="auto"/>
+        <w:ind w:firstLine="0"/>
+      </w:pPr>
+      <w:r>
+        <w:rPr>
+          <w:rFonts w:ascii="Times New Roman" w:hAnsi="Times New Roman" w:eastAsia="Times New Roman"/>
+          <w:b w:val="0"/>
+          <w:i w:val="0"/>
+          <w:sz w:val="28"/>
+        </w:rPr>
+        <w:t>Реакция 2-го порядка, концентрации A и B всё время равны:</w:t>
+      </w:r>
+      <w:r>
+        <w:br/>
+      </w:r>
+      <w:r>
+        <w:rPr>
+          <w:rFonts w:ascii="Times New Roman" w:hAnsi="Times New Roman" w:eastAsia="Times New Roman"/>
+          <w:b w:val="0"/>
+          <w:i w:val="0"/>
+          <w:sz w:val="28"/>
+        </w:rPr>
+        <w:t xml:space="preserve">    − dC/dt = k C²  ⇒  1/C − 1/C0 = k t.</w:t>
+      </w:r>
+      <w:r>
+        <w:br/>
+      </w:r>
+      <w:r>
+        <w:rPr>
+          <w:rFonts w:ascii="Times New Roman" w:hAnsi="Times New Roman" w:eastAsia="Times New Roman"/>
+          <w:b w:val="0"/>
+          <w:i w:val="0"/>
+          <w:sz w:val="28"/>
+        </w:rPr>
+        <w:t xml:space="preserve">    1/0,04 − 1/0,08 = 25 − 12,5 = 12,5 л/моль,</w:t>
+      </w:r>
+      <w:r>
+        <w:br/>
+      </w:r>
+      <w:r>
+        <w:rPr>
+          <w:rFonts w:ascii="Times New Roman" w:hAnsi="Times New Roman" w:eastAsia="Times New Roman"/>
+          <w:b w:val="0"/>
+          <w:i w:val="0"/>
+          <w:sz w:val="28"/>
+        </w:rPr>
+        <w:t xml:space="preserve">    t = 12,5 / 100 = 0,125 ч = 0,125 · 3600 с = 450 с.</w:t>
+      </w:r>
+    </w:p>
+    <w:p>
+      <w:pPr>
+        <w:spacing w:after="240" w:before="120" w:line="276" w:lineRule="auto"/>
+        <w:ind w:firstLine="0"/>
+      </w:pPr>
+      <w:r>
+        <w:rPr>
+          <w:rFonts w:ascii="Times New Roman" w:hAnsi="Times New Roman" w:eastAsia="Times New Roman"/>
+          <w:b/>
+          <w:i w:val="0"/>
+          <w:color w:val="006400"/>
+          <w:sz w:val="28"/>
+        </w:rPr>
+        <w:t>Ответ: t = 450 с.</w:t>
+      </w:r>
+    </w:p>
+    <w:p>
+      <w:pPr>
+        <w:spacing w:after="120" w:before="240" w:line="276" w:lineRule="auto"/>
+        <w:ind w:firstLine="0"/>
+      </w:pPr>
+      <w:r>
+        <w:rPr>
+          <w:rFonts w:ascii="Times New Roman" w:hAnsi="Times New Roman" w:eastAsia="Times New Roman"/>
+          <w:b/>
+          <w:i w:val="0"/>
+          <w:color w:val="2E75B6"/>
+          <w:sz w:val="28"/>
+        </w:rPr>
+        <w:t>Пример 3. Влияние катализатора</w:t>
+      </w:r>
+    </w:p>
+    <w:p>
+      <w:pPr>
+        <w:spacing w:after="40" w:before="40" w:line="276" w:lineRule="auto"/>
+        <w:ind w:firstLine="0"/>
+      </w:pPr>
+      <w:r>
+        <w:rPr>
+          <w:rFonts w:ascii="Times New Roman" w:hAnsi="Times New Roman" w:eastAsia="Times New Roman"/>
+          <w:b/>
+          <w:i w:val="0"/>
+          <w:sz w:val="28"/>
+        </w:rPr>
+        <w:t>Дано.</w:t>
+      </w:r>
+    </w:p>
+    <w:p>
+      <w:pPr>
+        <w:spacing w:after="80" w:before="0" w:line="276" w:lineRule="auto"/>
+        <w:ind w:firstLine="0"/>
+      </w:pPr>
+      <w:r>
+        <w:rPr>
+          <w:rFonts w:ascii="Times New Roman" w:hAnsi="Times New Roman" w:eastAsia="Times New Roman"/>
+          <w:b w:val="0"/>
+          <w:i w:val="0"/>
+          <w:sz w:val="28"/>
+        </w:rPr>
+        <w:t>Ea = 75,24 кДж/моль без катализатора;  Eaкт = 50,14 кДж/моль с катализатором;  T = 298 К.</w:t>
+      </w:r>
+      <w:r>
+        <w:br/>
+      </w:r>
+      <w:r>
+        <w:rPr>
+          <w:rFonts w:ascii="Times New Roman" w:hAnsi="Times New Roman" w:eastAsia="Times New Roman"/>
+          <w:b w:val="0"/>
+          <w:i w:val="0"/>
+          <w:sz w:val="28"/>
+        </w:rPr>
+        <w:t>Предэкспонента k0 считается одинаковой.</w:t>
+      </w:r>
+    </w:p>
+    <w:p>
+      <w:pPr>
+        <w:spacing w:after="40" w:before="0" w:line="276" w:lineRule="auto"/>
+        <w:ind w:firstLine="0"/>
+      </w:pPr>
+      <w:r>
+        <w:rPr>
+          <w:rFonts w:ascii="Times New Roman" w:hAnsi="Times New Roman" w:eastAsia="Times New Roman"/>
+          <w:b/>
+          <w:i w:val="0"/>
+          <w:sz w:val="28"/>
+        </w:rPr>
+        <w:t>Найти.</w:t>
+      </w:r>
+    </w:p>
+    <w:p>
+      <w:pPr>
+        <w:spacing w:after="80" w:before="0" w:line="276" w:lineRule="auto"/>
+        <w:ind w:firstLine="0"/>
+      </w:pPr>
+      <w:r>
+        <w:rPr>
+          <w:rFonts w:ascii="Times New Roman" w:hAnsi="Times New Roman" w:eastAsia="Times New Roman"/>
+          <w:b w:val="0"/>
+          <w:i w:val="0"/>
+          <w:sz w:val="28"/>
+        </w:rPr>
+        <w:t>Отношение скоростей rкт / r.</w:t>
+      </w:r>
+    </w:p>
+    <w:p>
+      <w:pPr>
+        <w:spacing w:after="80" w:before="0" w:line="276" w:lineRule="auto"/>
+        <w:ind w:firstLine="0"/>
+      </w:pPr>
+      <w:r>
+        <w:rPr>
+          <w:rFonts w:ascii="Times New Roman" w:hAnsi="Times New Roman" w:eastAsia="Times New Roman"/>
+          <w:b/>
+          <w:i w:val="0"/>
+          <w:sz w:val="28"/>
+        </w:rPr>
+        <w:t>Решение.</w:t>
+      </w:r>
+    </w:p>
+    <w:p>
+      <w:pPr>
+        <w:spacing w:after="80" w:before="0" w:line="276" w:lineRule="auto"/>
+        <w:ind w:firstLine="0"/>
+      </w:pPr>
+      <w:r>
+        <w:rPr>
+          <w:rFonts w:ascii="Times New Roman" w:hAnsi="Times New Roman" w:eastAsia="Times New Roman"/>
+          <w:b w:val="0"/>
+          <w:i w:val="0"/>
+          <w:sz w:val="28"/>
+        </w:rPr>
+        <w:t xml:space="preserve">    k = k0 exp(−Ea / RT),   rкт / r = kкт / k = exp[ −(Eaкт − Ea) / RT ]</w:t>
+      </w:r>
+      <w:r>
+        <w:br/>
+      </w:r>
+      <w:r>
+        <w:rPr>
+          <w:rFonts w:ascii="Times New Roman" w:hAnsi="Times New Roman" w:eastAsia="Times New Roman"/>
+          <w:b w:val="0"/>
+          <w:i w:val="0"/>
+          <w:sz w:val="28"/>
+        </w:rPr>
+        <w:t xml:space="preserve">       = exp[ (75240 − 50140) / (8,314 · 298) ]</w:t>
+      </w:r>
+      <w:r>
+        <w:br/>
+      </w:r>
+      <w:r>
+        <w:rPr>
+          <w:rFonts w:ascii="Times New Roman" w:hAnsi="Times New Roman" w:eastAsia="Times New Roman"/>
+          <w:b w:val="0"/>
+          <w:i w:val="0"/>
+          <w:sz w:val="28"/>
+        </w:rPr>
+        <w:t xml:space="preserve">       = exp( 25100 / 2477,6 ) = exp(10,131) = 25106.</w:t>
+      </w:r>
+      <w:r>
+        <w:br/>
+      </w:r>
+      <w:r>
+        <w:rPr>
+          <w:rFonts w:ascii="Times New Roman" w:hAnsi="Times New Roman" w:eastAsia="Times New Roman"/>
+          <w:b w:val="0"/>
+          <w:i w:val="0"/>
+          <w:sz w:val="28"/>
+        </w:rPr>
+        <w:t>Катализатор ускоряет реакцию в 25106 раз.</w:t>
+      </w:r>
+    </w:p>
+    <w:p>
+      <w:pPr>
+        <w:spacing w:after="240" w:before="120" w:line="276" w:lineRule="auto"/>
+        <w:ind w:firstLine="0"/>
+      </w:pPr>
+      <w:r>
+        <w:rPr>
+          <w:rFonts w:ascii="Times New Roman" w:hAnsi="Times New Roman" w:eastAsia="Times New Roman"/>
+          <w:b/>
+          <w:i w:val="0"/>
+          <w:color w:val="006400"/>
+          <w:sz w:val="28"/>
+        </w:rPr>
+        <w:t>Ответ: rкт / r = 25106.</w:t>
+      </w:r>
+    </w:p>
+    <w:p>
+      <w:pPr>
+        <w:spacing w:after="120" w:before="240" w:line="276" w:lineRule="auto"/>
+        <w:ind w:firstLine="0"/>
+      </w:pPr>
+      <w:r>
+        <w:rPr>
+          <w:rFonts w:ascii="Times New Roman" w:hAnsi="Times New Roman" w:eastAsia="Times New Roman"/>
+          <w:b/>
+          <w:i w:val="0"/>
+          <w:color w:val="2E75B6"/>
+          <w:sz w:val="28"/>
+        </w:rPr>
+        <w:t>Пример 4. Энергия активации</w:t>
+      </w:r>
+    </w:p>
+    <w:p>
+      <w:pPr>
+        <w:spacing w:after="40" w:before="40" w:line="276" w:lineRule="auto"/>
+        <w:ind w:firstLine="0"/>
+      </w:pPr>
+      <w:r>
+        <w:rPr>
+          <w:rFonts w:ascii="Times New Roman" w:hAnsi="Times New Roman" w:eastAsia="Times New Roman"/>
+          <w:b/>
+          <w:i w:val="0"/>
+          <w:sz w:val="28"/>
+        </w:rPr>
+        <w:t>Дано.</w:t>
+      </w:r>
+    </w:p>
+    <w:p>
+      <w:pPr>
+        <w:spacing w:after="80" w:before="0" w:line="276" w:lineRule="auto"/>
+        <w:ind w:firstLine="0"/>
+      </w:pPr>
+      <w:r>
+        <w:rPr>
+          <w:rFonts w:ascii="Times New Roman" w:hAnsi="Times New Roman" w:eastAsia="Times New Roman"/>
+          <w:b w:val="0"/>
+          <w:i w:val="0"/>
+          <w:sz w:val="28"/>
+        </w:rPr>
+        <w:t>Скорость при 300 К в 10 раз больше, чем при 298 К.</w:t>
+      </w:r>
+    </w:p>
+    <w:p>
+      <w:pPr>
+        <w:spacing w:after="40" w:before="0" w:line="276" w:lineRule="auto"/>
+        <w:ind w:firstLine="0"/>
+      </w:pPr>
+      <w:r>
+        <w:rPr>
+          <w:rFonts w:ascii="Times New Roman" w:hAnsi="Times New Roman" w:eastAsia="Times New Roman"/>
+          <w:b/>
+          <w:i w:val="0"/>
+          <w:sz w:val="28"/>
+        </w:rPr>
+        <w:t>Найти.</w:t>
+      </w:r>
+    </w:p>
+    <w:p>
+      <w:pPr>
+        <w:spacing w:after="80" w:before="0" w:line="276" w:lineRule="auto"/>
+        <w:ind w:firstLine="0"/>
+      </w:pPr>
+      <w:r>
+        <w:rPr>
+          <w:rFonts w:ascii="Times New Roman" w:hAnsi="Times New Roman" w:eastAsia="Times New Roman"/>
+          <w:b w:val="0"/>
+          <w:i w:val="0"/>
+          <w:sz w:val="28"/>
+        </w:rPr>
+        <w:t>Ea.</w:t>
+      </w:r>
+    </w:p>
+    <w:p>
+      <w:pPr>
+        <w:spacing w:after="80" w:before="0" w:line="276" w:lineRule="auto"/>
+        <w:ind w:firstLine="0"/>
+      </w:pPr>
+      <w:r>
+        <w:rPr>
+          <w:rFonts w:ascii="Times New Roman" w:hAnsi="Times New Roman" w:eastAsia="Times New Roman"/>
+          <w:b/>
+          <w:i w:val="0"/>
+          <w:sz w:val="28"/>
+        </w:rPr>
+        <w:t>Решение.</w:t>
+      </w:r>
+    </w:p>
+    <w:p>
+      <w:pPr>
+        <w:spacing w:after="80" w:before="0" w:line="276" w:lineRule="auto"/>
+        <w:ind w:firstLine="0"/>
+      </w:pPr>
+      <w:r>
+        <w:rPr>
+          <w:rFonts w:ascii="Times New Roman" w:hAnsi="Times New Roman" w:eastAsia="Times New Roman"/>
+          <w:b w:val="0"/>
+          <w:i w:val="0"/>
+          <w:sz w:val="28"/>
+        </w:rPr>
+        <w:t xml:space="preserve">    ln(k2/k1) = (Ea/R) (1/T1 − 1/T2),</w:t>
+      </w:r>
+      <w:r>
+        <w:br/>
+      </w:r>
+      <w:r>
+        <w:rPr>
+          <w:rFonts w:ascii="Times New Roman" w:hAnsi="Times New Roman" w:eastAsia="Times New Roman"/>
+          <w:b w:val="0"/>
+          <w:i w:val="0"/>
+          <w:sz w:val="28"/>
+        </w:rPr>
+        <w:t xml:space="preserve">    ln 10 = (Ea / 8,314) · (1/298 − 1/300),</w:t>
+      </w:r>
+      <w:r>
+        <w:br/>
+      </w:r>
+      <w:r>
+        <w:rPr>
+          <w:rFonts w:ascii="Times New Roman" w:hAnsi="Times New Roman" w:eastAsia="Times New Roman"/>
+          <w:b w:val="0"/>
+          <w:i w:val="0"/>
+          <w:sz w:val="28"/>
+        </w:rPr>
+        <w:t xml:space="preserve">    2,302585 = (Ea / 8,314) · 2,2371·10⁻⁵,</w:t>
+      </w:r>
+      <w:r>
+        <w:br/>
+      </w:r>
+      <w:r>
+        <w:rPr>
+          <w:rFonts w:ascii="Times New Roman" w:hAnsi="Times New Roman" w:eastAsia="Times New Roman"/>
+          <w:b w:val="0"/>
+          <w:i w:val="0"/>
+          <w:sz w:val="28"/>
+        </w:rPr>
+        <w:t xml:space="preserve">    Ea = 2,302585 · 8,314 / 2,2371·10⁻⁵ = 8,556·10⁵ Дж/моль = 855,88 кДж/моль.</w:t>
+      </w:r>
+    </w:p>
+    <w:p>
+      <w:pPr>
+        <w:spacing w:after="240" w:before="120" w:line="276" w:lineRule="auto"/>
+        <w:ind w:firstLine="0"/>
+      </w:pPr>
+      <w:r>
+        <w:rPr>
+          <w:rFonts w:ascii="Times New Roman" w:hAnsi="Times New Roman" w:eastAsia="Times New Roman"/>
+          <w:b/>
+          <w:i w:val="0"/>
+          <w:color w:val="006400"/>
+          <w:sz w:val="28"/>
+        </w:rPr>
+        <w:t>Ответ: Ea = 855,88 кДж/моль.</w:t>
+      </w:r>
+    </w:p>
+    <w:p>
+      <w:pPr>
+        <w:spacing w:after="120" w:before="240" w:line="276" w:lineRule="auto"/>
+        <w:ind w:firstLine="0"/>
+      </w:pPr>
+      <w:r>
+        <w:rPr>
+          <w:rFonts w:ascii="Times New Roman" w:hAnsi="Times New Roman" w:eastAsia="Times New Roman"/>
+          <w:b/>
+          <w:i w:val="0"/>
+          <w:color w:val="2E75B6"/>
+          <w:sz w:val="28"/>
+        </w:rPr>
+        <w:t>Пример 5.   2A + 3B → S + 4R + 2F</w:t>
+      </w:r>
+    </w:p>
+    <w:p>
+      <w:pPr>
+        <w:spacing w:after="40" w:before="40" w:line="276" w:lineRule="auto"/>
+        <w:ind w:firstLine="0"/>
+      </w:pPr>
+      <w:r>
+        <w:rPr>
+          <w:rFonts w:ascii="Times New Roman" w:hAnsi="Times New Roman" w:eastAsia="Times New Roman"/>
+          <w:b/>
+          <w:i w:val="0"/>
+          <w:sz w:val="28"/>
+        </w:rPr>
+        <w:t>Дано.</w:t>
+      </w:r>
+    </w:p>
+    <w:p>
+      <w:pPr>
+        <w:spacing w:after="80" w:before="0" w:line="276" w:lineRule="auto"/>
+        <w:ind w:firstLine="0"/>
+      </w:pPr>
+      <w:r>
+        <w:rPr>
+          <w:rFonts w:ascii="Times New Roman" w:hAnsi="Times New Roman" w:eastAsia="Times New Roman"/>
+          <w:b w:val="0"/>
+          <w:i w:val="0"/>
+          <w:sz w:val="28"/>
+        </w:rPr>
+        <w:t>Скорость по A:  wA = −5 моль/(л·с).</w:t>
+      </w:r>
+    </w:p>
+    <w:p>
+      <w:pPr>
+        <w:spacing w:after="40" w:before="0" w:line="276" w:lineRule="auto"/>
+        <w:ind w:firstLine="0"/>
+      </w:pPr>
+      <w:r>
+        <w:rPr>
+          <w:rFonts w:ascii="Times New Roman" w:hAnsi="Times New Roman" w:eastAsia="Times New Roman"/>
+          <w:b/>
+          <w:i w:val="0"/>
+          <w:sz w:val="28"/>
+        </w:rPr>
+        <w:t>Найти.</w:t>
+      </w:r>
+    </w:p>
+    <w:p>
+      <w:pPr>
+        <w:spacing w:after="80" w:before="0" w:line="276" w:lineRule="auto"/>
+        <w:ind w:firstLine="0"/>
+      </w:pPr>
+      <w:r>
+        <w:rPr>
+          <w:rFonts w:ascii="Times New Roman" w:hAnsi="Times New Roman" w:eastAsia="Times New Roman"/>
+          <w:b w:val="0"/>
+          <w:i w:val="0"/>
+          <w:sz w:val="28"/>
+        </w:rPr>
+        <w:t>Скорости по B, S, R, F.</w:t>
+      </w:r>
+    </w:p>
+    <w:p>
+      <w:pPr>
+        <w:spacing w:after="80" w:before="0" w:line="276" w:lineRule="auto"/>
+        <w:ind w:firstLine="0"/>
+      </w:pPr>
+      <w:r>
+        <w:rPr>
+          <w:rFonts w:ascii="Times New Roman" w:hAnsi="Times New Roman" w:eastAsia="Times New Roman"/>
+          <w:b/>
+          <w:i w:val="0"/>
+          <w:sz w:val="28"/>
+        </w:rPr>
+        <w:t>Решение.</w:t>
+      </w:r>
+    </w:p>
+    <w:p>
+      <w:pPr>
+        <w:spacing w:after="80" w:before="0" w:line="276" w:lineRule="auto"/>
+        <w:ind w:firstLine="0"/>
+      </w:pPr>
+      <w:r>
+        <w:rPr>
+          <w:rFonts w:ascii="Times New Roman" w:hAnsi="Times New Roman" w:eastAsia="Times New Roman"/>
+          <w:b w:val="0"/>
+          <w:i w:val="0"/>
+          <w:sz w:val="28"/>
+        </w:rPr>
+        <w:t xml:space="preserve">    w_i / ν_i = const = wA / νA = (−5) / (−2) = 2,5 моль/(л·с).</w:t>
+      </w:r>
+      <w:r>
+        <w:br/>
+      </w:r>
+      <w:r>
+        <w:rPr>
+          <w:rFonts w:ascii="Times New Roman" w:hAnsi="Times New Roman" w:eastAsia="Times New Roman"/>
+          <w:b w:val="0"/>
+          <w:i w:val="0"/>
+          <w:sz w:val="28"/>
+        </w:rPr>
+        <w:t xml:space="preserve">    wB = νB · 2,5 = −3 · 2,5 = −7,5 моль/(л·с),</w:t>
+      </w:r>
+      <w:r>
+        <w:br/>
+      </w:r>
+      <w:r>
+        <w:rPr>
+          <w:rFonts w:ascii="Times New Roman" w:hAnsi="Times New Roman" w:eastAsia="Times New Roman"/>
+          <w:b w:val="0"/>
+          <w:i w:val="0"/>
+          <w:sz w:val="28"/>
+        </w:rPr>
+        <w:t xml:space="preserve">    wS =  1 · 2,5 =  2,5 моль/(л·с),</w:t>
+      </w:r>
+      <w:r>
+        <w:br/>
+      </w:r>
+      <w:r>
+        <w:rPr>
+          <w:rFonts w:ascii="Times New Roman" w:hAnsi="Times New Roman" w:eastAsia="Times New Roman"/>
+          <w:b w:val="0"/>
+          <w:i w:val="0"/>
+          <w:sz w:val="28"/>
+        </w:rPr>
+        <w:t xml:space="preserve">    wR =  4 · 2,5 = 10 моль/(л·с),</w:t>
+      </w:r>
+      <w:r>
+        <w:br/>
+      </w:r>
+      <w:r>
+        <w:rPr>
+          <w:rFonts w:ascii="Times New Roman" w:hAnsi="Times New Roman" w:eastAsia="Times New Roman"/>
+          <w:b w:val="0"/>
+          <w:i w:val="0"/>
+          <w:sz w:val="28"/>
+        </w:rPr>
+        <w:t xml:space="preserve">    wF =  2 · 2,5 =  5 моль/(л·с).</w:t>
+      </w:r>
+    </w:p>
+    <w:p>
+      <w:pPr>
+        <w:spacing w:after="240" w:before="120" w:line="276" w:lineRule="auto"/>
+        <w:ind w:firstLine="0"/>
+      </w:pPr>
+      <w:r>
+        <w:rPr>
+          <w:rFonts w:ascii="Times New Roman" w:hAnsi="Times New Roman" w:eastAsia="Times New Roman"/>
+          <w:b/>
+          <w:i w:val="0"/>
+          <w:color w:val="006400"/>
+          <w:sz w:val="28"/>
+        </w:rPr>
+        <w:t>Ответ: wB = −7,5;   wS = 2,5;   wR = 10;   wF = 5 моль/(л·с).</w:t>
+      </w:r>
+    </w:p>
+    <w:p>
+      <w:pPr>
+        <w:spacing w:after="120" w:before="240" w:line="276" w:lineRule="auto"/>
+        <w:ind w:firstLine="0"/>
+      </w:pPr>
+      <w:r>
+        <w:rPr>
+          <w:rFonts w:ascii="Times New Roman" w:hAnsi="Times New Roman" w:eastAsia="Times New Roman"/>
+          <w:b/>
+          <w:i w:val="0"/>
+          <w:color w:val="2E75B6"/>
+          <w:sz w:val="28"/>
+        </w:rPr>
+        <w:t>Пример 6. Параллельные  A → 2R  и  A → S</w:t>
+      </w:r>
+    </w:p>
+    <w:p>
+      <w:pPr>
+        <w:spacing w:after="40" w:before="40" w:line="276" w:lineRule="auto"/>
+        <w:ind w:firstLine="0"/>
+      </w:pPr>
+      <w:r>
+        <w:rPr>
+          <w:rFonts w:ascii="Times New Roman" w:hAnsi="Times New Roman" w:eastAsia="Times New Roman"/>
+          <w:b/>
+          <w:i w:val="0"/>
+          <w:sz w:val="28"/>
+        </w:rPr>
+        <w:t>Дано.</w:t>
+      </w:r>
+    </w:p>
+    <w:p>
+      <w:pPr>
+        <w:spacing w:after="80" w:before="0" w:line="276" w:lineRule="auto"/>
+        <w:ind w:firstLine="0"/>
+      </w:pPr>
+      <w:r>
+        <w:rPr>
+          <w:rFonts w:ascii="Times New Roman" w:hAnsi="Times New Roman" w:eastAsia="Times New Roman"/>
+          <w:b w:val="0"/>
+          <w:i w:val="0"/>
+          <w:sz w:val="28"/>
+        </w:rPr>
+        <w:t>k1 = 0,28 мин⁻¹;  k2 = 0,12 мин⁻¹;  CA = 2,6 моль/л;  CR = 2,8 моль/л.</w:t>
+      </w:r>
+    </w:p>
+    <w:p>
+      <w:pPr>
+        <w:spacing w:after="40" w:before="0" w:line="276" w:lineRule="auto"/>
+        <w:ind w:firstLine="0"/>
+      </w:pPr>
+      <w:r>
+        <w:rPr>
+          <w:rFonts w:ascii="Times New Roman" w:hAnsi="Times New Roman" w:eastAsia="Times New Roman"/>
+          <w:b/>
+          <w:i w:val="0"/>
+          <w:sz w:val="28"/>
+        </w:rPr>
+        <w:t>Найти.</w:t>
+      </w:r>
+    </w:p>
+    <w:p>
+      <w:pPr>
+        <w:spacing w:after="80" w:before="0" w:line="276" w:lineRule="auto"/>
+        <w:ind w:firstLine="0"/>
+      </w:pPr>
+      <w:r>
+        <w:rPr>
+          <w:rFonts w:ascii="Times New Roman" w:hAnsi="Times New Roman" w:eastAsia="Times New Roman"/>
+          <w:b w:val="0"/>
+          <w:i w:val="0"/>
+          <w:sz w:val="28"/>
+        </w:rPr>
+        <w:t>xA,  CS,  t.</w:t>
+      </w:r>
+    </w:p>
+    <w:p>
+      <w:pPr>
+        <w:spacing w:after="80" w:before="0" w:line="276" w:lineRule="auto"/>
+        <w:ind w:firstLine="0"/>
+      </w:pPr>
+      <w:r>
+        <w:rPr>
+          <w:rFonts w:ascii="Times New Roman" w:hAnsi="Times New Roman" w:eastAsia="Times New Roman"/>
+          <w:b/>
+          <w:i w:val="0"/>
+          <w:sz w:val="28"/>
+        </w:rPr>
+        <w:t>Решение.</w:t>
+      </w:r>
+    </w:p>
+    <w:p>
+      <w:pPr>
+        <w:spacing w:after="80" w:before="0" w:line="276" w:lineRule="auto"/>
+        <w:ind w:firstLine="0"/>
+      </w:pPr>
+      <w:r>
+        <w:rPr>
+          <w:rFonts w:ascii="Times New Roman" w:hAnsi="Times New Roman" w:eastAsia="Times New Roman"/>
+          <w:b w:val="0"/>
+          <w:i w:val="0"/>
+          <w:sz w:val="28"/>
+        </w:rPr>
+        <w:t>Оба канала 1-го порядка. Доля A, ушедшая в первый канал, равна k1/(k1+k2).</w:t>
+      </w:r>
+      <w:r>
+        <w:br/>
+      </w:r>
+      <w:r>
+        <w:rPr>
+          <w:rFonts w:ascii="Times New Roman" w:hAnsi="Times New Roman" w:eastAsia="Times New Roman"/>
+          <w:b w:val="0"/>
+          <w:i w:val="0"/>
+          <w:sz w:val="28"/>
+        </w:rPr>
+        <w:t>На 1 моль прореагировавшего A по 1-му каналу образуется 2 моль R:</w:t>
+      </w:r>
+      <w:r>
+        <w:br/>
+      </w:r>
+      <w:r>
+        <w:rPr>
+          <w:rFonts w:ascii="Times New Roman" w:hAnsi="Times New Roman" w:eastAsia="Times New Roman"/>
+          <w:b w:val="0"/>
+          <w:i w:val="0"/>
+          <w:sz w:val="28"/>
+        </w:rPr>
+        <w:t xml:space="preserve">    CR = 2 · k1/(k1+k2) · (CA0 − CA),</w:t>
+      </w:r>
+      <w:r>
+        <w:br/>
+      </w:r>
+      <w:r>
+        <w:rPr>
+          <w:rFonts w:ascii="Times New Roman" w:hAnsi="Times New Roman" w:eastAsia="Times New Roman"/>
+          <w:b w:val="0"/>
+          <w:i w:val="0"/>
+          <w:sz w:val="28"/>
+        </w:rPr>
+        <w:t xml:space="preserve">    2,8 = 2 · 0,28 / 0,40 · (CA0 − 2,6) = 1,4 (CA0 − 2,6),</w:t>
+      </w:r>
+      <w:r>
+        <w:br/>
+      </w:r>
+      <w:r>
+        <w:rPr>
+          <w:rFonts w:ascii="Times New Roman" w:hAnsi="Times New Roman" w:eastAsia="Times New Roman"/>
+          <w:b w:val="0"/>
+          <w:i w:val="0"/>
+          <w:sz w:val="28"/>
+        </w:rPr>
+        <w:t xml:space="preserve">    CA0 − 2,6 = 2,8 / 1,4 = 2,0  ⇒  CA0 = 4,6 моль/л.</w:t>
+      </w:r>
+      <w:r>
+        <w:br/>
+      </w:r>
+      <w:r>
+        <w:rPr>
+          <w:rFonts w:ascii="Times New Roman" w:hAnsi="Times New Roman" w:eastAsia="Times New Roman"/>
+          <w:b w:val="0"/>
+          <w:i w:val="0"/>
+          <w:sz w:val="28"/>
+        </w:rPr>
+        <w:t xml:space="preserve">    xA = (CA0 − CA) / CA0 = 2,0 / 4,6 = 0,435 ≈ 0,44.</w:t>
+      </w:r>
+      <w:r>
+        <w:br/>
+      </w:r>
+      <w:r>
+        <w:rPr>
+          <w:rFonts w:ascii="Times New Roman" w:hAnsi="Times New Roman" w:eastAsia="Times New Roman"/>
+          <w:b w:val="0"/>
+          <w:i w:val="0"/>
+          <w:sz w:val="28"/>
+        </w:rPr>
+        <w:t xml:space="preserve">    CS = k2/(k1+k2) · (CA0 − CA) = 0,12/0,40 · 2,0 = 0,60 моль/л.</w:t>
+      </w:r>
+      <w:r>
+        <w:br/>
+      </w:r>
+      <w:r>
+        <w:rPr>
+          <w:rFonts w:ascii="Times New Roman" w:hAnsi="Times New Roman" w:eastAsia="Times New Roman"/>
+          <w:b w:val="0"/>
+          <w:i w:val="0"/>
+          <w:sz w:val="28"/>
+        </w:rPr>
+        <w:t xml:space="preserve">    CA = CA0 exp[−(k1+k2)t],</w:t>
+      </w:r>
+      <w:r>
+        <w:br/>
+      </w:r>
+      <w:r>
+        <w:rPr>
+          <w:rFonts w:ascii="Times New Roman" w:hAnsi="Times New Roman" w:eastAsia="Times New Roman"/>
+          <w:b w:val="0"/>
+          <w:i w:val="0"/>
+          <w:sz w:val="28"/>
+        </w:rPr>
+        <w:t xml:space="preserve">    t = − ln(CA/CA0) / (k1+k2) = − ln(2,6/4,6) / 0,40 = 0,5706 / 0,40 = 1,43 мин.</w:t>
+      </w:r>
+    </w:p>
+    <w:p>
+      <w:pPr>
+        <w:spacing w:after="240" w:before="120" w:line="276" w:lineRule="auto"/>
+        <w:ind w:firstLine="0"/>
+      </w:pPr>
+      <w:r>
+        <w:rPr>
+          <w:rFonts w:ascii="Times New Roman" w:hAnsi="Times New Roman" w:eastAsia="Times New Roman"/>
+          <w:b/>
+          <w:i w:val="0"/>
+          <w:color w:val="006400"/>
+          <w:sz w:val="28"/>
+        </w:rPr>
+        <w:t>Ответ: xA = 0,44;   CS = 0,60 моль/л;   t = 1,43 мин.</w:t>
+      </w:r>
+    </w:p>
+    <w:p>
+      <w:pPr>
+        <w:spacing w:after="120" w:before="240" w:line="276" w:lineRule="auto"/>
+        <w:ind w:firstLine="0"/>
+      </w:pPr>
+      <w:r>
+        <w:rPr>
+          <w:rFonts w:ascii="Times New Roman" w:hAnsi="Times New Roman" w:eastAsia="Times New Roman"/>
+          <w:b/>
+          <w:i w:val="0"/>
+          <w:color w:val="2E75B6"/>
+          <w:sz w:val="28"/>
+        </w:rPr>
+        <w:t>Пример 7. Последовательные  A → R → S</w:t>
+      </w:r>
+    </w:p>
+    <w:p>
+      <w:pPr>
+        <w:spacing w:after="40" w:before="40" w:line="276" w:lineRule="auto"/>
+        <w:ind w:firstLine="0"/>
+      </w:pPr>
+      <w:r>
+        <w:rPr>
+          <w:rFonts w:ascii="Times New Roman" w:hAnsi="Times New Roman" w:eastAsia="Times New Roman"/>
+          <w:b/>
+          <w:i w:val="0"/>
+          <w:sz w:val="28"/>
+        </w:rPr>
+        <w:t>Дано.</w:t>
+      </w:r>
+    </w:p>
+    <w:p>
+      <w:pPr>
+        <w:spacing w:after="80" w:before="0" w:line="276" w:lineRule="auto"/>
+        <w:ind w:firstLine="0"/>
+      </w:pPr>
+      <w:r>
+        <w:rPr>
+          <w:rFonts w:ascii="Times New Roman" w:hAnsi="Times New Roman" w:eastAsia="Times New Roman"/>
+          <w:b w:val="0"/>
+          <w:i w:val="0"/>
+          <w:sz w:val="28"/>
+        </w:rPr>
+        <w:t>k1 = 0,2 с⁻¹;  k2 = 0,1 с⁻¹;  CA0 = 1,8 моль/л;  xA = 0,9.</w:t>
+      </w:r>
+    </w:p>
+    <w:p>
+      <w:pPr>
+        <w:spacing w:after="40" w:before="0" w:line="276" w:lineRule="auto"/>
+        <w:ind w:firstLine="0"/>
+      </w:pPr>
+      <w:r>
+        <w:rPr>
+          <w:rFonts w:ascii="Times New Roman" w:hAnsi="Times New Roman" w:eastAsia="Times New Roman"/>
+          <w:b/>
+          <w:i w:val="0"/>
+          <w:sz w:val="28"/>
+        </w:rPr>
+        <w:t>Найти.</w:t>
+      </w:r>
+    </w:p>
+    <w:p>
+      <w:pPr>
+        <w:spacing w:after="80" w:before="0" w:line="276" w:lineRule="auto"/>
+        <w:ind w:firstLine="0"/>
+      </w:pPr>
+      <w:r>
+        <w:rPr>
+          <w:rFonts w:ascii="Times New Roman" w:hAnsi="Times New Roman" w:eastAsia="Times New Roman"/>
+          <w:b w:val="0"/>
+          <w:i w:val="0"/>
+          <w:sz w:val="28"/>
+        </w:rPr>
+        <w:t>CR, интегральная SR и дифференциальная SR′.</w:t>
+      </w:r>
+    </w:p>
+    <w:p>
+      <w:pPr>
+        <w:spacing w:after="80" w:before="0" w:line="276" w:lineRule="auto"/>
+        <w:ind w:firstLine="0"/>
+      </w:pPr>
+      <w:r>
+        <w:rPr>
+          <w:rFonts w:ascii="Times New Roman" w:hAnsi="Times New Roman" w:eastAsia="Times New Roman"/>
+          <w:b/>
+          <w:i w:val="0"/>
+          <w:sz w:val="28"/>
+        </w:rPr>
+        <w:t>Решение.</w:t>
+      </w:r>
+    </w:p>
+    <w:p>
+      <w:pPr>
+        <w:spacing w:after="80" w:before="0" w:line="276" w:lineRule="auto"/>
+        <w:ind w:firstLine="0"/>
+      </w:pPr>
+      <w:r>
+        <w:rPr>
+          <w:rFonts w:ascii="Times New Roman" w:hAnsi="Times New Roman" w:eastAsia="Times New Roman"/>
+          <w:b w:val="0"/>
+          <w:i w:val="0"/>
+          <w:sz w:val="28"/>
+        </w:rPr>
+        <w:t xml:space="preserve">    CA = CA0 (1 − xA) = 1,8 · 0,1 = 0,18 моль/л.</w:t>
+      </w:r>
+      <w:r>
+        <w:br/>
+      </w:r>
+      <w:r>
+        <w:rPr>
+          <w:rFonts w:ascii="Times New Roman" w:hAnsi="Times New Roman" w:eastAsia="Times New Roman"/>
+          <w:b w:val="0"/>
+          <w:i w:val="0"/>
+          <w:sz w:val="28"/>
+        </w:rPr>
+        <w:t xml:space="preserve">    CA / CA0 = e^{−k1 t} = 0,1  ⇒  t = ln(10) / 0,2 = 11,513 с.</w:t>
+      </w:r>
+      <w:r>
+        <w:br/>
+      </w:r>
+      <w:r>
+        <w:rPr>
+          <w:rFonts w:ascii="Times New Roman" w:hAnsi="Times New Roman" w:eastAsia="Times New Roman"/>
+          <w:b w:val="0"/>
+          <w:i w:val="0"/>
+          <w:sz w:val="28"/>
+        </w:rPr>
+        <w:t xml:space="preserve">    CR = CA0 · k1/(k2 − k1) · (e^{−k1 t} − e^{−k2 t})</w:t>
+      </w:r>
+      <w:r>
+        <w:br/>
+      </w:r>
+      <w:r>
+        <w:rPr>
+          <w:rFonts w:ascii="Times New Roman" w:hAnsi="Times New Roman" w:eastAsia="Times New Roman"/>
+          <w:b w:val="0"/>
+          <w:i w:val="0"/>
+          <w:sz w:val="28"/>
+        </w:rPr>
+        <w:t xml:space="preserve">       = 1,8 · 0,2 / (0,1 − 0,2) · (e^{−2,303} − e^{−1,151})</w:t>
+      </w:r>
+      <w:r>
+        <w:br/>
+      </w:r>
+      <w:r>
+        <w:rPr>
+          <w:rFonts w:ascii="Times New Roman" w:hAnsi="Times New Roman" w:eastAsia="Times New Roman"/>
+          <w:b w:val="0"/>
+          <w:i w:val="0"/>
+          <w:sz w:val="28"/>
+        </w:rPr>
+        <w:t xml:space="preserve">       = −3,6 · (0,1000 − 0,3162) = −3,6 · (−0,2162) = 0,778 ≈ 0,78 моль/л.</w:t>
+      </w:r>
+      <w:r>
+        <w:br/>
+      </w:r>
+      <w:r>
+        <w:rPr>
+          <w:rFonts w:ascii="Times New Roman" w:hAnsi="Times New Roman" w:eastAsia="Times New Roman"/>
+          <w:b w:val="0"/>
+          <w:i w:val="0"/>
+          <w:sz w:val="28"/>
+        </w:rPr>
+        <w:t>Интегральная селективность по R:</w:t>
+      </w:r>
+      <w:r>
+        <w:br/>
+      </w:r>
+      <w:r>
+        <w:rPr>
+          <w:rFonts w:ascii="Times New Roman" w:hAnsi="Times New Roman" w:eastAsia="Times New Roman"/>
+          <w:b w:val="0"/>
+          <w:i w:val="0"/>
+          <w:sz w:val="28"/>
+        </w:rPr>
+        <w:t xml:space="preserve">    SR = CR / (CA0 − CA) = 0,78 / (1,8 − 0,18) = 0,78 / 1,62 = 0,48.</w:t>
+      </w:r>
+      <w:r>
+        <w:br/>
+      </w:r>
+      <w:r>
+        <w:rPr>
+          <w:rFonts w:ascii="Times New Roman" w:hAnsi="Times New Roman" w:eastAsia="Times New Roman"/>
+          <w:b w:val="0"/>
+          <w:i w:val="0"/>
+          <w:sz w:val="28"/>
+        </w:rPr>
+        <w:t>Скорости в конечный момент:</w:t>
+      </w:r>
+      <w:r>
+        <w:br/>
+      </w:r>
+      <w:r>
+        <w:rPr>
+          <w:rFonts w:ascii="Times New Roman" w:hAnsi="Times New Roman" w:eastAsia="Times New Roman"/>
+          <w:b w:val="0"/>
+          <w:i w:val="0"/>
+          <w:sz w:val="28"/>
+        </w:rPr>
+        <w:t xml:space="preserve">    wA = − k1 CA,    wR = k1 CA − k2 CR,    wS = k2 CR.</w:t>
+      </w:r>
+      <w:r>
+        <w:br/>
+      </w:r>
+      <w:r>
+        <w:rPr>
+          <w:rFonts w:ascii="Times New Roman" w:hAnsi="Times New Roman" w:eastAsia="Times New Roman"/>
+          <w:b w:val="0"/>
+          <w:i w:val="0"/>
+          <w:sz w:val="28"/>
+        </w:rPr>
+        <w:t xml:space="preserve">    SR′ = wR / (−wA) = 1 − k2 CR / (k1 CA)</w:t>
+      </w:r>
+      <w:r>
+        <w:br/>
+      </w:r>
+      <w:r>
+        <w:rPr>
+          <w:rFonts w:ascii="Times New Roman" w:hAnsi="Times New Roman" w:eastAsia="Times New Roman"/>
+          <w:b w:val="0"/>
+          <w:i w:val="0"/>
+          <w:sz w:val="28"/>
+        </w:rPr>
+        <w:t xml:space="preserve">        = 1 − 0,1 · 0,78 / (0,2 · 0,18) = 1 − 0,078 / 0,036 = 1 − 2,167 = −1,17.</w:t>
+      </w:r>
+      <w:r>
+        <w:br/>
+      </w:r>
+      <w:r>
+        <w:rPr>
+          <w:rFonts w:ascii="Times New Roman" w:hAnsi="Times New Roman" w:eastAsia="Times New Roman"/>
+          <w:b w:val="0"/>
+          <w:i w:val="0"/>
+          <w:sz w:val="28"/>
+        </w:rPr>
+        <w:t>SR′ &lt; 0: к этому моменту R уже расходуется быстрее, чем образуется.</w:t>
+      </w:r>
+    </w:p>
+    <w:p>
+      <w:pPr>
+        <w:spacing w:after="240" w:before="120" w:line="276" w:lineRule="auto"/>
+        <w:ind w:firstLine="0"/>
+      </w:pPr>
+      <w:r>
+        <w:rPr>
+          <w:rFonts w:ascii="Times New Roman" w:hAnsi="Times New Roman" w:eastAsia="Times New Roman"/>
+          <w:b/>
+          <w:i w:val="0"/>
+          <w:color w:val="006400"/>
+          <w:sz w:val="28"/>
+        </w:rPr>
+        <w:t>Ответ: CR = 0,78 моль/л;   SR = 0,48;   SR′ = −1,17.</w:t>
+      </w:r>
+    </w:p>
+    <w:p>
+      <w:pPr>
+        <w:spacing w:after="120" w:before="240" w:line="276" w:lineRule="auto"/>
+        <w:ind w:firstLine="0"/>
+      </w:pPr>
+      <w:r>
+        <w:rPr>
+          <w:rFonts w:ascii="Times New Roman" w:hAnsi="Times New Roman" w:eastAsia="Times New Roman"/>
+          <w:b/>
+          <w:i w:val="0"/>
+          <w:color w:val="2E75B6"/>
+          <w:sz w:val="28"/>
+        </w:rPr>
+        <w:t>Пример 8. Параллельные  A → 2R  и  A → 3S</w:t>
+      </w:r>
+    </w:p>
+    <w:p>
+      <w:pPr>
+        <w:spacing w:after="40" w:before="40" w:line="276" w:lineRule="auto"/>
+        <w:ind w:firstLine="0"/>
+      </w:pPr>
+      <w:r>
+        <w:rPr>
+          <w:rFonts w:ascii="Times New Roman" w:hAnsi="Times New Roman" w:eastAsia="Times New Roman"/>
+          <w:b/>
+          <w:i w:val="0"/>
+          <w:sz w:val="28"/>
+        </w:rPr>
+        <w:t>Дано.</w:t>
+      </w:r>
+    </w:p>
+    <w:p>
+      <w:pPr>
+        <w:spacing w:after="80" w:before="0" w:line="276" w:lineRule="auto"/>
+        <w:ind w:firstLine="0"/>
+      </w:pPr>
+      <w:r>
+        <w:rPr>
+          <w:rFonts w:ascii="Times New Roman" w:hAnsi="Times New Roman" w:eastAsia="Times New Roman"/>
+          <w:b w:val="0"/>
+          <w:i w:val="0"/>
+          <w:sz w:val="28"/>
+        </w:rPr>
+        <w:t>k1 = 1,8 мин⁻¹;  k2 = 1,2 мин⁻¹;  CA0 = 2,4 моль/л;  CS = 0,8 моль/л.</w:t>
+      </w:r>
+    </w:p>
+    <w:p>
+      <w:pPr>
+        <w:spacing w:after="40" w:before="0" w:line="276" w:lineRule="auto"/>
+        <w:ind w:firstLine="0"/>
+      </w:pPr>
+      <w:r>
+        <w:rPr>
+          <w:rFonts w:ascii="Times New Roman" w:hAnsi="Times New Roman" w:eastAsia="Times New Roman"/>
+          <w:b/>
+          <w:i w:val="0"/>
+          <w:sz w:val="28"/>
+        </w:rPr>
+        <w:t>Найти.</w:t>
+      </w:r>
+    </w:p>
+    <w:p>
+      <w:pPr>
+        <w:spacing w:after="80" w:before="0" w:line="276" w:lineRule="auto"/>
+        <w:ind w:firstLine="0"/>
+      </w:pPr>
+      <w:r>
+        <w:rPr>
+          <w:rFonts w:ascii="Times New Roman" w:hAnsi="Times New Roman" w:eastAsia="Times New Roman"/>
+          <w:b w:val="0"/>
+          <w:i w:val="0"/>
+          <w:sz w:val="28"/>
+        </w:rPr>
+        <w:t>xA и t.</w:t>
+      </w:r>
+    </w:p>
+    <w:p>
+      <w:pPr>
+        <w:spacing w:after="80" w:before="0" w:line="276" w:lineRule="auto"/>
+        <w:ind w:firstLine="0"/>
+      </w:pPr>
+      <w:r>
+        <w:rPr>
+          <w:rFonts w:ascii="Times New Roman" w:hAnsi="Times New Roman" w:eastAsia="Times New Roman"/>
+          <w:b/>
+          <w:i w:val="0"/>
+          <w:sz w:val="28"/>
+        </w:rPr>
+        <w:t>Решение.</w:t>
+      </w:r>
+    </w:p>
+    <w:p>
+      <w:pPr>
+        <w:spacing w:after="80" w:before="0" w:line="276" w:lineRule="auto"/>
+        <w:ind w:firstLine="0"/>
+      </w:pPr>
+      <w:r>
+        <w:rPr>
+          <w:rFonts w:ascii="Times New Roman" w:hAnsi="Times New Roman" w:eastAsia="Times New Roman"/>
+          <w:b w:val="0"/>
+          <w:i w:val="0"/>
+          <w:sz w:val="28"/>
+        </w:rPr>
+        <w:t xml:space="preserve">    CS = 3 · k2/(k1+k2) · (CA0 − CA) = 3 · 1,2 / 3,0 · (2,4 − CA) = 1,2 (2,4 − CA).</w:t>
+      </w:r>
+      <w:r>
+        <w:br/>
+      </w:r>
+      <w:r>
+        <w:rPr>
+          <w:rFonts w:ascii="Times New Roman" w:hAnsi="Times New Roman" w:eastAsia="Times New Roman"/>
+          <w:b w:val="0"/>
+          <w:i w:val="0"/>
+          <w:sz w:val="28"/>
+        </w:rPr>
+        <w:t xml:space="preserve">    0,8 = 1,2 (2,4 − CA)  ⇒  2,4 − CA = 0,667  ⇒  CA = 1,733 моль/л.</w:t>
+      </w:r>
+      <w:r>
+        <w:br/>
+      </w:r>
+      <w:r>
+        <w:rPr>
+          <w:rFonts w:ascii="Times New Roman" w:hAnsi="Times New Roman" w:eastAsia="Times New Roman"/>
+          <w:b w:val="0"/>
+          <w:i w:val="0"/>
+          <w:sz w:val="28"/>
+        </w:rPr>
+        <w:t xml:space="preserve">    xA = (2,4 − 1,733) / 2,4 = 0,278 ≈ 0,28.</w:t>
+      </w:r>
+      <w:r>
+        <w:br/>
+      </w:r>
+      <w:r>
+        <w:rPr>
+          <w:rFonts w:ascii="Times New Roman" w:hAnsi="Times New Roman" w:eastAsia="Times New Roman"/>
+          <w:b w:val="0"/>
+          <w:i w:val="0"/>
+          <w:sz w:val="28"/>
+        </w:rPr>
+        <w:t xml:space="preserve">    t = − ln(CA/CA0) / (k1+k2) = − ln(1,733/2,4) / 3,0 = 0,325 / 3,0 = 0,108 ≈ 0,11 мин.</w:t>
+      </w:r>
+    </w:p>
+    <w:p>
+      <w:pPr>
+        <w:spacing w:after="240" w:before="120" w:line="276" w:lineRule="auto"/>
+        <w:ind w:firstLine="0"/>
+      </w:pPr>
+      <w:r>
+        <w:rPr>
+          <w:rFonts w:ascii="Times New Roman" w:hAnsi="Times New Roman" w:eastAsia="Times New Roman"/>
+          <w:b/>
+          <w:i w:val="0"/>
+          <w:color w:val="006400"/>
+          <w:sz w:val="28"/>
+        </w:rPr>
+        <w:t>Ответ: xA = 0,28;   t = 0,11 мин.</w:t>
+      </w:r>
+    </w:p>
+    <w:p>
+      <w:pPr>
+        <w:spacing w:after="120" w:before="240" w:line="276" w:lineRule="auto"/>
+        <w:ind w:firstLine="0"/>
+      </w:pPr>
+      <w:r>
+        <w:rPr>
+          <w:rFonts w:ascii="Times New Roman" w:hAnsi="Times New Roman" w:eastAsia="Times New Roman"/>
+          <w:b/>
+          <w:i w:val="0"/>
+          <w:color w:val="2E75B6"/>
+          <w:sz w:val="28"/>
+        </w:rPr>
+        <w:t>Пример 9. Последовательные  A → R → S</w:t>
+      </w:r>
+    </w:p>
+    <w:p>
+      <w:pPr>
+        <w:spacing w:after="40" w:before="40" w:line="276" w:lineRule="auto"/>
+        <w:ind w:firstLine="0"/>
+      </w:pPr>
+      <w:r>
+        <w:rPr>
+          <w:rFonts w:ascii="Times New Roman" w:hAnsi="Times New Roman" w:eastAsia="Times New Roman"/>
+          <w:b/>
+          <w:i w:val="0"/>
+          <w:sz w:val="28"/>
+        </w:rPr>
+        <w:t>Дано.</w:t>
+      </w:r>
+    </w:p>
+    <w:p>
+      <w:pPr>
+        <w:spacing w:after="80" w:before="0" w:line="276" w:lineRule="auto"/>
+        <w:ind w:firstLine="0"/>
+      </w:pPr>
+      <w:r>
+        <w:rPr>
+          <w:rFonts w:ascii="Times New Roman" w:hAnsi="Times New Roman" w:eastAsia="Times New Roman"/>
+          <w:b w:val="0"/>
+          <w:i w:val="0"/>
+          <w:sz w:val="28"/>
+        </w:rPr>
+        <w:t>k1 = 0,6 мин⁻¹;  k2 = 0,8 мин⁻¹;  CA0 = 5 моль/л;  t = 3 мин.</w:t>
+      </w:r>
+    </w:p>
+    <w:p>
+      <w:pPr>
+        <w:spacing w:after="40" w:before="0" w:line="276" w:lineRule="auto"/>
+        <w:ind w:firstLine="0"/>
+      </w:pPr>
+      <w:r>
+        <w:rPr>
+          <w:rFonts w:ascii="Times New Roman" w:hAnsi="Times New Roman" w:eastAsia="Times New Roman"/>
+          <w:b/>
+          <w:i w:val="0"/>
+          <w:sz w:val="28"/>
+        </w:rPr>
+        <w:t>Найти.</w:t>
+      </w:r>
+    </w:p>
+    <w:p>
+      <w:pPr>
+        <w:spacing w:after="80" w:before="0" w:line="276" w:lineRule="auto"/>
+        <w:ind w:firstLine="0"/>
+      </w:pPr>
+      <w:r>
+        <w:rPr>
+          <w:rFonts w:ascii="Times New Roman" w:hAnsi="Times New Roman" w:eastAsia="Times New Roman"/>
+          <w:b w:val="0"/>
+          <w:i w:val="0"/>
+          <w:sz w:val="28"/>
+        </w:rPr>
+        <w:t>CR, CS, xA.</w:t>
+      </w:r>
+    </w:p>
+    <w:p>
+      <w:pPr>
+        <w:spacing w:after="80" w:before="0" w:line="276" w:lineRule="auto"/>
+        <w:ind w:firstLine="0"/>
+      </w:pPr>
+      <w:r>
+        <w:rPr>
+          <w:rFonts w:ascii="Times New Roman" w:hAnsi="Times New Roman" w:eastAsia="Times New Roman"/>
+          <w:b/>
+          <w:i w:val="0"/>
+          <w:sz w:val="28"/>
+        </w:rPr>
+        <w:t>Решение.</w:t>
+      </w:r>
+    </w:p>
+    <w:p>
+      <w:pPr>
+        <w:spacing w:after="80" w:before="0" w:line="276" w:lineRule="auto"/>
+        <w:ind w:firstLine="0"/>
+      </w:pPr>
+      <w:r>
+        <w:rPr>
+          <w:rFonts w:ascii="Times New Roman" w:hAnsi="Times New Roman" w:eastAsia="Times New Roman"/>
+          <w:b w:val="0"/>
+          <w:i w:val="0"/>
+          <w:sz w:val="28"/>
+        </w:rPr>
+        <w:t xml:space="preserve">    CA = 5 · exp(−0,6 · 3) = 5 · exp(−1,8) = 5 · 0,1653 = 0,826 моль/л,</w:t>
+      </w:r>
+      <w:r>
+        <w:br/>
+      </w:r>
+      <w:r>
+        <w:rPr>
+          <w:rFonts w:ascii="Times New Roman" w:hAnsi="Times New Roman" w:eastAsia="Times New Roman"/>
+          <w:b w:val="0"/>
+          <w:i w:val="0"/>
+          <w:sz w:val="28"/>
+        </w:rPr>
+        <w:t xml:space="preserve">    xA = 1 − 0,1653 = 0,835.</w:t>
+      </w:r>
+      <w:r>
+        <w:br/>
+      </w:r>
+      <w:r>
+        <w:rPr>
+          <w:rFonts w:ascii="Times New Roman" w:hAnsi="Times New Roman" w:eastAsia="Times New Roman"/>
+          <w:b w:val="0"/>
+          <w:i w:val="0"/>
+          <w:sz w:val="28"/>
+        </w:rPr>
+        <w:t xml:space="preserve">    CR = 5 · 0,6 / (0,8 − 0,6) · (e^{−1,8} − e^{−0,8·3})</w:t>
+      </w:r>
+      <w:r>
+        <w:br/>
+      </w:r>
+      <w:r>
+        <w:rPr>
+          <w:rFonts w:ascii="Times New Roman" w:hAnsi="Times New Roman" w:eastAsia="Times New Roman"/>
+          <w:b w:val="0"/>
+          <w:i w:val="0"/>
+          <w:sz w:val="28"/>
+        </w:rPr>
+        <w:t xml:space="preserve">       = 15 · (0,1653 − e^{−2,4}) = 15 · (0,1653 − 0,0907) = 15 · 0,0746 = 1,12 моль/л.</w:t>
+      </w:r>
+      <w:r>
+        <w:br/>
+      </w:r>
+      <w:r>
+        <w:rPr>
+          <w:rFonts w:ascii="Times New Roman" w:hAnsi="Times New Roman" w:eastAsia="Times New Roman"/>
+          <w:b w:val="0"/>
+          <w:i w:val="0"/>
+          <w:sz w:val="28"/>
+        </w:rPr>
+        <w:t xml:space="preserve">    CS = CA0 − CA − CR = 5 − 0,826 − 1,12 = 3,05 ≈ 3,06 моль/л.</w:t>
+      </w:r>
+    </w:p>
+    <w:p>
+      <w:pPr>
+        <w:spacing w:after="240" w:before="120" w:line="276" w:lineRule="auto"/>
+        <w:ind w:firstLine="0"/>
+      </w:pPr>
+      <w:r>
+        <w:rPr>
+          <w:rFonts w:ascii="Times New Roman" w:hAnsi="Times New Roman" w:eastAsia="Times New Roman"/>
+          <w:b/>
+          <w:i w:val="0"/>
+          <w:color w:val="006400"/>
+          <w:sz w:val="28"/>
+        </w:rPr>
+        <w:t>Ответ: CR = 1,11 моль/л;   CS = 3,06 моль/л;   xA = 0,835.</w:t>
+      </w:r>
+    </w:p>
+    <w:p>
+      <w:pPr>
+        <w:spacing w:after="120" w:before="240" w:line="276" w:lineRule="auto"/>
+        <w:ind w:firstLine="0"/>
+      </w:pPr>
+      <w:r>
+        <w:rPr>
+          <w:rFonts w:ascii="Times New Roman" w:hAnsi="Times New Roman" w:eastAsia="Times New Roman"/>
+          <w:b/>
+          <w:i w:val="0"/>
+          <w:color w:val="2E75B6"/>
+          <w:sz w:val="28"/>
+        </w:rPr>
+        <w:t>Пример 10. Параллельные  A → R  и  A → S</w:t>
+      </w:r>
+    </w:p>
+    <w:p>
+      <w:pPr>
+        <w:spacing w:after="40" w:before="40" w:line="276" w:lineRule="auto"/>
+        <w:ind w:firstLine="0"/>
+      </w:pPr>
+      <w:r>
+        <w:rPr>
+          <w:rFonts w:ascii="Times New Roman" w:hAnsi="Times New Roman" w:eastAsia="Times New Roman"/>
+          <w:b/>
+          <w:i w:val="0"/>
+          <w:sz w:val="28"/>
+        </w:rPr>
+        <w:t>Дано.</w:t>
+      </w:r>
+    </w:p>
+    <w:p>
+      <w:pPr>
+        <w:spacing w:after="80" w:before="0" w:line="276" w:lineRule="auto"/>
+        <w:ind w:firstLine="0"/>
+      </w:pPr>
+      <w:r>
+        <w:rPr>
+          <w:rFonts w:ascii="Times New Roman" w:hAnsi="Times New Roman" w:eastAsia="Times New Roman"/>
+          <w:b w:val="0"/>
+          <w:i w:val="0"/>
+          <w:sz w:val="28"/>
+        </w:rPr>
+        <w:t>k1 = 10⁻³ с⁻¹;  k2 = 10⁻² с⁻¹;  CA0 = 2 моль/л;</w:t>
+      </w:r>
+      <w:r>
+        <w:br/>
+      </w:r>
+      <w:r>
+        <w:rPr>
+          <w:rFonts w:ascii="Times New Roman" w:hAnsi="Times New Roman" w:eastAsia="Times New Roman"/>
+          <w:b w:val="0"/>
+          <w:i w:val="0"/>
+          <w:sz w:val="28"/>
+        </w:rPr>
+        <w:t>CS = 0,5 моль/л;  CR = 0,05 моль/л.</w:t>
+      </w:r>
+    </w:p>
+    <w:p>
+      <w:pPr>
+        <w:spacing w:after="40" w:before="0" w:line="276" w:lineRule="auto"/>
+        <w:ind w:firstLine="0"/>
+      </w:pPr>
+      <w:r>
+        <w:rPr>
+          <w:rFonts w:ascii="Times New Roman" w:hAnsi="Times New Roman" w:eastAsia="Times New Roman"/>
+          <w:b/>
+          <w:i w:val="0"/>
+          <w:sz w:val="28"/>
+        </w:rPr>
+        <w:t>Найти.</w:t>
+      </w:r>
+    </w:p>
+    <w:p>
+      <w:pPr>
+        <w:spacing w:after="80" w:before="0" w:line="276" w:lineRule="auto"/>
+        <w:ind w:firstLine="0"/>
+      </w:pPr>
+      <w:r>
+        <w:rPr>
+          <w:rFonts w:ascii="Times New Roman" w:hAnsi="Times New Roman" w:eastAsia="Times New Roman"/>
+          <w:b w:val="0"/>
+          <w:i w:val="0"/>
+          <w:sz w:val="28"/>
+        </w:rPr>
+        <w:t>xA, t и скорости по всем веществам.</w:t>
+      </w:r>
+    </w:p>
+    <w:p>
+      <w:pPr>
+        <w:spacing w:after="80" w:before="0" w:line="276" w:lineRule="auto"/>
+        <w:ind w:firstLine="0"/>
+      </w:pPr>
+      <w:r>
+        <w:rPr>
+          <w:rFonts w:ascii="Times New Roman" w:hAnsi="Times New Roman" w:eastAsia="Times New Roman"/>
+          <w:b/>
+          <w:i w:val="0"/>
+          <w:sz w:val="28"/>
+        </w:rPr>
+        <w:t>Решение.</w:t>
+      </w:r>
+    </w:p>
+    <w:p>
+      <w:pPr>
+        <w:spacing w:after="80" w:before="0" w:line="276" w:lineRule="auto"/>
+        <w:ind w:firstLine="0"/>
+      </w:pPr>
+      <w:r>
+        <w:rPr>
+          <w:rFonts w:ascii="Times New Roman" w:hAnsi="Times New Roman" w:eastAsia="Times New Roman"/>
+          <w:b w:val="0"/>
+          <w:i w:val="0"/>
+          <w:sz w:val="28"/>
+        </w:rPr>
+        <w:t>Проверка согласованности:  CS / CR = k2 / k1 = 10⁻² / 10⁻³ = 10,  и  0,5 / 0,05 = 10.</w:t>
+      </w:r>
+      <w:r>
+        <w:br/>
+      </w:r>
+      <w:r>
+        <w:rPr>
+          <w:rFonts w:ascii="Times New Roman" w:hAnsi="Times New Roman" w:eastAsia="Times New Roman"/>
+          <w:b w:val="0"/>
+          <w:i w:val="0"/>
+          <w:sz w:val="28"/>
+        </w:rPr>
+        <w:t xml:space="preserve">    CA0 − CA = CR + CS = 0,05 + 0,50 = 0,55 моль/л,</w:t>
+      </w:r>
+      <w:r>
+        <w:br/>
+      </w:r>
+      <w:r>
+        <w:rPr>
+          <w:rFonts w:ascii="Times New Roman" w:hAnsi="Times New Roman" w:eastAsia="Times New Roman"/>
+          <w:b w:val="0"/>
+          <w:i w:val="0"/>
+          <w:sz w:val="28"/>
+        </w:rPr>
+        <w:t xml:space="preserve">    CA = 2 − 0,55 = 1,45 моль/л,</w:t>
+      </w:r>
+      <w:r>
+        <w:br/>
+      </w:r>
+      <w:r>
+        <w:rPr>
+          <w:rFonts w:ascii="Times New Roman" w:hAnsi="Times New Roman" w:eastAsia="Times New Roman"/>
+          <w:b w:val="0"/>
+          <w:i w:val="0"/>
+          <w:sz w:val="28"/>
+        </w:rPr>
+        <w:t xml:space="preserve">    xA = 0,55 / 2 = 0,275.</w:t>
+      </w:r>
+      <w:r>
+        <w:br/>
+      </w:r>
+      <w:r>
+        <w:rPr>
+          <w:rFonts w:ascii="Times New Roman" w:hAnsi="Times New Roman" w:eastAsia="Times New Roman"/>
+          <w:b w:val="0"/>
+          <w:i w:val="0"/>
+          <w:sz w:val="28"/>
+        </w:rPr>
+        <w:t xml:space="preserve">    t = − ln(CA/CA0) / (k1+k2) = − ln(1,45/2) / 0,011 = 0,3216 / 0,011 = 29,23 с.</w:t>
+      </w:r>
+      <w:r>
+        <w:br/>
+      </w:r>
+      <w:r>
+        <w:rPr>
+          <w:rFonts w:ascii="Times New Roman" w:hAnsi="Times New Roman" w:eastAsia="Times New Roman"/>
+          <w:b w:val="0"/>
+          <w:i w:val="0"/>
+          <w:sz w:val="28"/>
+        </w:rPr>
+        <w:t>Скорости в конечный момент (w_i = ν_i k_i C_A, оба канала 1-го порядка):</w:t>
+      </w:r>
+      <w:r>
+        <w:br/>
+      </w:r>
+      <w:r>
+        <w:rPr>
+          <w:rFonts w:ascii="Times New Roman" w:hAnsi="Times New Roman" w:eastAsia="Times New Roman"/>
+          <w:b w:val="0"/>
+          <w:i w:val="0"/>
+          <w:sz w:val="28"/>
+        </w:rPr>
+        <w:t xml:space="preserve">    wA = − (k1 + k2) CA = −0,011 · 1,45 = −0,016 моль/(л·с),</w:t>
+      </w:r>
+      <w:r>
+        <w:br/>
+      </w:r>
+      <w:r>
+        <w:rPr>
+          <w:rFonts w:ascii="Times New Roman" w:hAnsi="Times New Roman" w:eastAsia="Times New Roman"/>
+          <w:b w:val="0"/>
+          <w:i w:val="0"/>
+          <w:sz w:val="28"/>
+        </w:rPr>
+        <w:t xml:space="preserve">    wR = k1 CA = 10⁻³ · 1,45 = 0,00145 моль/(л·с),</w:t>
+      </w:r>
+      <w:r>
+        <w:br/>
+      </w:r>
+      <w:r>
+        <w:rPr>
+          <w:rFonts w:ascii="Times New Roman" w:hAnsi="Times New Roman" w:eastAsia="Times New Roman"/>
+          <w:b w:val="0"/>
+          <w:i w:val="0"/>
+          <w:sz w:val="28"/>
+        </w:rPr>
+        <w:t xml:space="preserve">    wS = k2 CA = 10⁻² · 1,45 = 0,0145 моль/(л·с).</w:t>
+      </w:r>
+    </w:p>
+    <w:p>
+      <w:pPr>
+        <w:spacing w:after="240" w:before="120" w:line="276" w:lineRule="auto"/>
+        <w:ind w:firstLine="0"/>
+      </w:pPr>
+      <w:r>
+        <w:rPr>
+          <w:rFonts w:ascii="Times New Roman" w:hAnsi="Times New Roman" w:eastAsia="Times New Roman"/>
+          <w:b/>
+          <w:i w:val="0"/>
+          <w:color w:val="006400"/>
+          <w:sz w:val="28"/>
+        </w:rPr>
+        <w:t>Ответ: xA = 0,275;   t = 29,23 с;   wA = −0,016;   wR = 0,00145;   wS = 0,0145 моль/(л·с).</w:t>
       </w:r>
     </w:p>
     <w:sectPr>
       <w:pgSz w:w="12240" w:h="15840"/>
-      <w:pgMar w:top="907" w:right="850" w:bottom="907" w:left="1134" w:header="720" w:footer="720" w:gutter="0"/>
+      <w:pgMar w:top="1020" w:right="907" w:bottom="1020" w:left="1247" w:header="720" w:footer="720" w:gutter="0"/>
       <w:cols w:space="720"/>
       <w:docGrid w:linePitch="360"/>
     </w:sectPr>
